--- a/docs/passation/Lab-Horizon-dossier-de-passation.docx
+++ b/docs/passation/Lab-Horizon-dossier-de-passation.docx
@@ -8398,15 +8398,6 @@
           <w:sz w:val="22"/>
         </w:rPr>
         <w:t xml:space="preserve">npm install</w:t>
-      </w:r>
-      <w:r>
-        <w:rPr>
-          <w:rStyle w:val="NormalTok"/>
-          <w:rFonts w:ascii="Consolas" w:hAnsi="Consolas" w:cs="Consolas" w:eastAsia="Consolas"/>
-          <w:b w:val="0"/>
-          <w:color w:val="0A192F"/>
-          <w:sz w:val="22"/>
-        </w:rPr>
         <w:br/>
       </w:r>
       <w:r>
@@ -13581,6 +13572,665 @@
       </w:r>
     </w:p>
     <w:bookmarkEnd w:id="55"/>
+    <w:p>
+      <w:pPr>
+        <w:pStyle w:val="Titre2"/>
+        <w:spacing w:before="280" w:after="120" w:line="276" w:lineRule="auto"/>
+        <w:ind w:left="0" w:right="0"/>
+      </w:pPr>
+      <w:r>
+        <w:rPr>
+          <w:rFonts w:ascii="Segoe UI" w:hAnsi="Segoe UI" w:cs="Segoe UI" w:eastAsia="Segoe UI"/>
+          <w:b/>
+          <w:color w:val="007A8C"/>
+          <w:sz w:val="32"/>
+        </w:rPr>
+        <w:t xml:space="preserve">Réglages GitHub à reproduire</w:t>
+      </w:r>
+    </w:p>
+    <w:p>
+      <w:pPr>
+        <w:pStyle w:val="FirstParagraph"/>
+        <w:spacing w:before="40" w:after="160" w:line="324" w:lineRule="auto"/>
+        <w:ind w:left="0" w:right="0"/>
+      </w:pPr>
+      <w:r>
+        <w:rPr>
+          <w:rFonts w:ascii="Segoe UI" w:hAnsi="Segoe UI" w:cs="Segoe UI" w:eastAsia="Segoe UI"/>
+          <w:b w:val="0"/>
+          <w:color w:val="0A192F"/>
+          <w:sz w:val="26"/>
+        </w:rPr>
+        <w:t xml:space="preserve">Une partie de la protection n’est pas dans le dépôt : ce sont des réglages du dépôt GitHub. Un fork, un transfert ou un nouveau dépôt ne les copie pas. Sans eux, la CI tourne mais ne bloque plus rien, et un secret peut être poussé.</w:t>
+      </w:r>
+    </w:p>
+    <w:tbl>
+      <w:tblPr>
+        <w:tblW w:w="5000" w:type="pct"/>
+        <w:tblLayout w:type="autofit"/>
+        <w:tblLook w:val="0020" w:firstRow="1" w:lastRow="0" w:firstColumn="0" w:lastColumn="0" w:noHBand="0" w:noVBand="0"/>
+        <w:tblBorders>
+          <w:top w:val="single" w:sz="6" w:space="0" w:color="C5CED6"/>
+          <w:left w:val="single" w:sz="6" w:space="0" w:color="C5CED6"/>
+          <w:bottom w:val="single" w:sz="6" w:space="0" w:color="C5CED6"/>
+          <w:right w:val="single" w:sz="6" w:space="0" w:color="C5CED6"/>
+          <w:insideH w:val="single" w:sz="6" w:space="0" w:color="C5CED6"/>
+          <w:insideV w:val="single" w:sz="6" w:space="0" w:color="C5CED6"/>
+        </w:tblBorders>
+      </w:tblPr>
+      <w:tblGrid>
+        <w:gridCol w:w="2169"/>
+        <w:gridCol w:w="2168"/>
+        <w:gridCol w:w="5639"/>
+      </w:tblGrid>
+      <w:tr>
+        <w:trPr>
+          <w:tblHeader/>
+        </w:trPr>
+        <w:tc>
+          <w:tcPr>
+            <w:tcW w:w="1721" w:type="dxa"/>
+            <w:shd w:val="clear" w:color="auto" w:fill="02223F"/>
+            <w:tcMar>
+              <w:top w:w="80" w:type="dxa"/>
+              <w:left w:w="120" w:type="dxa"/>
+              <w:bottom w:w="80" w:type="dxa"/>
+              <w:right w:w="120" w:type="dxa"/>
+            </w:tcMar>
+          </w:tcPr>
+          <w:p>
+            <w:pPr>
+              <w:pStyle w:val="Compact"/>
+              <w:spacing w:before="20" w:after="20" w:line="276" w:lineRule="auto"/>
+              <w:ind w:left="0" w:right="0"/>
+              <w:rPr>
+                <w:kern w:val="2"/>
+                <w:lang w:val="fr-NC" w:eastAsia="fr-NC"/>
+                <w14:ligatures w14:val="standardContextual"/>
+              </w:rPr>
+            </w:pPr>
+            <w:r>
+              <w:rPr>
+                <w:rFonts w:ascii="Segoe UI" w:hAnsi="Segoe UI" w:cs="Segoe UI" w:eastAsia="Segoe UI"/>
+                <w:b/>
+                <w:color w:val="FFFFFF"/>
+                <w:sz w:val="24"/>
+                <w:szCs w:val="20"/>
+                <w:lang w:val="fr-FR"/>
+              </w:rPr>
+              <w:t xml:space="preserve">Réglage</w:t>
+            </w:r>
+          </w:p>
+        </w:tc>
+        <w:tc>
+          <w:tcPr>
+            <w:tcW w:w="1721" w:type="dxa"/>
+            <w:shd w:val="clear" w:color="auto" w:fill="02223F"/>
+            <w:tcMar>
+              <w:top w:w="80" w:type="dxa"/>
+              <w:left w:w="120" w:type="dxa"/>
+              <w:bottom w:w="80" w:type="dxa"/>
+              <w:right w:w="120" w:type="dxa"/>
+            </w:tcMar>
+          </w:tcPr>
+          <w:p>
+            <w:pPr>
+              <w:pStyle w:val="Compact"/>
+              <w:spacing w:before="20" w:after="20" w:line="276" w:lineRule="auto"/>
+              <w:ind w:left="0" w:right="0"/>
+              <w:rPr>
+                <w:kern w:val="2"/>
+                <w:lang w:val="fr-NC" w:eastAsia="fr-NC"/>
+                <w14:ligatures w14:val="standardContextual"/>
+              </w:rPr>
+            </w:pPr>
+            <w:r>
+              <w:rPr>
+                <w:rFonts w:ascii="Segoe UI" w:hAnsi="Segoe UI" w:cs="Segoe UI" w:eastAsia="Segoe UI"/>
+                <w:b/>
+                <w:color w:val="FFFFFF"/>
+                <w:sz w:val="24"/>
+                <w:szCs w:val="20"/>
+                <w:lang w:val="fr-FR"/>
+              </w:rPr>
+              <w:t xml:space="preserve">Où (Settings)</w:t>
+            </w:r>
+          </w:p>
+        </w:tc>
+        <w:tc>
+          <w:tcPr>
+            <w:tcW w:w="4476" w:type="dxa"/>
+            <w:shd w:val="clear" w:color="auto" w:fill="02223F"/>
+            <w:tcMar>
+              <w:top w:w="80" w:type="dxa"/>
+              <w:left w:w="120" w:type="dxa"/>
+              <w:bottom w:w="80" w:type="dxa"/>
+              <w:right w:w="120" w:type="dxa"/>
+            </w:tcMar>
+          </w:tcPr>
+          <w:p>
+            <w:pPr>
+              <w:pStyle w:val="Compact"/>
+              <w:spacing w:before="20" w:after="20" w:line="276" w:lineRule="auto"/>
+              <w:ind w:left="0" w:right="0"/>
+              <w:rPr>
+                <w:kern w:val="2"/>
+                <w:lang w:val="fr-NC" w:eastAsia="fr-NC"/>
+                <w14:ligatures w14:val="standardContextual"/>
+              </w:rPr>
+            </w:pPr>
+            <w:r>
+              <w:rPr>
+                <w:rFonts w:ascii="Segoe UI" w:hAnsi="Segoe UI" w:cs="Segoe UI" w:eastAsia="Segoe UI"/>
+                <w:b/>
+                <w:color w:val="FFFFFF"/>
+                <w:sz w:val="24"/>
+                <w:szCs w:val="20"/>
+                <w:lang w:val="fr-FR"/>
+              </w:rPr>
+              <w:t xml:space="preserve">Valeur</w:t>
+            </w:r>
+          </w:p>
+        </w:tc>
+      </w:tr>
+      <w:tr>
+        <w:tc>
+          <w:tcPr>
+            <w:tcW w:w="1721" w:type="dxa"/>
+            <w:hideMark/>
+            <w:shd w:val="clear" w:color="auto" w:fill="FFFFFF"/>
+            <w:tcMar>
+              <w:top w:w="80" w:type="dxa"/>
+              <w:left w:w="120" w:type="dxa"/>
+              <w:bottom w:w="80" w:type="dxa"/>
+              <w:right w:w="120" w:type="dxa"/>
+            </w:tcMar>
+          </w:tcPr>
+          <w:p>
+            <w:pPr>
+              <w:pStyle w:val="Compact"/>
+              <w:spacing w:before="20" w:beforeAutospacing="1" w:after="20" w:afterAutospacing="1" w:line="276" w:lineRule="auto"/>
+              <w:ind w:left="0" w:right="0"/>
+            </w:pPr>
+            <w:r>
+              <w:rPr>
+                <w:rFonts w:ascii="Segoe UI" w:hAnsi="Segoe UI" w:cs="Segoe UI" w:eastAsia="Segoe UI"/>
+                <w:b w:val="0"/>
+                <w:color w:val="0A192F"/>
+                <w:sz w:val="24"/>
+                <w:szCs w:val="20"/>
+                <w:lang w:val="fr-FR"/>
+              </w:rPr>
+              <w:t xml:space="preserve">Protection de </w:t>
+            </w:r>
+            <w:r>
+              <w:rPr>
+                <w:rStyle w:val="VerbatimChar"/>
+                <w:rFonts w:ascii="Segoe UI" w:hAnsi="Segoe UI" w:cs="Segoe UI" w:eastAsia="Segoe UI"/>
+                <w:b w:val="0"/>
+                <w:color w:val="0A192F"/>
+                <w:sz w:val="24"/>
+                <w:szCs w:val="20"/>
+                <w:lang w:val="fr-FR"/>
+              </w:rPr>
+              <w:t xml:space="preserve">main</w:t>
+            </w:r>
+          </w:p>
+        </w:tc>
+        <w:tc>
+          <w:tcPr>
+            <w:tcW w:w="1721" w:type="dxa"/>
+            <w:hideMark/>
+            <w:shd w:val="clear" w:color="auto" w:fill="FFFFFF"/>
+            <w:tcMar>
+              <w:top w:w="80" w:type="dxa"/>
+              <w:left w:w="120" w:type="dxa"/>
+              <w:bottom w:w="80" w:type="dxa"/>
+              <w:right w:w="120" w:type="dxa"/>
+            </w:tcMar>
+          </w:tcPr>
+          <w:p>
+            <w:pPr>
+              <w:pStyle w:val="Compact"/>
+              <w:spacing w:before="20" w:beforeAutospacing="1" w:after="20" w:afterAutospacing="1" w:line="276" w:lineRule="auto"/>
+              <w:ind w:left="0" w:right="0"/>
+            </w:pPr>
+            <w:r>
+              <w:rPr>
+                <w:rFonts w:ascii="Segoe UI" w:hAnsi="Segoe UI" w:cs="Segoe UI" w:eastAsia="Segoe UI"/>
+                <w:b w:val="0"/>
+                <w:color w:val="0A192F"/>
+                <w:sz w:val="24"/>
+                <w:szCs w:val="20"/>
+                <w:lang w:val="fr-FR"/>
+              </w:rPr>
+              <w:t xml:space="preserve">Branches → règle sur </w:t>
+            </w:r>
+            <w:r>
+              <w:rPr>
+                <w:rStyle w:val="VerbatimChar"/>
+                <w:rFonts w:ascii="Segoe UI" w:hAnsi="Segoe UI" w:cs="Segoe UI" w:eastAsia="Segoe UI"/>
+                <w:b w:val="0"/>
+                <w:color w:val="0A192F"/>
+                <w:sz w:val="24"/>
+                <w:szCs w:val="20"/>
+                <w:lang w:val="fr-FR"/>
+              </w:rPr>
+              <w:t xml:space="preserve">main</w:t>
+            </w:r>
+          </w:p>
+        </w:tc>
+        <w:tc>
+          <w:tcPr>
+            <w:tcW w:w="4476" w:type="dxa"/>
+            <w:hideMark/>
+            <w:shd w:val="clear" w:color="auto" w:fill="FFFFFF"/>
+            <w:tcMar>
+              <w:top w:w="80" w:type="dxa"/>
+              <w:left w:w="120" w:type="dxa"/>
+              <w:bottom w:w="80" w:type="dxa"/>
+              <w:right w:w="120" w:type="dxa"/>
+            </w:tcMar>
+          </w:tcPr>
+          <w:p>
+            <w:pPr>
+              <w:pStyle w:val="Compact"/>
+              <w:spacing w:before="20" w:beforeAutospacing="1" w:after="20" w:afterAutospacing="1" w:line="276" w:lineRule="auto"/>
+              <w:ind w:left="0" w:right="0"/>
+            </w:pPr>
+            <w:r>
+              <w:rPr>
+                <w:rFonts w:ascii="Segoe UI" w:hAnsi="Segoe UI" w:cs="Segoe UI" w:eastAsia="Segoe UI"/>
+                <w:b w:val="0"/>
+                <w:color w:val="0A192F"/>
+                <w:sz w:val="24"/>
+                <w:szCs w:val="20"/>
+                <w:lang w:val="fr-FR"/>
+              </w:rPr>
+              <w:t xml:space="preserve">Pull request obligatoire ; contrôles requis : </w:t>
+            </w:r>
+            <w:r>
+              <w:rPr>
+                <w:rStyle w:val="VerbatimChar"/>
+                <w:rFonts w:ascii="Segoe UI" w:hAnsi="Segoe UI" w:cs="Segoe UI" w:eastAsia="Segoe UI"/>
+                <w:b w:val="0"/>
+                <w:color w:val="0A192F"/>
+                <w:sz w:val="24"/>
+                <w:szCs w:val="20"/>
+                <w:lang w:val="fr-FR"/>
+              </w:rPr>
+              <w:t xml:space="preserve">Front — qualité &amp; tests</w:t>
+            </w:r>
+            <w:r>
+              <w:rPr>
+                <w:rFonts w:ascii="Segoe UI" w:hAnsi="Segoe UI" w:cs="Segoe UI" w:eastAsia="Segoe UI"/>
+                <w:b w:val="0"/>
+                <w:color w:val="0A192F"/>
+                <w:sz w:val="24"/>
+                <w:szCs w:val="20"/>
+                <w:lang w:val="fr-FR"/>
+              </w:rPr>
+              <w:t xml:space="preserve">, </w:t>
+            </w:r>
+            <w:r>
+              <w:rPr>
+                <w:rStyle w:val="VerbatimChar"/>
+                <w:rFonts w:ascii="Segoe UI" w:hAnsi="Segoe UI" w:cs="Segoe UI" w:eastAsia="Segoe UI"/>
+                <w:b w:val="0"/>
+                <w:color w:val="0A192F"/>
+                <w:sz w:val="24"/>
+                <w:szCs w:val="20"/>
+                <w:lang w:val="fr-FR"/>
+              </w:rPr>
+              <w:t xml:space="preserve">Back — tests</w:t>
+            </w:r>
+            <w:r>
+              <w:rPr>
+                <w:rFonts w:ascii="Segoe UI" w:hAnsi="Segoe UI" w:cs="Segoe UI" w:eastAsia="Segoe UI"/>
+                <w:b w:val="0"/>
+                <w:color w:val="0A192F"/>
+                <w:sz w:val="24"/>
+                <w:szCs w:val="20"/>
+                <w:lang w:val="fr-FR"/>
+              </w:rPr>
+              <w:t xml:space="preserve">, </w:t>
+            </w:r>
+            <w:r>
+              <w:rPr>
+                <w:rStyle w:val="VerbatimChar"/>
+                <w:rFonts w:ascii="Segoe UI" w:hAnsi="Segoe UI" w:cs="Segoe UI" w:eastAsia="Segoe UI"/>
+                <w:b w:val="0"/>
+                <w:color w:val="0A192F"/>
+                <w:sz w:val="24"/>
+                <w:szCs w:val="20"/>
+                <w:lang w:val="fr-FR"/>
+              </w:rPr>
+              <w:t xml:space="preserve">Sécurité — secrets &amp; dépendances</w:t>
+            </w:r>
+            <w:r>
+              <w:rPr>
+                <w:rFonts w:ascii="Segoe UI" w:hAnsi="Segoe UI" w:cs="Segoe UI" w:eastAsia="Segoe UI"/>
+                <w:b w:val="0"/>
+                <w:color w:val="0A192F"/>
+                <w:sz w:val="24"/>
+                <w:szCs w:val="20"/>
+                <w:lang w:val="fr-FR"/>
+              </w:rPr>
+              <w:t xml:space="preserve">, </w:t>
+            </w:r>
+            <w:r>
+              <w:rPr>
+                <w:rStyle w:val="VerbatimChar"/>
+                <w:rFonts w:ascii="Segoe UI" w:hAnsi="Segoe UI" w:cs="Segoe UI" w:eastAsia="Segoe UI"/>
+                <w:b w:val="0"/>
+                <w:color w:val="0A192F"/>
+                <w:sz w:val="24"/>
+                <w:szCs w:val="20"/>
+                <w:lang w:val="fr-FR"/>
+              </w:rPr>
+              <w:t xml:space="preserve">Docker — images, config &amp; smoke prod</w:t>
+            </w:r>
+            <w:r>
+              <w:rPr>
+                <w:rFonts w:ascii="Segoe UI" w:hAnsi="Segoe UI" w:cs="Segoe UI" w:eastAsia="Segoe UI"/>
+                <w:b w:val="0"/>
+                <w:color w:val="0A192F"/>
+                <w:sz w:val="24"/>
+                <w:szCs w:val="20"/>
+                <w:lang w:val="fr-FR"/>
+              </w:rPr>
+              <w:t xml:space="preserve">, </w:t>
+            </w:r>
+            <w:r>
+              <w:rPr>
+                <w:rStyle w:val="VerbatimChar"/>
+                <w:rFonts w:ascii="Segoe UI" w:hAnsi="Segoe UI" w:cs="Segoe UI" w:eastAsia="Segoe UI"/>
+                <w:b w:val="0"/>
+                <w:color w:val="0A192F"/>
+                <w:sz w:val="24"/>
+                <w:szCs w:val="20"/>
+                <w:lang w:val="fr-FR"/>
+              </w:rPr>
+              <w:t xml:space="preserve">Dépendances — revue de PR</w:t>
+            </w:r>
+            <w:r>
+              <w:rPr>
+                <w:rFonts w:ascii="Segoe UI" w:hAnsi="Segoe UI" w:cs="Segoe UI" w:eastAsia="Segoe UI"/>
+                <w:b w:val="0"/>
+                <w:color w:val="0A192F"/>
+                <w:sz w:val="24"/>
+                <w:szCs w:val="20"/>
+                <w:lang w:val="fr-FR"/>
+              </w:rPr>
+              <w:t xml:space="preserve"> ; branche à jour avant merge ; appliquer aux administrateurs ; force-push et suppression interdits ; conversations résolues</w:t>
+            </w:r>
+          </w:p>
+        </w:tc>
+      </w:tr>
+      <w:tr>
+        <w:tc>
+          <w:tcPr>
+            <w:tcW w:w="1721" w:type="dxa"/>
+            <w:hideMark/>
+            <w:shd w:val="clear" w:color="auto" w:fill="F3ECDA"/>
+            <w:tcMar>
+              <w:top w:w="80" w:type="dxa"/>
+              <w:left w:w="120" w:type="dxa"/>
+              <w:bottom w:w="80" w:type="dxa"/>
+              <w:right w:w="120" w:type="dxa"/>
+            </w:tcMar>
+          </w:tcPr>
+          <w:p>
+            <w:pPr>
+              <w:pStyle w:val="Compact"/>
+              <w:spacing w:before="20" w:beforeAutospacing="1" w:after="20" w:afterAutospacing="1" w:line="276" w:lineRule="auto"/>
+              <w:ind w:left="0" w:right="0"/>
+            </w:pPr>
+            <w:r>
+              <w:rPr>
+                <w:rFonts w:ascii="Segoe UI" w:hAnsi="Segoe UI" w:cs="Segoe UI" w:eastAsia="Segoe UI"/>
+                <w:b w:val="0"/>
+                <w:color w:val="0A192F"/>
+                <w:sz w:val="24"/>
+                <w:szCs w:val="20"/>
+                <w:lang w:val="fr-FR"/>
+              </w:rPr>
+              <w:t xml:space="preserve">Secret scanning et push protection</w:t>
+            </w:r>
+          </w:p>
+        </w:tc>
+        <w:tc>
+          <w:tcPr>
+            <w:tcW w:w="1721" w:type="dxa"/>
+            <w:hideMark/>
+            <w:shd w:val="clear" w:color="auto" w:fill="F3ECDA"/>
+            <w:tcMar>
+              <w:top w:w="80" w:type="dxa"/>
+              <w:left w:w="120" w:type="dxa"/>
+              <w:bottom w:w="80" w:type="dxa"/>
+              <w:right w:w="120" w:type="dxa"/>
+            </w:tcMar>
+          </w:tcPr>
+          <w:p>
+            <w:pPr>
+              <w:pStyle w:val="Compact"/>
+              <w:spacing w:before="20" w:beforeAutospacing="1" w:after="20" w:afterAutospacing="1" w:line="276" w:lineRule="auto"/>
+              <w:ind w:left="0" w:right="0"/>
+            </w:pPr>
+            <w:r>
+              <w:rPr>
+                <w:rFonts w:ascii="Segoe UI" w:hAnsi="Segoe UI" w:cs="Segoe UI" w:eastAsia="Segoe UI"/>
+                <w:b w:val="0"/>
+                <w:color w:val="0A192F"/>
+                <w:sz w:val="24"/>
+                <w:szCs w:val="20"/>
+                <w:lang w:val="fr-FR"/>
+              </w:rPr>
+              <w:t xml:space="preserve">Code security</w:t>
+            </w:r>
+          </w:p>
+        </w:tc>
+        <w:tc>
+          <w:tcPr>
+            <w:tcW w:w="4476" w:type="dxa"/>
+            <w:hideMark/>
+            <w:shd w:val="clear" w:color="auto" w:fill="F3ECDA"/>
+            <w:tcMar>
+              <w:top w:w="80" w:type="dxa"/>
+              <w:left w:w="120" w:type="dxa"/>
+              <w:bottom w:w="80" w:type="dxa"/>
+              <w:right w:w="120" w:type="dxa"/>
+            </w:tcMar>
+          </w:tcPr>
+          <w:p>
+            <w:pPr>
+              <w:pStyle w:val="Compact"/>
+              <w:spacing w:before="20" w:beforeAutospacing="1" w:after="20" w:afterAutospacing="1" w:line="276" w:lineRule="auto"/>
+              <w:ind w:left="0" w:right="0"/>
+            </w:pPr>
+            <w:r>
+              <w:rPr>
+                <w:rFonts w:ascii="Segoe UI" w:hAnsi="Segoe UI" w:cs="Segoe UI" w:eastAsia="Segoe UI"/>
+                <w:b w:val="0"/>
+                <w:color w:val="0A192F"/>
+                <w:sz w:val="24"/>
+                <w:szCs w:val="20"/>
+                <w:lang w:val="fr-FR"/>
+              </w:rPr>
+              <w:t xml:space="preserve">Activés</w:t>
+            </w:r>
+          </w:p>
+        </w:tc>
+      </w:tr>
+      <w:tr>
+        <w:tc>
+          <w:tcPr>
+            <w:tcW w:w="1721" w:type="dxa"/>
+            <w:hideMark/>
+            <w:shd w:val="clear" w:color="auto" w:fill="FFFFFF"/>
+            <w:tcMar>
+              <w:top w:w="80" w:type="dxa"/>
+              <w:left w:w="120" w:type="dxa"/>
+              <w:bottom w:w="80" w:type="dxa"/>
+              <w:right w:w="120" w:type="dxa"/>
+            </w:tcMar>
+          </w:tcPr>
+          <w:p>
+            <w:pPr>
+              <w:pStyle w:val="Compact"/>
+              <w:spacing w:before="20" w:beforeAutospacing="1" w:after="20" w:afterAutospacing="1" w:line="276" w:lineRule="auto"/>
+              <w:ind w:left="0" w:right="0"/>
+            </w:pPr>
+            <w:r>
+              <w:rPr>
+                <w:rFonts w:ascii="Segoe UI" w:hAnsi="Segoe UI" w:cs="Segoe UI" w:eastAsia="Segoe UI"/>
+                <w:b w:val="0"/>
+                <w:color w:val="0A192F"/>
+                <w:sz w:val="24"/>
+                <w:szCs w:val="20"/>
+                <w:lang w:val="fr-FR"/>
+              </w:rPr>
+              <w:t xml:space="preserve">Alertes Dependabot et mises à jour de sécurité</w:t>
+            </w:r>
+          </w:p>
+        </w:tc>
+        <w:tc>
+          <w:tcPr>
+            <w:tcW w:w="1721" w:type="dxa"/>
+            <w:hideMark/>
+            <w:shd w:val="clear" w:color="auto" w:fill="FFFFFF"/>
+            <w:tcMar>
+              <w:top w:w="80" w:type="dxa"/>
+              <w:left w:w="120" w:type="dxa"/>
+              <w:bottom w:w="80" w:type="dxa"/>
+              <w:right w:w="120" w:type="dxa"/>
+            </w:tcMar>
+          </w:tcPr>
+          <w:p>
+            <w:pPr>
+              <w:pStyle w:val="Compact"/>
+              <w:spacing w:before="20" w:beforeAutospacing="1" w:after="20" w:afterAutospacing="1" w:line="276" w:lineRule="auto"/>
+              <w:ind w:left="0" w:right="0"/>
+            </w:pPr>
+            <w:r>
+              <w:rPr>
+                <w:rFonts w:ascii="Segoe UI" w:hAnsi="Segoe UI" w:cs="Segoe UI" w:eastAsia="Segoe UI"/>
+                <w:b w:val="0"/>
+                <w:color w:val="0A192F"/>
+                <w:sz w:val="24"/>
+                <w:szCs w:val="20"/>
+                <w:lang w:val="fr-FR"/>
+              </w:rPr>
+              <w:t xml:space="preserve">Code security</w:t>
+            </w:r>
+          </w:p>
+        </w:tc>
+        <w:tc>
+          <w:tcPr>
+            <w:tcW w:w="4476" w:type="dxa"/>
+            <w:hideMark/>
+            <w:shd w:val="clear" w:color="auto" w:fill="FFFFFF"/>
+            <w:tcMar>
+              <w:top w:w="80" w:type="dxa"/>
+              <w:left w:w="120" w:type="dxa"/>
+              <w:bottom w:w="80" w:type="dxa"/>
+              <w:right w:w="120" w:type="dxa"/>
+            </w:tcMar>
+          </w:tcPr>
+          <w:p>
+            <w:pPr>
+              <w:pStyle w:val="Compact"/>
+              <w:spacing w:before="20" w:beforeAutospacing="1" w:after="20" w:afterAutospacing="1" w:line="276" w:lineRule="auto"/>
+              <w:ind w:left="0" w:right="0"/>
+            </w:pPr>
+            <w:r>
+              <w:rPr>
+                <w:rFonts w:ascii="Segoe UI" w:hAnsi="Segoe UI" w:cs="Segoe UI" w:eastAsia="Segoe UI"/>
+                <w:b w:val="0"/>
+                <w:color w:val="0A192F"/>
+                <w:sz w:val="24"/>
+                <w:szCs w:val="20"/>
+                <w:lang w:val="fr-FR"/>
+              </w:rPr>
+              <w:t xml:space="preserve">Activées (active aussi le graphe de dépendances, requis par la revue de PR)</w:t>
+            </w:r>
+          </w:p>
+        </w:tc>
+      </w:tr>
+    </w:tbl>
+    <w:p>
+      <w:pPr>
+        <w:pStyle w:val="BodyText"/>
+        <w:spacing w:before="40" w:after="160" w:line="324" w:lineRule="auto"/>
+        <w:ind w:left="0" w:right="0"/>
+      </w:pPr>
+      <w:r>
+        <w:rPr>
+          <w:rFonts w:ascii="Segoe UI" w:hAnsi="Segoe UI" w:cs="Segoe UI" w:eastAsia="Segoe UI"/>
+          <w:b w:val="0"/>
+          <w:color w:val="0A192F"/>
+          <w:sz w:val="26"/>
+        </w:rPr>
+        <w:t xml:space="preserve">Les contrôles requis n’apparaissent dans la liste qu’après un premier passage de la CI sur le nouveau dépôt. Vérification : un </w:t>
+      </w:r>
+      <w:r>
+        <w:rPr>
+          <w:rStyle w:val="VerbatimChar"/>
+          <w:rFonts w:ascii="Segoe UI" w:hAnsi="Segoe UI" w:cs="Segoe UI" w:eastAsia="Segoe UI"/>
+          <w:b w:val="0"/>
+          <w:color w:val="0A192F"/>
+          <w:sz w:val="26"/>
+        </w:rPr>
+        <w:t xml:space="preserve">git push</w:t>
+      </w:r>
+      <w:r>
+        <w:rPr>
+          <w:rFonts w:ascii="Segoe UI" w:hAnsi="Segoe UI" w:cs="Segoe UI" w:eastAsia="Segoe UI"/>
+          <w:b w:val="0"/>
+          <w:color w:val="0A192F"/>
+          <w:sz w:val="26"/>
+        </w:rPr>
+        <w:t xml:space="preserve"> direct sur </w:t>
+      </w:r>
+      <w:r>
+        <w:rPr>
+          <w:rStyle w:val="VerbatimChar"/>
+          <w:rFonts w:ascii="Segoe UI" w:hAnsi="Segoe UI" w:cs="Segoe UI" w:eastAsia="Segoe UI"/>
+          <w:b w:val="0"/>
+          <w:color w:val="0A192F"/>
+          <w:sz w:val="26"/>
+        </w:rPr>
+        <w:t xml:space="preserve">main</w:t>
+      </w:r>
+      <w:r>
+        <w:rPr>
+          <w:rFonts w:ascii="Segoe UI" w:hAnsi="Segoe UI" w:cs="Segoe UI" w:eastAsia="Segoe UI"/>
+          <w:b w:val="0"/>
+          <w:color w:val="0A192F"/>
+          <w:sz w:val="26"/>
+        </w:rPr>
+        <w:t xml:space="preserve"> doit être refusé (</w:t>
+      </w:r>
+      <w:r>
+        <w:rPr>
+          <w:rStyle w:val="VerbatimChar"/>
+          <w:rFonts w:ascii="Segoe UI" w:hAnsi="Segoe UI" w:cs="Segoe UI" w:eastAsia="Segoe UI"/>
+          <w:b w:val="0"/>
+          <w:color w:val="0A192F"/>
+          <w:sz w:val="26"/>
+        </w:rPr>
+        <w:t xml:space="preserve">GH006 Protected branch update failed</w:t>
+      </w:r>
+      <w:r>
+        <w:rPr>
+          <w:rFonts w:ascii="Segoe UI" w:hAnsi="Segoe UI" w:cs="Segoe UI" w:eastAsia="Segoe UI"/>
+          <w:b w:val="0"/>
+          <w:color w:val="0A192F"/>
+          <w:sz w:val="26"/>
+        </w:rPr>
+        <w:t xml:space="preserve">).</w:t>
+      </w:r>
+    </w:p>
     <w:p>
       <w:pPr>
         <w:pStyle w:val="Titre2"/>

--- a/docs/passation/Lab-Horizon-dossier-de-passation.docx
+++ b/docs/passation/Lab-Horizon-dossier-de-passation.docx
@@ -7143,16 +7143,16 @@
           <w:color w:val="0A192F"/>
           <w:sz w:val="26"/>
         </w:rPr>
-        <w:t>http://localhost:8080</w:t>
-      </w:r>
-      <w:r>
-        <w:rPr>
-          <w:rFonts w:ascii="Segoe UI" w:hAnsi="Segoe UI" w:cs="Segoe UI" w:eastAsia="Segoe UI"/>
-          <w:b w:val="0"/>
-          <w:color w:val="0A192F"/>
-          <w:sz w:val="26"/>
-        </w:rPr>
-        <w:t xml:space="preserve">. Nginx, dans l’image front, transmet </w:t>
+        <w:t xml:space="preserve">https://localhost:8443</w:t>
+      </w:r>
+      <w:r>
+        <w:rPr>
+          <w:rFonts w:ascii="Segoe UI" w:hAnsi="Segoe UI" w:cs="Segoe UI" w:eastAsia="Segoe UI"/>
+          <w:b w:val="0"/>
+          <w:color w:val="0A192F"/>
+          <w:sz w:val="26"/>
+        </w:rPr>
+        <w:t xml:space="preserve"> (</w:t>
       </w:r>
       <w:r>
         <w:rPr>
@@ -7162,7 +7162,26 @@
           <w:color w:val="0A192F"/>
           <w:sz w:val="26"/>
         </w:rPr>
-        <w:t>/api</w:t>
+        <w:t xml:space="preserve">http://localhost:8080</w:t>
+      </w:r>
+      <w:r>
+        <w:rPr>
+          <w:rFonts w:ascii="Segoe UI" w:hAnsi="Segoe UI" w:cs="Segoe UI" w:eastAsia="Segoe UI"/>
+          <w:b w:val="0"/>
+          <w:color w:val="0A192F"/>
+          <w:sz w:val="26"/>
+        </w:rPr>
+        <w:t xml:space="preserve"> y redirige). Nginx, dans l’image front, porte le certificat TLS et transmet </w:t>
+      </w:r>
+      <w:r>
+        <w:rPr>
+          <w:rStyle w:val="VerbatimChar"/>
+          <w:rFonts w:ascii="Segoe UI" w:hAnsi="Segoe UI" w:cs="Segoe UI" w:eastAsia="Segoe UI"/>
+          <w:b w:val="0"/>
+          <w:color w:val="0A192F"/>
+          <w:sz w:val="26"/>
+        </w:rPr>
+        <w:t xml:space="preserve">/api</w:t>
       </w:r>
       <w:r>
         <w:rPr>
@@ -7181,7 +7200,7 @@
           <w:color w:val="0A192F"/>
           <w:sz w:val="26"/>
         </w:rPr>
-        <w:t>/sanctum</w:t>
+        <w:t xml:space="preserve">/sanctum</w:t>
       </w:r>
       <w:r>
         <w:rPr>
@@ -7200,7 +7219,7 @@
           <w:color w:val="0A192F"/>
           <w:sz w:val="26"/>
         </w:rPr>
-        <w:t>/files</w:t>
+        <w:t xml:space="preserve">/files</w:t>
       </w:r>
       <w:r>
         <w:rPr>
@@ -7219,7 +7238,7 @@
           <w:color w:val="0A192F"/>
           <w:sz w:val="26"/>
         </w:rPr>
-        <w:t>mysql</w:t>
+        <w:t xml:space="preserve">mysql</w:t>
       </w:r>
       <w:r>
         <w:rPr>
@@ -7238,7 +7257,7 @@
           <w:color w:val="0A192F"/>
           <w:sz w:val="26"/>
         </w:rPr>
-        <w:t>redis</w:t>
+        <w:t xml:space="preserve">redis</w:t>
       </w:r>
       <w:r>
         <w:rPr>
@@ -7257,7 +7276,7 @@
           <w:color w:val="0A192F"/>
           <w:sz w:val="26"/>
         </w:rPr>
-        <w:t>localhost</w:t>
+        <w:t xml:space="preserve">localhost</w:t>
       </w:r>
       <w:r>
         <w:rPr>
@@ -7276,7 +7295,7 @@
           <w:color w:val="0A192F"/>
           <w:sz w:val="26"/>
         </w:rPr>
-        <w:t>http://lm-studio:1234/v1</w:t>
+        <w:t xml:space="preserve">http://lm-studio:1234/v1</w:t>
       </w:r>
       <w:r>
         <w:rPr>
@@ -8812,7 +8831,7 @@
                 <w:szCs w:val="20"/>
                 <w:lang w:val="fr-FR"/>
               </w:rPr>
-              <w:t>http://localhost:8080</w:t>
+              <w:t xml:space="preserve">https://localhost:8443</w:t>
             </w:r>
           </w:p>
         </w:tc>
@@ -8843,7 +8862,30 @@
                 <w:szCs w:val="20"/>
                 <w:lang w:val="fr-FR"/>
               </w:rPr>
-              <w:t>Site (entrée unique)</w:t>
+              <w:t xml:space="preserve">Site (entrée unique). </w:t>
+            </w:r>
+            <w:r>
+              <w:rPr>
+                <w:rStyle w:val="VerbatimChar"/>
+                <w:rFonts w:ascii="Segoe UI" w:hAnsi="Segoe UI" w:cs="Segoe UI" w:eastAsia="Segoe UI"/>
+                <w:b w:val="0"/>
+                <w:color w:val="0A192F"/>
+                <w:sz w:val="24"/>
+                <w:szCs w:val="20"/>
+                <w:lang w:val="fr-FR"/>
+              </w:rPr>
+              <w:t xml:space="preserve">http://localhost:8080</w:t>
+            </w:r>
+            <w:r>
+              <w:rPr>
+                <w:rFonts w:ascii="Segoe UI" w:hAnsi="Segoe UI" w:cs="Segoe UI" w:eastAsia="Segoe UI"/>
+                <w:b w:val="0"/>
+                <w:color w:val="0A192F"/>
+                <w:sz w:val="24"/>
+                <w:szCs w:val="20"/>
+                <w:lang w:val="fr-FR"/>
+              </w:rPr>
+              <w:t xml:space="preserve"> y redirige</w:t>
             </w:r>
           </w:p>
         </w:tc>
@@ -9281,6 +9323,354 @@
           <w:sz w:val="26"/>
         </w:rPr>
         <w:t>.</w:t>
+      </w:r>
+    </w:p>
+    <w:p>
+      <w:pPr>
+        <w:pStyle w:val="Titre2"/>
+        <w:spacing w:before="280" w:after="120" w:line="276" w:lineRule="auto"/>
+        <w:ind w:left="0" w:right="0"/>
+      </w:pPr>
+      <w:r>
+        <w:rPr>
+          <w:rFonts w:ascii="Segoe UI" w:hAnsi="Segoe UI" w:cs="Segoe UI" w:eastAsia="Segoe UI"/>
+          <w:b/>
+          <w:color w:val="007A8C"/>
+          <w:sz w:val="32"/>
+        </w:rPr>
+        <w:t xml:space="preserve">HTTPS</w:t>
+      </w:r>
+    </w:p>
+    <w:p>
+      <w:pPr>
+        <w:pStyle w:val="FirstParagraph"/>
+        <w:spacing w:before="40" w:after="160" w:line="324" w:lineRule="auto"/>
+        <w:ind w:left="0" w:right="0"/>
+      </w:pPr>
+      <w:r>
+        <w:rPr>
+          <w:rFonts w:ascii="Segoe UI" w:hAnsi="Segoe UI" w:cs="Segoe UI" w:eastAsia="Segoe UI"/>
+          <w:b w:val="0"/>
+          <w:color w:val="0A192F"/>
+          <w:sz w:val="26"/>
+        </w:rPr>
+        <w:t xml:space="preserve">Le site n’est servi qu’en HTTPS, même sans nom de domaine. Le Nginx du front porte le certificat ; le HTTP ne fait que rediriger. Les cookies de session sont marqués </w:t>
+      </w:r>
+      <w:r>
+        <w:rPr>
+          <w:rStyle w:val="VerbatimChar"/>
+          <w:rFonts w:ascii="Segoe UI" w:hAnsi="Segoe UI" w:cs="Segoe UI" w:eastAsia="Segoe UI"/>
+          <w:b w:val="0"/>
+          <w:color w:val="0A192F"/>
+          <w:sz w:val="26"/>
+        </w:rPr>
+        <w:t xml:space="preserve">Secure</w:t>
+      </w:r>
+      <w:r>
+        <w:rPr>
+          <w:rFonts w:ascii="Segoe UI" w:hAnsi="Segoe UI" w:cs="Segoe UI" w:eastAsia="Segoe UI"/>
+          <w:b w:val="0"/>
+          <w:color w:val="0A192F"/>
+          <w:sz w:val="26"/>
+        </w:rPr>
+        <w:t xml:space="preserve"> et </w:t>
+      </w:r>
+      <w:r>
+        <w:rPr>
+          <w:rStyle w:val="VerbatimChar"/>
+          <w:rFonts w:ascii="Segoe UI" w:hAnsi="Segoe UI" w:cs="Segoe UI" w:eastAsia="Segoe UI"/>
+          <w:b w:val="0"/>
+          <w:color w:val="0A192F"/>
+          <w:sz w:val="26"/>
+        </w:rPr>
+        <w:t xml:space="preserve">HttpOnly</w:t>
+      </w:r>
+      <w:r>
+        <w:rPr>
+          <w:rFonts w:ascii="Segoe UI" w:hAnsi="Segoe UI" w:cs="Segoe UI" w:eastAsia="Segoe UI"/>
+          <w:b w:val="0"/>
+          <w:color w:val="0A192F"/>
+          <w:sz w:val="26"/>
+        </w:rPr>
+        <w:t xml:space="preserve"> : le navigateur ne les envoie jamais en clair.</w:t>
+      </w:r>
+    </w:p>
+    <w:p>
+      <w:pPr>
+        <w:pStyle w:val="BodyText"/>
+        <w:spacing w:before="40" w:after="160" w:line="324" w:lineRule="auto"/>
+        <w:ind w:left="0" w:right="0"/>
+      </w:pPr>
+      <w:r>
+        <w:rPr>
+          <w:rFonts w:ascii="Segoe UI" w:hAnsi="Segoe UI" w:cs="Segoe UI" w:eastAsia="Segoe UI"/>
+          <w:b w:val="0"/>
+          <w:color w:val="0A192F"/>
+          <w:sz w:val="26"/>
+        </w:rPr>
+        <w:t xml:space="preserve">Sans certificat fourni, le conteneur en génère un auto-signé au premier démarrage et le garde dans le volume </w:t>
+      </w:r>
+      <w:r>
+        <w:rPr>
+          <w:rStyle w:val="VerbatimChar"/>
+          <w:rFonts w:ascii="Segoe UI" w:hAnsi="Segoe UI" w:cs="Segoe UI" w:eastAsia="Segoe UI"/>
+          <w:b w:val="0"/>
+          <w:color w:val="0A192F"/>
+          <w:sz w:val="26"/>
+        </w:rPr>
+        <w:t xml:space="preserve">frontend-certs</w:t>
+      </w:r>
+      <w:r>
+        <w:rPr>
+          <w:rFonts w:ascii="Segoe UI" w:hAnsi="Segoe UI" w:cs="Segoe UI" w:eastAsia="Segoe UI"/>
+          <w:b w:val="0"/>
+          <w:color w:val="0A192F"/>
+          <w:sz w:val="26"/>
+        </w:rPr>
+        <w:t xml:space="preserve">. Le navigateur affiche une alerte « connexion non privée » : c’est attendu, l’accepter une fois. Le chiffrement est réel, seule l’identité du serveur n’est pas garantie par une autorité.</w:t>
+      </w:r>
+    </w:p>
+    <w:p>
+      <w:pPr>
+        <w:pStyle w:val="BodyText"/>
+        <w:spacing w:before="40" w:after="160" w:line="324" w:lineRule="auto"/>
+        <w:ind w:left="0" w:right="0"/>
+      </w:pPr>
+      <w:r>
+        <w:rPr>
+          <w:rFonts w:ascii="Segoe UI" w:hAnsi="Segoe UI" w:cs="Segoe UI" w:eastAsia="Segoe UI"/>
+          <w:b w:val="0"/>
+          <w:color w:val="0A192F"/>
+          <w:sz w:val="26"/>
+        </w:rPr>
+        <w:t xml:space="preserve">Pour joindre le site par l’adresse du serveur (ex. </w:t>
+      </w:r>
+      <w:r>
+        <w:rPr>
+          <w:rStyle w:val="VerbatimChar"/>
+          <w:rFonts w:ascii="Segoe UI" w:hAnsi="Segoe UI" w:cs="Segoe UI" w:eastAsia="Segoe UI"/>
+          <w:b w:val="0"/>
+          <w:color w:val="0A192F"/>
+          <w:sz w:val="26"/>
+        </w:rPr>
+        <w:t xml:space="preserve">https://192.168.1.20</w:t>
+      </w:r>
+      <w:r>
+        <w:rPr>
+          <w:rFonts w:ascii="Segoe UI" w:hAnsi="Segoe UI" w:cs="Segoe UI" w:eastAsia="Segoe UI"/>
+          <w:b w:val="0"/>
+          <w:color w:val="0A192F"/>
+          <w:sz w:val="26"/>
+        </w:rPr>
+        <w:t xml:space="preserve">), l’ajouter au certificat avant le premier démarrage :</w:t>
+      </w:r>
+    </w:p>
+    <w:p>
+      <w:pPr>
+        <w:pStyle w:val="SourceCode"/>
+        <w:spacing w:before="80" w:after="200" w:line="288" w:lineRule="auto"/>
+        <w:ind w:left="198" w:right="142"/>
+        <w:shd w:val="clear" w:color="auto" w:fill="EEF0FA"/>
+        <w:pBdr>
+          <w:left w:val="single" w:sz="18" w:space="8" w:color="007A8C"/>
+        </w:pBdr>
+      </w:pPr>
+      <w:r>
+        <w:rPr>
+          <w:rStyle w:val="NormalTok"/>
+          <w:rFonts w:ascii="Consolas" w:hAnsi="Consolas" w:cs="Consolas" w:eastAsia="Consolas"/>
+          <w:b w:val="0"/>
+          <w:color w:val="0A192F"/>
+          <w:sz w:val="22"/>
+        </w:rPr>
+        <w:t xml:space="preserve">TLS_SAN=IP:192.168.1.20</w:t>
+      </w:r>
+      <w:r>
+        <w:rPr>
+          <w:rStyle w:val="NormalTok"/>
+          <w:rFonts w:ascii="Consolas" w:hAnsi="Consolas" w:cs="Consolas" w:eastAsia="Consolas"/>
+          <w:b w:val="0"/>
+          <w:color w:val="0A192F"/>
+          <w:sz w:val="22"/>
+        </w:rPr>
+        <w:br/>
+      </w:r>
+      <w:r>
+        <w:rPr>
+          <w:rStyle w:val="NormalTok"/>
+          <w:rFonts w:ascii="Consolas" w:hAnsi="Consolas" w:cs="Consolas" w:eastAsia="Consolas"/>
+          <w:b w:val="0"/>
+          <w:color w:val="0A192F"/>
+          <w:sz w:val="22"/>
+        </w:rPr>
+        <w:t xml:space="preserve">HTTPS_PORT=443</w:t>
+      </w:r>
+      <w:r>
+        <w:rPr>
+          <w:rStyle w:val="NormalTok"/>
+          <w:rFonts w:ascii="Consolas" w:hAnsi="Consolas" w:cs="Consolas" w:eastAsia="Consolas"/>
+          <w:b w:val="0"/>
+          <w:color w:val="0A192F"/>
+          <w:sz w:val="22"/>
+        </w:rPr>
+        <w:br/>
+      </w:r>
+      <w:r>
+        <w:rPr>
+          <w:rStyle w:val="NormalTok"/>
+          <w:rFonts w:ascii="Consolas" w:hAnsi="Consolas" w:cs="Consolas" w:eastAsia="Consolas"/>
+          <w:b w:val="0"/>
+          <w:color w:val="0A192F"/>
+          <w:sz w:val="22"/>
+        </w:rPr>
+        <w:t xml:space="preserve">HTTP_PORT=80</w:t>
+      </w:r>
+      <w:r>
+        <w:rPr>
+          <w:rStyle w:val="NormalTok"/>
+          <w:rFonts w:ascii="Consolas" w:hAnsi="Consolas" w:cs="Consolas" w:eastAsia="Consolas"/>
+          <w:b w:val="0"/>
+          <w:color w:val="0A192F"/>
+          <w:sz w:val="22"/>
+        </w:rPr>
+        <w:br/>
+      </w:r>
+      <w:r>
+        <w:rPr>
+          <w:rStyle w:val="NormalTok"/>
+          <w:rFonts w:ascii="Consolas" w:hAnsi="Consolas" w:cs="Consolas" w:eastAsia="Consolas"/>
+          <w:b w:val="0"/>
+          <w:color w:val="0A192F"/>
+          <w:sz w:val="22"/>
+        </w:rPr>
+        <w:t xml:space="preserve">APP_URL=https://192.168.1.20</w:t>
+      </w:r>
+    </w:p>
+    <w:p>
+      <w:pPr>
+        <w:pStyle w:val="FirstParagraph"/>
+        <w:spacing w:before="40" w:after="160" w:line="324" w:lineRule="auto"/>
+        <w:ind w:left="0" w:right="0"/>
+      </w:pPr>
+      <w:r>
+        <w:rPr>
+          <w:rFonts w:ascii="Segoe UI" w:hAnsi="Segoe UI" w:cs="Segoe UI" w:eastAsia="Segoe UI"/>
+          <w:b w:val="0"/>
+          <w:color w:val="0A192F"/>
+          <w:sz w:val="26"/>
+        </w:rPr>
+        <w:t xml:space="preserve">Puis reporter cette origine dans </w:t>
+      </w:r>
+      <w:r>
+        <w:rPr>
+          <w:rStyle w:val="VerbatimChar"/>
+          <w:rFonts w:ascii="Segoe UI" w:hAnsi="Segoe UI" w:cs="Segoe UI" w:eastAsia="Segoe UI"/>
+          <w:b w:val="0"/>
+          <w:color w:val="0A192F"/>
+          <w:sz w:val="26"/>
+        </w:rPr>
+        <w:t xml:space="preserve">SANCTUM_STATEFUL_DOMAINS</w:t>
+      </w:r>
+      <w:r>
+        <w:rPr>
+          <w:rFonts w:ascii="Segoe UI" w:hAnsi="Segoe UI" w:cs="Segoe UI" w:eastAsia="Segoe UI"/>
+          <w:b w:val="0"/>
+          <w:color w:val="0A192F"/>
+          <w:sz w:val="26"/>
+        </w:rPr>
+        <w:t xml:space="preserve"> et </w:t>
+      </w:r>
+      <w:r>
+        <w:rPr>
+          <w:rStyle w:val="VerbatimChar"/>
+          <w:rFonts w:ascii="Segoe UI" w:hAnsi="Segoe UI" w:cs="Segoe UI" w:eastAsia="Segoe UI"/>
+          <w:b w:val="0"/>
+          <w:color w:val="0A192F"/>
+          <w:sz w:val="26"/>
+        </w:rPr>
+        <w:t xml:space="preserve">CORS_ALLOWED_ORIGINS</w:t>
+      </w:r>
+      <w:r>
+        <w:rPr>
+          <w:rFonts w:ascii="Segoe UI" w:hAnsi="Segoe UI" w:cs="Segoe UI" w:eastAsia="Segoe UI"/>
+          <w:b w:val="0"/>
+          <w:color w:val="0A192F"/>
+          <w:sz w:val="26"/>
+        </w:rPr>
+        <w:t xml:space="preserve">. Si le certificat existe déjà, le régénérer : </w:t>
+      </w:r>
+      <w:r>
+        <w:rPr>
+          <w:rStyle w:val="VerbatimChar"/>
+          <w:rFonts w:ascii="Segoe UI" w:hAnsi="Segoe UI" w:cs="Segoe UI" w:eastAsia="Segoe UI"/>
+          <w:b w:val="0"/>
+          <w:color w:val="0A192F"/>
+          <w:sz w:val="26"/>
+        </w:rPr>
+        <w:t xml:space="preserve">docker compose down</w:t>
+      </w:r>
+      <w:r>
+        <w:rPr>
+          <w:rFonts w:ascii="Segoe UI" w:hAnsi="Segoe UI" w:cs="Segoe UI" w:eastAsia="Segoe UI"/>
+          <w:b w:val="0"/>
+          <w:color w:val="0A192F"/>
+          <w:sz w:val="26"/>
+        </w:rPr>
+        <w:t xml:space="preserve">, </w:t>
+      </w:r>
+      <w:r>
+        <w:rPr>
+          <w:rStyle w:val="VerbatimChar"/>
+          <w:rFonts w:ascii="Segoe UI" w:hAnsi="Segoe UI" w:cs="Segoe UI" w:eastAsia="Segoe UI"/>
+          <w:b w:val="0"/>
+          <w:color w:val="0A192F"/>
+          <w:sz w:val="26"/>
+        </w:rPr>
+        <w:t xml:space="preserve">docker volume rm &lt;projet&gt;_frontend-certs</w:t>
+      </w:r>
+      <w:r>
+        <w:rPr>
+          <w:rFonts w:ascii="Segoe UI" w:hAnsi="Segoe UI" w:cs="Segoe UI" w:eastAsia="Segoe UI"/>
+          <w:b w:val="0"/>
+          <w:color w:val="0A192F"/>
+          <w:sz w:val="26"/>
+        </w:rPr>
+        <w:t xml:space="preserve">, </w:t>
+      </w:r>
+      <w:r>
+        <w:rPr>
+          <w:rStyle w:val="VerbatimChar"/>
+          <w:rFonts w:ascii="Segoe UI" w:hAnsi="Segoe UI" w:cs="Segoe UI" w:eastAsia="Segoe UI"/>
+          <w:b w:val="0"/>
+          <w:color w:val="0A192F"/>
+          <w:sz w:val="26"/>
+        </w:rPr>
+        <w:t xml:space="preserve">docker compose up -d</w:t>
+      </w:r>
+      <w:r>
+        <w:rPr>
+          <w:rFonts w:ascii="Segoe UI" w:hAnsi="Segoe UI" w:cs="Segoe UI" w:eastAsia="Segoe UI"/>
+          <w:b w:val="0"/>
+          <w:color w:val="0A192F"/>
+          <w:sz w:val="26"/>
+        </w:rPr>
+        <w:t xml:space="preserve">.</w:t>
+      </w:r>
+    </w:p>
+    <w:p>
+      <w:pPr>
+        <w:pStyle w:val="BodyText"/>
+        <w:spacing w:before="40" w:after="160" w:line="324" w:lineRule="auto"/>
+        <w:ind w:left="0" w:right="0"/>
+      </w:pPr>
+      <w:r>
+        <w:rPr>
+          <w:rFonts w:ascii="Segoe UI" w:hAnsi="Segoe UI" w:cs="Segoe UI" w:eastAsia="Segoe UI"/>
+          <w:b w:val="0"/>
+          <w:color w:val="0A192F"/>
+          <w:sz w:val="26"/>
+        </w:rPr>
+        <w:t xml:space="preserve">Le jour où un nom de domaine existe, voir « Mettre un vrai certificat » dans 04 — Plan de maintenance.</w:t>
       </w:r>
     </w:p>
     <w:p>
@@ -10764,6 +11154,219 @@
                 <w:szCs w:val="20"/>
                 <w:lang w:val="fr-FR"/>
               </w:rPr>
+              <w:t xml:space="preserve">Alerte « connexion non privée »</w:t>
+            </w:r>
+          </w:p>
+        </w:tc>
+        <w:tc>
+          <w:tcPr>
+            <w:tcW w:w="3846" w:type="dxa"/>
+            <w:hideMark/>
+            <w:shd w:val="clear" w:color="auto" w:fill="FFFFFF"/>
+            <w:tcMar>
+              <w:top w:w="80" w:type="dxa"/>
+              <w:left w:w="120" w:type="dxa"/>
+              <w:bottom w:w="80" w:type="dxa"/>
+              <w:right w:w="120" w:type="dxa"/>
+            </w:tcMar>
+          </w:tcPr>
+          <w:p>
+            <w:pPr>
+              <w:pStyle w:val="Compact"/>
+              <w:spacing w:before="20" w:beforeAutospacing="1" w:after="20" w:afterAutospacing="1" w:line="276" w:lineRule="auto"/>
+              <w:ind w:left="0" w:right="0"/>
+            </w:pPr>
+            <w:r>
+              <w:rPr>
+                <w:rFonts w:ascii="Segoe UI" w:hAnsi="Segoe UI" w:cs="Segoe UI" w:eastAsia="Segoe UI"/>
+                <w:b w:val="0"/>
+                <w:color w:val="0A192F"/>
+                <w:sz w:val="24"/>
+                <w:szCs w:val="20"/>
+                <w:lang w:val="fr-FR"/>
+              </w:rPr>
+              <w:t xml:space="preserve">Certificat auto-signé</w:t>
+            </w:r>
+          </w:p>
+        </w:tc>
+        <w:tc>
+          <w:tcPr>
+            <w:tcW w:w="1810" w:type="dxa"/>
+            <w:hideMark/>
+            <w:shd w:val="clear" w:color="auto" w:fill="FFFFFF"/>
+            <w:tcMar>
+              <w:top w:w="80" w:type="dxa"/>
+              <w:left w:w="120" w:type="dxa"/>
+              <w:bottom w:w="80" w:type="dxa"/>
+              <w:right w:w="120" w:type="dxa"/>
+            </w:tcMar>
+          </w:tcPr>
+          <w:p>
+            <w:pPr>
+              <w:pStyle w:val="Compact"/>
+              <w:spacing w:before="20" w:beforeAutospacing="1" w:after="20" w:afterAutospacing="1" w:line="276" w:lineRule="auto"/>
+              <w:ind w:left="0" w:right="0"/>
+            </w:pPr>
+            <w:r>
+              <w:rPr>
+                <w:rFonts w:ascii="Segoe UI" w:hAnsi="Segoe UI" w:cs="Segoe UI" w:eastAsia="Segoe UI"/>
+                <w:b w:val="0"/>
+                <w:color w:val="0A192F"/>
+                <w:sz w:val="24"/>
+                <w:szCs w:val="19"/>
+                <w:lang w:val="fr-FR"/>
+              </w:rPr>
+              <w:t xml:space="preserve">Attendu sans domaine : accepter l’alerte une fois</w:t>
+            </w:r>
+          </w:p>
+        </w:tc>
+      </w:tr>
+      <w:tr>
+        <w:tc>
+          <w:tcPr>
+            <w:tcW w:w="2262" w:type="dxa"/>
+            <w:hideMark/>
+            <w:shd w:val="clear" w:color="auto" w:fill="F3ECDA"/>
+            <w:tcMar>
+              <w:top w:w="80" w:type="dxa"/>
+              <w:left w:w="120" w:type="dxa"/>
+              <w:bottom w:w="80" w:type="dxa"/>
+              <w:right w:w="120" w:type="dxa"/>
+            </w:tcMar>
+          </w:tcPr>
+          <w:p>
+            <w:pPr>
+              <w:pStyle w:val="Compact"/>
+              <w:spacing w:before="20" w:beforeAutospacing="1" w:after="20" w:afterAutospacing="1" w:line="276" w:lineRule="auto"/>
+              <w:ind w:left="0" w:right="0"/>
+            </w:pPr>
+            <w:r>
+              <w:rPr>
+                <w:rFonts w:ascii="Segoe UI" w:hAnsi="Segoe UI" w:cs="Segoe UI" w:eastAsia="Segoe UI"/>
+                <w:b w:val="0"/>
+                <w:color w:val="0A192F"/>
+                <w:sz w:val="24"/>
+                <w:szCs w:val="20"/>
+                <w:lang w:val="fr-FR"/>
+              </w:rPr>
+              <w:t xml:space="preserve">Alerte persistante via l’IP du serveur</w:t>
+            </w:r>
+          </w:p>
+        </w:tc>
+        <w:tc>
+          <w:tcPr>
+            <w:tcW w:w="3846" w:type="dxa"/>
+            <w:hideMark/>
+            <w:shd w:val="clear" w:color="auto" w:fill="F3ECDA"/>
+            <w:tcMar>
+              <w:top w:w="80" w:type="dxa"/>
+              <w:left w:w="120" w:type="dxa"/>
+              <w:bottom w:w="80" w:type="dxa"/>
+              <w:right w:w="120" w:type="dxa"/>
+            </w:tcMar>
+          </w:tcPr>
+          <w:p>
+            <w:pPr>
+              <w:pStyle w:val="Compact"/>
+              <w:spacing w:before="20" w:beforeAutospacing="1" w:after="20" w:afterAutospacing="1" w:line="276" w:lineRule="auto"/>
+              <w:ind w:left="0" w:right="0"/>
+            </w:pPr>
+            <w:r>
+              <w:rPr>
+                <w:rFonts w:ascii="Segoe UI" w:hAnsi="Segoe UI" w:cs="Segoe UI" w:eastAsia="Segoe UI"/>
+                <w:b w:val="0"/>
+                <w:color w:val="0A192F"/>
+                <w:sz w:val="24"/>
+                <w:szCs w:val="20"/>
+                <w:lang w:val="fr-FR"/>
+              </w:rPr>
+              <w:t xml:space="preserve">IP absente du certificat</w:t>
+            </w:r>
+          </w:p>
+        </w:tc>
+        <w:tc>
+          <w:tcPr>
+            <w:tcW w:w="1810" w:type="dxa"/>
+            <w:hideMark/>
+            <w:shd w:val="clear" w:color="auto" w:fill="F3ECDA"/>
+            <w:tcMar>
+              <w:top w:w="80" w:type="dxa"/>
+              <w:left w:w="120" w:type="dxa"/>
+              <w:bottom w:w="80" w:type="dxa"/>
+              <w:right w:w="120" w:type="dxa"/>
+            </w:tcMar>
+          </w:tcPr>
+          <w:p>
+            <w:pPr>
+              <w:pStyle w:val="Compact"/>
+              <w:spacing w:before="20" w:beforeAutospacing="1" w:after="20" w:afterAutospacing="1" w:line="276" w:lineRule="auto"/>
+              <w:ind w:left="0" w:right="0"/>
+            </w:pPr>
+            <w:r>
+              <w:rPr>
+                <w:rFonts w:ascii="Segoe UI" w:hAnsi="Segoe UI" w:cs="Segoe UI" w:eastAsia="Segoe UI"/>
+                <w:b w:val="0"/>
+                <w:color w:val="0A192F"/>
+                <w:sz w:val="24"/>
+                <w:szCs w:val="20"/>
+                <w:lang w:val="fr-FR"/>
+              </w:rPr>
+              <w:t xml:space="preserve">Renseigner </w:t>
+            </w:r>
+            <w:r>
+              <w:rPr>
+                <w:rStyle w:val="VerbatimChar"/>
+                <w:rFonts w:ascii="Segoe UI" w:hAnsi="Segoe UI" w:cs="Segoe UI" w:eastAsia="Segoe UI"/>
+                <w:b w:val="0"/>
+                <w:color w:val="0A192F"/>
+                <w:sz w:val="24"/>
+                <w:szCs w:val="20"/>
+                <w:lang w:val="fr-FR"/>
+              </w:rPr>
+              <w:t xml:space="preserve">TLS_SAN</w:t>
+            </w:r>
+            <w:r>
+              <w:rPr>
+                <w:rFonts w:ascii="Segoe UI" w:hAnsi="Segoe UI" w:cs="Segoe UI" w:eastAsia="Segoe UI"/>
+                <w:b w:val="0"/>
+                <w:color w:val="0A192F"/>
+                <w:sz w:val="24"/>
+                <w:szCs w:val="20"/>
+                <w:lang w:val="fr-FR"/>
+              </w:rPr>
+              <w:t xml:space="preserve">, régénérer le certificat (section HTTPS)</w:t>
+            </w:r>
+          </w:p>
+        </w:tc>
+      </w:tr>
+      <w:tr>
+        <w:tc>
+          <w:tcPr>
+            <w:tcW w:w="2262" w:type="dxa"/>
+            <w:hideMark/>
+            <w:shd w:val="clear" w:color="auto" w:fill="FFFFFF"/>
+            <w:tcMar>
+              <w:top w:w="80" w:type="dxa"/>
+              <w:left w:w="120" w:type="dxa"/>
+              <w:bottom w:w="80" w:type="dxa"/>
+              <w:right w:w="120" w:type="dxa"/>
+            </w:tcMar>
+          </w:tcPr>
+          <w:p>
+            <w:pPr>
+              <w:pStyle w:val="Compact"/>
+              <w:spacing w:before="20" w:beforeAutospacing="1" w:after="20" w:afterAutospacing="1" w:line="276" w:lineRule="auto"/>
+              <w:ind w:left="0" w:right="0"/>
+            </w:pPr>
+            <w:r>
+              <w:rPr>
+                <w:rFonts w:ascii="Segoe UI" w:hAnsi="Segoe UI" w:cs="Segoe UI" w:eastAsia="Segoe UI"/>
+                <w:b w:val="0"/>
+                <w:color w:val="0A192F"/>
+                <w:sz w:val="24"/>
+                <w:szCs w:val="20"/>
+                <w:lang w:val="fr-FR"/>
+              </w:rPr>
               <w:t xml:space="preserve">MySQL « port already allocated »</w:t>
             </w:r>
           </w:p>
@@ -14244,6 +14847,346 @@
           <w:color w:val="007A8C"/>
           <w:sz w:val="32"/>
         </w:rPr>
+        <w:t xml:space="preserve">Mettre un vrai certificat</w:t>
+      </w:r>
+    </w:p>
+    <w:p>
+      <w:pPr>
+        <w:pStyle w:val="FirstParagraph"/>
+        <w:spacing w:before="40" w:after="160" w:line="324" w:lineRule="auto"/>
+        <w:ind w:left="0" w:right="0"/>
+      </w:pPr>
+      <w:r>
+        <w:rPr>
+          <w:rFonts w:ascii="Segoe UI" w:hAnsi="Segoe UI" w:cs="Segoe UI" w:eastAsia="Segoe UI"/>
+          <w:b w:val="0"/>
+          <w:color w:val="0A192F"/>
+          <w:sz w:val="26"/>
+        </w:rPr>
+        <w:t xml:space="preserve">Sans domaine, le certificat auto-signé suffit (voir 02 — Lancer et relancer). Avec un domaine :</w:t>
+      </w:r>
+    </w:p>
+    <w:p>
+      <w:pPr>
+        <w:pStyle w:val="BodyText"/>
+        <w:spacing w:before="40" w:after="160" w:line="324" w:lineRule="auto"/>
+        <w:ind w:left="0" w:right="0"/>
+      </w:pPr>
+      <w:r>
+        <w:rPr>
+          <w:rFonts w:ascii="Segoe UI" w:hAnsi="Segoe UI" w:cs="Segoe UI" w:eastAsia="Segoe UI"/>
+          <w:b w:val="0"/>
+          <w:color w:val="0A192F"/>
+          <w:sz w:val="26"/>
+        </w:rPr>
+        <w:t xml:space="preserve">1. Obtenir </w:t>
+      </w:r>
+      <w:r>
+        <w:rPr>
+          <w:rStyle w:val="VerbatimChar"/>
+          <w:rFonts w:ascii="Segoe UI" w:hAnsi="Segoe UI" w:cs="Segoe UI" w:eastAsia="Segoe UI"/>
+          <w:b w:val="0"/>
+          <w:color w:val="0A192F"/>
+          <w:sz w:val="26"/>
+        </w:rPr>
+        <w:t xml:space="preserve">tls.crt</w:t>
+      </w:r>
+      <w:r>
+        <w:rPr>
+          <w:rFonts w:ascii="Segoe UI" w:hAnsi="Segoe UI" w:cs="Segoe UI" w:eastAsia="Segoe UI"/>
+          <w:b w:val="0"/>
+          <w:color w:val="0A192F"/>
+          <w:sz w:val="26"/>
+        </w:rPr>
+        <w:t xml:space="preserve"> (chaîne complète) et </w:t>
+      </w:r>
+      <w:r>
+        <w:rPr>
+          <w:rStyle w:val="VerbatimChar"/>
+          <w:rFonts w:ascii="Segoe UI" w:hAnsi="Segoe UI" w:cs="Segoe UI" w:eastAsia="Segoe UI"/>
+          <w:b w:val="0"/>
+          <w:color w:val="0A192F"/>
+          <w:sz w:val="26"/>
+        </w:rPr>
+        <w:t xml:space="preserve">tls.key</w:t>
+      </w:r>
+      <w:r>
+        <w:rPr>
+          <w:rFonts w:ascii="Segoe UI" w:hAnsi="Segoe UI" w:cs="Segoe UI" w:eastAsia="Segoe UI"/>
+          <w:b w:val="0"/>
+          <w:color w:val="0A192F"/>
+          <w:sz w:val="26"/>
+        </w:rPr>
+        <w:t xml:space="preserve"> pour ce domaine, par exemple avec Let’s Encrypt.</w:t>
+      </w:r>
+    </w:p>
+    <w:p>
+      <w:pPr>
+        <w:pStyle w:val="BodyText"/>
+        <w:spacing w:before="40" w:after="160" w:line="324" w:lineRule="auto"/>
+        <w:ind w:left="0" w:right="0"/>
+      </w:pPr>
+      <w:r>
+        <w:rPr>
+          <w:rFonts w:ascii="Segoe UI" w:hAnsi="Segoe UI" w:cs="Segoe UI" w:eastAsia="Segoe UI"/>
+          <w:b w:val="0"/>
+          <w:color w:val="0A192F"/>
+          <w:sz w:val="26"/>
+        </w:rPr>
+        <w:t xml:space="preserve">2. Les déposer dans le volume </w:t>
+      </w:r>
+      <w:r>
+        <w:rPr>
+          <w:rStyle w:val="VerbatimChar"/>
+          <w:rFonts w:ascii="Segoe UI" w:hAnsi="Segoe UI" w:cs="Segoe UI" w:eastAsia="Segoe UI"/>
+          <w:b w:val="0"/>
+          <w:color w:val="0A192F"/>
+          <w:sz w:val="26"/>
+        </w:rPr>
+        <w:t xml:space="preserve">frontend-certs</w:t>
+      </w:r>
+      <w:r>
+        <w:rPr>
+          <w:rFonts w:ascii="Segoe UI" w:hAnsi="Segoe UI" w:cs="Segoe UI" w:eastAsia="Segoe UI"/>
+          <w:b w:val="0"/>
+          <w:color w:val="0A192F"/>
+          <w:sz w:val="26"/>
+        </w:rPr>
+        <w:t xml:space="preserve">, ou monter un dossier du serveur sur </w:t>
+      </w:r>
+      <w:r>
+        <w:rPr>
+          <w:rStyle w:val="VerbatimChar"/>
+          <w:rFonts w:ascii="Segoe UI" w:hAnsi="Segoe UI" w:cs="Segoe UI" w:eastAsia="Segoe UI"/>
+          <w:b w:val="0"/>
+          <w:color w:val="0A192F"/>
+          <w:sz w:val="26"/>
+        </w:rPr>
+        <w:t xml:space="preserve">/etc/nginx/certs</w:t>
+      </w:r>
+      <w:r>
+        <w:rPr>
+          <w:rFonts w:ascii="Segoe UI" w:hAnsi="Segoe UI" w:cs="Segoe UI" w:eastAsia="Segoe UI"/>
+          <w:b w:val="0"/>
+          <w:color w:val="0A192F"/>
+          <w:sz w:val="26"/>
+        </w:rPr>
+        <w:t xml:space="preserve"> à la place du volume. Le conteneur les utilise tels quels et ne génère plus rien.</w:t>
+      </w:r>
+    </w:p>
+    <w:p>
+      <w:pPr>
+        <w:pStyle w:val="BodyText"/>
+        <w:spacing w:before="40" w:after="160" w:line="324" w:lineRule="auto"/>
+        <w:ind w:left="0" w:right="0"/>
+      </w:pPr>
+      <w:r>
+        <w:rPr>
+          <w:rFonts w:ascii="Segoe UI" w:hAnsi="Segoe UI" w:cs="Segoe UI" w:eastAsia="Segoe UI"/>
+          <w:b w:val="0"/>
+          <w:color w:val="0A192F"/>
+          <w:sz w:val="26"/>
+        </w:rPr>
+        <w:t xml:space="preserve">3. Dans </w:t>
+      </w:r>
+      <w:r>
+        <w:rPr>
+          <w:rStyle w:val="VerbatimChar"/>
+          <w:rFonts w:ascii="Segoe UI" w:hAnsi="Segoe UI" w:cs="Segoe UI" w:eastAsia="Segoe UI"/>
+          <w:b w:val="0"/>
+          <w:color w:val="0A192F"/>
+          <w:sz w:val="26"/>
+        </w:rPr>
+        <w:t xml:space="preserve">.env</w:t>
+      </w:r>
+      <w:r>
+        <w:rPr>
+          <w:rFonts w:ascii="Segoe UI" w:hAnsi="Segoe UI" w:cs="Segoe UI" w:eastAsia="Segoe UI"/>
+          <w:b w:val="0"/>
+          <w:color w:val="0A192F"/>
+          <w:sz w:val="26"/>
+        </w:rPr>
+        <w:t xml:space="preserve"> : </w:t>
+      </w:r>
+      <w:r>
+        <w:rPr>
+          <w:rStyle w:val="VerbatimChar"/>
+          <w:rFonts w:ascii="Segoe UI" w:hAnsi="Segoe UI" w:cs="Segoe UI" w:eastAsia="Segoe UI"/>
+          <w:b w:val="0"/>
+          <w:color w:val="0A192F"/>
+          <w:sz w:val="26"/>
+        </w:rPr>
+        <w:t xml:space="preserve">APP_URL</w:t>
+      </w:r>
+      <w:r>
+        <w:rPr>
+          <w:rFonts w:ascii="Segoe UI" w:hAnsi="Segoe UI" w:cs="Segoe UI" w:eastAsia="Segoe UI"/>
+          <w:b w:val="0"/>
+          <w:color w:val="0A192F"/>
+          <w:sz w:val="26"/>
+        </w:rPr>
+        <w:t xml:space="preserve">, </w:t>
+      </w:r>
+      <w:r>
+        <w:rPr>
+          <w:rStyle w:val="VerbatimChar"/>
+          <w:rFonts w:ascii="Segoe UI" w:hAnsi="Segoe UI" w:cs="Segoe UI" w:eastAsia="Segoe UI"/>
+          <w:b w:val="0"/>
+          <w:color w:val="0A192F"/>
+          <w:sz w:val="26"/>
+        </w:rPr>
+        <w:t xml:space="preserve">SANCTUM_STATEFUL_DOMAINS</w:t>
+      </w:r>
+      <w:r>
+        <w:rPr>
+          <w:rFonts w:ascii="Segoe UI" w:hAnsi="Segoe UI" w:cs="Segoe UI" w:eastAsia="Segoe UI"/>
+          <w:b w:val="0"/>
+          <w:color w:val="0A192F"/>
+          <w:sz w:val="26"/>
+        </w:rPr>
+        <w:t xml:space="preserve">, </w:t>
+      </w:r>
+      <w:r>
+        <w:rPr>
+          <w:rStyle w:val="VerbatimChar"/>
+          <w:rFonts w:ascii="Segoe UI" w:hAnsi="Segoe UI" w:cs="Segoe UI" w:eastAsia="Segoe UI"/>
+          <w:b w:val="0"/>
+          <w:color w:val="0A192F"/>
+          <w:sz w:val="26"/>
+        </w:rPr>
+        <w:t xml:space="preserve">CORS_ALLOWED_ORIGINS</w:t>
+      </w:r>
+      <w:r>
+        <w:rPr>
+          <w:rFonts w:ascii="Segoe UI" w:hAnsi="Segoe UI" w:cs="Segoe UI" w:eastAsia="Segoe UI"/>
+          <w:b w:val="0"/>
+          <w:color w:val="0A192F"/>
+          <w:sz w:val="26"/>
+        </w:rPr>
+        <w:t xml:space="preserve"> sur le domaine, </w:t>
+      </w:r>
+      <w:r>
+        <w:rPr>
+          <w:rStyle w:val="VerbatimChar"/>
+          <w:rFonts w:ascii="Segoe UI" w:hAnsi="Segoe UI" w:cs="Segoe UI" w:eastAsia="Segoe UI"/>
+          <w:b w:val="0"/>
+          <w:color w:val="0A192F"/>
+          <w:sz w:val="26"/>
+        </w:rPr>
+        <w:t xml:space="preserve">HTTPS_PORT=443</w:t>
+      </w:r>
+      <w:r>
+        <w:rPr>
+          <w:rFonts w:ascii="Segoe UI" w:hAnsi="Segoe UI" w:cs="Segoe UI" w:eastAsia="Segoe UI"/>
+          <w:b w:val="0"/>
+          <w:color w:val="0A192F"/>
+          <w:sz w:val="26"/>
+        </w:rPr>
+        <w:t xml:space="preserve">, </w:t>
+      </w:r>
+      <w:r>
+        <w:rPr>
+          <w:rStyle w:val="VerbatimChar"/>
+          <w:rFonts w:ascii="Segoe UI" w:hAnsi="Segoe UI" w:cs="Segoe UI" w:eastAsia="Segoe UI"/>
+          <w:b w:val="0"/>
+          <w:color w:val="0A192F"/>
+          <w:sz w:val="26"/>
+        </w:rPr>
+        <w:t xml:space="preserve">HTTP_PORT=80</w:t>
+      </w:r>
+      <w:r>
+        <w:rPr>
+          <w:rFonts w:ascii="Segoe UI" w:hAnsi="Segoe UI" w:cs="Segoe UI" w:eastAsia="Segoe UI"/>
+          <w:b w:val="0"/>
+          <w:color w:val="0A192F"/>
+          <w:sz w:val="26"/>
+        </w:rPr>
+        <w:t xml:space="preserve">, puis </w:t>
+      </w:r>
+      <w:r>
+        <w:rPr>
+          <w:rStyle w:val="VerbatimChar"/>
+          <w:rFonts w:ascii="Segoe UI" w:hAnsi="Segoe UI" w:cs="Segoe UI" w:eastAsia="Segoe UI"/>
+          <w:b w:val="0"/>
+          <w:color w:val="0A192F"/>
+          <w:sz w:val="26"/>
+        </w:rPr>
+        <w:t xml:space="preserve">HSTS_MAX_AGE=31536000</w:t>
+      </w:r>
+      <w:r>
+        <w:rPr>
+          <w:rFonts w:ascii="Segoe UI" w:hAnsi="Segoe UI" w:cs="Segoe UI" w:eastAsia="Segoe UI"/>
+          <w:b w:val="0"/>
+          <w:color w:val="0A192F"/>
+          <w:sz w:val="26"/>
+        </w:rPr>
+        <w:t xml:space="preserve">.</w:t>
+      </w:r>
+    </w:p>
+    <w:p>
+      <w:pPr>
+        <w:pStyle w:val="BodyText"/>
+        <w:spacing w:before="40" w:after="160" w:line="324" w:lineRule="auto"/>
+        <w:ind w:left="0" w:right="0"/>
+      </w:pPr>
+      <w:r>
+        <w:rPr>
+          <w:rFonts w:ascii="Segoe UI" w:hAnsi="Segoe UI" w:cs="Segoe UI" w:eastAsia="Segoe UI"/>
+          <w:b w:val="0"/>
+          <w:color w:val="0A192F"/>
+          <w:sz w:val="26"/>
+        </w:rPr>
+        <w:t xml:space="preserve">4. </w:t>
+      </w:r>
+      <w:r>
+        <w:rPr>
+          <w:rStyle w:val="VerbatimChar"/>
+          <w:rFonts w:ascii="Segoe UI" w:hAnsi="Segoe UI" w:cs="Segoe UI" w:eastAsia="Segoe UI"/>
+          <w:b w:val="0"/>
+          <w:color w:val="0A192F"/>
+          <w:sz w:val="26"/>
+        </w:rPr>
+        <w:t xml:space="preserve">docker compose up -d --build</w:t>
+      </w:r>
+      <w:r>
+        <w:rPr>
+          <w:rFonts w:ascii="Segoe UI" w:hAnsi="Segoe UI" w:cs="Segoe UI" w:eastAsia="Segoe UI"/>
+          <w:b w:val="0"/>
+          <w:color w:val="0A192F"/>
+          <w:sz w:val="26"/>
+        </w:rPr>
+        <w:t xml:space="preserve">.</w:t>
+      </w:r>
+    </w:p>
+    <w:p>
+      <w:pPr>
+        <w:pStyle w:val="BodyText"/>
+        <w:spacing w:before="40" w:after="160" w:line="324" w:lineRule="auto"/>
+        <w:ind w:left="0" w:right="0"/>
+      </w:pPr>
+      <w:r>
+        <w:rPr>
+          <w:rFonts w:ascii="Segoe UI" w:hAnsi="Segoe UI" w:cs="Segoe UI" w:eastAsia="Segoe UI"/>
+          <w:b w:val="0"/>
+          <w:color w:val="0A192F"/>
+          <w:sz w:val="26"/>
+        </w:rPr>
+        <w:t xml:space="preserve">HSTS reste à 0 tant que le certificat n’est pas reconnu : il oblige le navigateur à refuser le HTTP pour ce nom pendant un an.</w:t>
+      </w:r>
+    </w:p>
+    <w:p>
+      <w:pPr>
+        <w:pStyle w:val="Titre2"/>
+        <w:spacing w:before="280" w:after="120" w:line="276" w:lineRule="auto"/>
+        <w:ind w:left="0" w:right="0"/>
+      </w:pPr>
+      <w:r>
+        <w:rPr>
+          <w:rFonts w:ascii="Segoe UI" w:hAnsi="Segoe UI" w:cs="Segoe UI" w:eastAsia="Segoe UI"/>
+          <w:b/>
+          <w:color w:val="007A8C"/>
+          <w:sz w:val="32"/>
+        </w:rPr>
         <w:t>Revue de sécurité</w:t>
       </w:r>
     </w:p>
@@ -15272,6 +16215,84 @@
           <w:sz w:val="26"/>
         </w:rPr>
         <w:t xml:space="preserve">, une clé ou un certificat, et GitHub refuse le push d’un secret connu.</w:t>
+      </w:r>
+    </w:p>
+    <w:p>
+      <w:pPr>
+        <w:pStyle w:val="Compact"/>
+        <w:numPr>
+          <w:ilvl w:val="0"/>
+          <w:numId w:val="2"/>
+        </w:numPr>
+        <w:spacing w:before="20" w:after="80" w:line="312" w:lineRule="auto"/>
+        <w:ind w:left="170" w:right="0"/>
+      </w:pPr>
+      <w:r>
+        <w:rPr>
+          <w:rFonts w:ascii="Segoe UI" w:hAnsi="Segoe UI" w:cs="Segoe UI" w:eastAsia="Segoe UI"/>
+          <w:b w:val="0"/>
+          <w:color w:val="0A192F"/>
+          <w:sz w:val="26"/>
+        </w:rPr>
+        <w:t xml:space="preserve">Le certificat TLS et sa clé vivent dans le volume </w:t>
+      </w:r>
+      <w:r>
+        <w:rPr>
+          <w:rStyle w:val="VerbatimChar"/>
+          <w:rFonts w:ascii="Segoe UI" w:hAnsi="Segoe UI" w:cs="Segoe UI" w:eastAsia="Segoe UI"/>
+          <w:b w:val="0"/>
+          <w:color w:val="0A192F"/>
+          <w:sz w:val="26"/>
+        </w:rPr>
+        <w:t xml:space="preserve">frontend-certs</w:t>
+      </w:r>
+      <w:r>
+        <w:rPr>
+          <w:rFonts w:ascii="Segoe UI" w:hAnsi="Segoe UI" w:cs="Segoe UI" w:eastAsia="Segoe UI"/>
+          <w:b w:val="0"/>
+          <w:color w:val="0A192F"/>
+          <w:sz w:val="26"/>
+        </w:rPr>
+        <w:t xml:space="preserve">, jamais dans le dépôt.</w:t>
+      </w:r>
+    </w:p>
+    <w:p>
+      <w:pPr>
+        <w:pStyle w:val="Compact"/>
+        <w:numPr>
+          <w:ilvl w:val="0"/>
+          <w:numId w:val="2"/>
+        </w:numPr>
+        <w:spacing w:before="20" w:after="80" w:line="312" w:lineRule="auto"/>
+        <w:ind w:left="170" w:right="0"/>
+      </w:pPr>
+      <w:r>
+        <w:rPr>
+          <w:rFonts w:ascii="Segoe UI" w:hAnsi="Segoe UI" w:cs="Segoe UI" w:eastAsia="Segoe UI"/>
+          <w:b w:val="0"/>
+          <w:color w:val="0A192F"/>
+          <w:sz w:val="26"/>
+        </w:rPr>
+        <w:t xml:space="preserve">Ne pas passer </w:t>
+      </w:r>
+      <w:r>
+        <w:rPr>
+          <w:rStyle w:val="VerbatimChar"/>
+          <w:rFonts w:ascii="Segoe UI" w:hAnsi="Segoe UI" w:cs="Segoe UI" w:eastAsia="Segoe UI"/>
+          <w:b w:val="0"/>
+          <w:color w:val="0A192F"/>
+          <w:sz w:val="26"/>
+        </w:rPr>
+        <w:t xml:space="preserve">SESSION_SECURE_COOKIE=false</w:t>
+      </w:r>
+      <w:r>
+        <w:rPr>
+          <w:rFonts w:ascii="Segoe UI" w:hAnsi="Segoe UI" w:cs="Segoe UI" w:eastAsia="Segoe UI"/>
+          <w:b w:val="0"/>
+          <w:color w:val="0A192F"/>
+          <w:sz w:val="26"/>
+        </w:rPr>
+        <w:t xml:space="preserve"> en production : les cookies de session partiraient en clair.</w:t>
       </w:r>
     </w:p>
     <w:p>
@@ -17177,6 +18198,26 @@
         <w:spacing w:before="20" w:after="80" w:line="312" w:lineRule="auto"/>
         <w:ind w:left="170" w:right="0"/>
       </w:pPr>
+      <w:r>
+        <w:rPr>
+          <w:rFonts w:ascii="Segoe UI" w:hAnsi="Segoe UI" w:cs="Segoe UI" w:eastAsia="Segoe UI"/>
+          <w:b w:val="0"/>
+          <w:color w:val="0A192F"/>
+          <w:sz w:val="26"/>
+        </w:rPr>
+        <w:t xml:space="preserve">Le certificat HTTPS est auto-signé tant que le projet n’a pas de nom de domaine : chiffrement réel, alerte du navigateur à accepter.</w:t>
+      </w:r>
+    </w:p>
+    <w:p>
+      <w:pPr>
+        <w:pStyle w:val="Compact"/>
+        <w:numPr>
+          <w:ilvl w:val="0"/>
+          <w:numId w:val="3"/>
+        </w:numPr>
+        <w:spacing w:before="20" w:after="80" w:line="312" w:lineRule="auto"/>
+        <w:ind w:left="170" w:right="0"/>
+      </w:pPr>
       <w:bookmarkStart w:id="72" w:name="contrôles-qualité"/>
       <w:bookmarkStart w:id="73" w:name="_Toc243379755"/>
       <w:bookmarkEnd w:id="62"/>
@@ -19372,7 +20413,7 @@
                 <w:szCs w:val="20"/>
                 <w:lang w:val="fr-FR"/>
               </w:rPr>
-              <w:t xml:space="preserve">Les images de prod démarrent, le site, </w:t>
+              <w:t xml:space="preserve">Les images de prod démarrent ; le HTTP redirige vers HTTPS ; TLS 1.1 et inférieur sont refusés ; les cookies de session sont </w:t>
             </w:r>
             <w:r>
               <w:rPr>
@@ -19384,6 +20425,52 @@
                 <w:szCs w:val="20"/>
                 <w:lang w:val="fr-FR"/>
               </w:rPr>
+              <w:t xml:space="preserve">Secure</w:t>
+            </w:r>
+            <w:r>
+              <w:rPr>
+                <w:rFonts w:ascii="Segoe UI" w:hAnsi="Segoe UI" w:cs="Segoe UI" w:eastAsia="Segoe UI"/>
+                <w:b w:val="0"/>
+                <w:color w:val="0A192F"/>
+                <w:sz w:val="24"/>
+                <w:szCs w:val="20"/>
+                <w:lang w:val="fr-FR"/>
+              </w:rPr>
+              <w:t xml:space="preserve"> et </w:t>
+            </w:r>
+            <w:r>
+              <w:rPr>
+                <w:rStyle w:val="VerbatimChar"/>
+                <w:rFonts w:ascii="Segoe UI" w:hAnsi="Segoe UI" w:cs="Segoe UI" w:eastAsia="Segoe UI"/>
+                <w:b w:val="0"/>
+                <w:color w:val="0A192F"/>
+                <w:sz w:val="24"/>
+                <w:szCs w:val="20"/>
+                <w:lang w:val="fr-FR"/>
+              </w:rPr>
+              <w:t xml:space="preserve">HttpOnly</w:t>
+            </w:r>
+            <w:r>
+              <w:rPr>
+                <w:rFonts w:ascii="Segoe UI" w:hAnsi="Segoe UI" w:cs="Segoe UI" w:eastAsia="Segoe UI"/>
+                <w:b w:val="0"/>
+                <w:color w:val="0A192F"/>
+                <w:sz w:val="24"/>
+                <w:szCs w:val="20"/>
+                <w:lang w:val="fr-FR"/>
+              </w:rPr>
+              <w:t xml:space="preserve"> ; le site, </w:t>
+            </w:r>
+            <w:r>
+              <w:rPr>
+                <w:rStyle w:val="VerbatimChar"/>
+                <w:rFonts w:ascii="Segoe UI" w:hAnsi="Segoe UI" w:cs="Segoe UI" w:eastAsia="Segoe UI"/>
+                <w:b w:val="0"/>
+                <w:color w:val="0A192F"/>
+                <w:sz w:val="24"/>
+                <w:szCs w:val="20"/>
+                <w:lang w:val="fr-FR"/>
+              </w:rPr>
               <w:t xml:space="preserve">/up</w:t>
             </w:r>
             <w:r>
@@ -19395,7 +20482,7 @@
                 <w:szCs w:val="20"/>
                 <w:lang w:val="fr-FR"/>
               </w:rPr>
-              <w:t xml:space="preserve"> et l’API répondent à travers le front, la recherche et la connexion fonctionnent</w:t>
+              <w:t xml:space="preserve"> et l’API répondent, la recherche et la connexion fonctionnent</w:t>
             </w:r>
           </w:p>
         </w:tc>
@@ -19426,7 +20513,7 @@
                 <w:szCs w:val="20"/>
                 <w:lang w:val="fr-FR"/>
               </w:rPr>
-              <w:t xml:space="preserve">Tous les cas d’erreur</w:t>
+              <w:t xml:space="preserve">Que le certificat soit reconnu par le navigateur (auto-signé sans domaine)</w:t>
             </w:r>
           </w:p>
         </w:tc>

--- a/docs/passation/Lab-Horizon-dossier-de-passation.docx
+++ b/docs/passation/Lab-Horizon-dossier-de-passation.docx
@@ -11204,6 +11204,40 @@
               </w:rPr>
               <w:t xml:space="preserve">APP_URL</w:t>
             </w:r>
+            <w:r>
+              <w:rPr>
+                <w:rFonts w:ascii="Segoe UI" w:hAnsi="Segoe UI" w:cs="Segoe UI" w:eastAsia="Segoe UI"/>
+                <w:b w:val="0"/>
+                <w:color w:val="0A192F"/>
+                <w:sz w:val="24"/>
+                <w:szCs w:val="20"/>
+                <w:lang w:val="fr-FR"/>
+              </w:rPr>
+              <w:t xml:space="preserve">, réglées par </w:t>
+            </w:r>
+            <w:r>
+              <w:rPr>
+                <w:rStyle w:val="VerbatimChar"/>
+                <w:rFonts w:ascii="Segoe UI" w:hAnsi="Segoe UI" w:cs="Segoe UI" w:eastAsia="Segoe UI"/>
+                <w:b w:val="0"/>
+                <w:color w:val="0A192F"/>
+                <w:sz w:val="24"/>
+                <w:szCs w:val="20"/>
+                <w:lang w:val="fr-FR"/>
+              </w:rPr>
+              <w:t xml:space="preserve">init-env</w:t>
+            </w:r>
+            <w:r>
+              <w:rPr>
+                <w:rFonts w:ascii="Segoe UI" w:hAnsi="Segoe UI" w:cs="Segoe UI" w:eastAsia="Segoe UI"/>
+                <w:b w:val="0"/>
+                <w:color w:val="0A192F"/>
+                <w:sz w:val="24"/>
+                <w:szCs w:val="20"/>
+                <w:lang w:val="fr-FR"/>
+              </w:rPr>
+              <w:t xml:space="preserve"> (qui remplace la liste). Plusieurs adresses (IP et domaine) : les séparer par des virgules, à la main</w:t>
+            </w:r>
           </w:p>
         </w:tc>
       </w:tr>
@@ -11370,6 +11404,50 @@
           <w:sz w:val="26"/>
         </w:rPr>
         <w:t xml:space="preserve">init-env</w:t>
+      </w:r>
+      <w:r>
+        <w:rPr>
+          <w:rFonts w:ascii="Segoe UI" w:hAnsi="Segoe UI" w:cs="Segoe UI" w:eastAsia="Segoe UI"/>
+          <w:b w:val="0"/>
+          <w:color w:val="0A192F"/>
+          <w:sz w:val="26"/>
+        </w:rPr>
+        <w:t xml:space="preserve">.</w:t>
+      </w:r>
+    </w:p>
+    <w:p>
+      <w:pPr>
+        <w:pStyle w:val="BodyText"/>
+        <w:spacing w:before="40" w:after="160" w:line="324" w:lineRule="auto"/>
+        <w:ind w:left="0" w:right="0"/>
+      </w:pPr>
+      <w:r>
+        <w:rPr>
+          <w:rFonts w:ascii="Segoe UI" w:hAnsi="Segoe UI" w:cs="Segoe UI" w:eastAsia="Segoe UI"/>
+          <w:b/>
+          <w:color w:val="0A192F"/>
+          <w:sz w:val="26"/>
+        </w:rPr>
+        <w:t xml:space="preserve">Garder une copie du `.env`</w:t>
+      </w:r>
+      <w:r>
+        <w:rPr>
+          <w:rFonts w:ascii="Segoe UI" w:hAnsi="Segoe UI" w:cs="Segoe UI" w:eastAsia="Segoe UI"/>
+          <w:b w:val="0"/>
+          <w:color w:val="0A192F"/>
+          <w:sz w:val="26"/>
+        </w:rPr>
+        <w:t xml:space="preserve"> en lieu sûr, hors du serveur : il contient les secrets. Sans lui, la base existante n’est plus accessible (nouveaux mots de passe MySQL). Une sauvegarde, elle, se restaure sur une installation neuve avec un nouveau </w:t>
+      </w:r>
+      <w:r>
+        <w:rPr>
+          <w:rStyle w:val="VerbatimChar"/>
+          <w:rFonts w:ascii="Segoe UI" w:hAnsi="Segoe UI" w:cs="Segoe UI" w:eastAsia="Segoe UI"/>
+          <w:b w:val="0"/>
+          <w:color w:val="0A192F"/>
+          <w:sz w:val="26"/>
+        </w:rPr>
+        <w:t xml:space="preserve">.env</w:t>
       </w:r>
       <w:r>
         <w:rPr>
@@ -13735,14 +13813,38 @@
             </w:pPr>
             <w:r>
               <w:rPr>
-                <w:rFonts w:ascii="Segoe UI" w:hAnsi="Segoe UI" w:cs="Segoe UI" w:eastAsia="Segoe UI"/>
-                <w:b w:val="0"/>
-                <w:color w:val="0A192F"/>
-                <w:sz w:val="24"/>
-                <w:szCs w:val="20"/>
-                <w:lang w:val="fr-FR"/>
-              </w:rPr>
-              <w:t xml:space="preserve">Site arrêté après un redémarrage Windows</w:t>
+                <w:rStyle w:val="VerbatimChar"/>
+                <w:rFonts w:ascii="Segoe UI" w:hAnsi="Segoe UI" w:cs="Segoe UI" w:eastAsia="Segoe UI"/>
+                <w:b w:val="0"/>
+                <w:color w:val="0A192F"/>
+                <w:sz w:val="24"/>
+                <w:szCs w:val="20"/>
+                <w:lang w:val="fr-FR"/>
+              </w:rPr>
+              <w:t xml:space="preserve">backend</w:t>
+            </w:r>
+            <w:r>
+              <w:rPr>
+                <w:rFonts w:ascii="Segoe UI" w:hAnsi="Segoe UI" w:cs="Segoe UI" w:eastAsia="Segoe UI"/>
+                <w:b w:val="0"/>
+                <w:color w:val="0A192F"/>
+                <w:sz w:val="24"/>
+                <w:szCs w:val="20"/>
+                <w:lang w:val="fr-FR"/>
+              </w:rPr>
+              <w:t xml:space="preserve"> redémarre en boucle, logs </w:t>
+            </w:r>
+            <w:r>
+              <w:rPr>
+                <w:rStyle w:val="VerbatimChar"/>
+                <w:rFonts w:ascii="Segoe UI" w:hAnsi="Segoe UI" w:cs="Segoe UI" w:eastAsia="Segoe UI"/>
+                <w:b w:val="0"/>
+                <w:color w:val="0A192F"/>
+                <w:sz w:val="24"/>
+                <w:szCs w:val="20"/>
+                <w:lang w:val="fr-FR"/>
+              </w:rPr>
+              <w:t xml:space="preserve">Access denied for user</w:t>
             </w:r>
           </w:p>
         </w:tc>
@@ -13766,14 +13868,26 @@
             </w:pPr>
             <w:r>
               <w:rPr>
-                <w:rFonts w:ascii="Segoe UI" w:hAnsi="Segoe UI" w:cs="Segoe UI" w:eastAsia="Segoe UI"/>
-                <w:b w:val="0"/>
-                <w:color w:val="0A192F"/>
-                <w:sz w:val="24"/>
-                <w:szCs w:val="20"/>
-                <w:lang w:val="fr-FR"/>
-              </w:rPr>
-              <w:t xml:space="preserve">Docker Desktop ne démarre qu’à l’ouverture de session</w:t>
+                <w:rStyle w:val="VerbatimChar"/>
+                <w:rFonts w:ascii="Segoe UI" w:hAnsi="Segoe UI" w:cs="Segoe UI" w:eastAsia="Segoe UI"/>
+                <w:b w:val="0"/>
+                <w:color w:val="0A192F"/>
+                <w:sz w:val="24"/>
+                <w:szCs w:val="20"/>
+                <w:lang w:val="fr-FR"/>
+              </w:rPr>
+              <w:t xml:space="preserve">.env</w:t>
+            </w:r>
+            <w:r>
+              <w:rPr>
+                <w:rFonts w:ascii="Segoe UI" w:hAnsi="Segoe UI" w:cs="Segoe UI" w:eastAsia="Segoe UI"/>
+                <w:b w:val="0"/>
+                <w:color w:val="0A192F"/>
+                <w:sz w:val="24"/>
+                <w:szCs w:val="20"/>
+                <w:lang w:val="fr-FR"/>
+              </w:rPr>
+              <w:t xml:space="preserve"> recréé alors que la base existait : nouveaux mots de passe MySQL</w:t>
             </w:r>
           </w:p>
         </w:tc>
@@ -13804,7 +13918,76 @@
                 <w:szCs w:val="20"/>
                 <w:lang w:val="fr-FR"/>
               </w:rPr>
-              <w:t xml:space="preserve">Section « Redémarrage de la machine »</w:t>
+              <w:t xml:space="preserve">Remettre la copie du </w:t>
+            </w:r>
+            <w:r>
+              <w:rPr>
+                <w:rStyle w:val="VerbatimChar"/>
+                <w:rFonts w:ascii="Segoe UI" w:hAnsi="Segoe UI" w:cs="Segoe UI" w:eastAsia="Segoe UI"/>
+                <w:b w:val="0"/>
+                <w:color w:val="0A192F"/>
+                <w:sz w:val="24"/>
+                <w:szCs w:val="20"/>
+                <w:lang w:val="fr-FR"/>
+              </w:rPr>
+              <w:t xml:space="preserve">.env</w:t>
+            </w:r>
+            <w:r>
+              <w:rPr>
+                <w:rFonts w:ascii="Segoe UI" w:hAnsi="Segoe UI" w:cs="Segoe UI" w:eastAsia="Segoe UI"/>
+                <w:b w:val="0"/>
+                <w:color w:val="0A192F"/>
+                <w:sz w:val="24"/>
+                <w:szCs w:val="20"/>
+                <w:lang w:val="fr-FR"/>
+              </w:rPr>
+              <w:t xml:space="preserve">. Sans copie : </w:t>
+            </w:r>
+            <w:r>
+              <w:rPr>
+                <w:rStyle w:val="VerbatimChar"/>
+                <w:rFonts w:ascii="Segoe UI" w:hAnsi="Segoe UI" w:cs="Segoe UI" w:eastAsia="Segoe UI"/>
+                <w:b w:val="0"/>
+                <w:color w:val="0A192F"/>
+                <w:sz w:val="24"/>
+                <w:szCs w:val="20"/>
+                <w:lang w:val="fr-FR"/>
+              </w:rPr>
+              <w:t xml:space="preserve">docker compose down -v</w:t>
+            </w:r>
+            <w:r>
+              <w:rPr>
+                <w:rFonts w:ascii="Segoe UI" w:hAnsi="Segoe UI" w:cs="Segoe UI" w:eastAsia="Segoe UI"/>
+                <w:b w:val="0"/>
+                <w:color w:val="0A192F"/>
+                <w:sz w:val="24"/>
+                <w:szCs w:val="20"/>
+                <w:lang w:val="fr-FR"/>
+              </w:rPr>
+              <w:t xml:space="preserve"> (efface la base), </w:t>
+            </w:r>
+            <w:r>
+              <w:rPr>
+                <w:rStyle w:val="VerbatimChar"/>
+                <w:rFonts w:ascii="Segoe UI" w:hAnsi="Segoe UI" w:cs="Segoe UI" w:eastAsia="Segoe UI"/>
+                <w:b w:val="0"/>
+                <w:color w:val="0A192F"/>
+                <w:sz w:val="24"/>
+                <w:szCs w:val="20"/>
+                <w:lang w:val="fr-FR"/>
+              </w:rPr>
+              <w:t xml:space="preserve">docker compose up -d</w:t>
+            </w:r>
+            <w:r>
+              <w:rPr>
+                <w:rFonts w:ascii="Segoe UI" w:hAnsi="Segoe UI" w:cs="Segoe UI" w:eastAsia="Segoe UI"/>
+                <w:b w:val="0"/>
+                <w:color w:val="0A192F"/>
+                <w:sz w:val="24"/>
+                <w:szCs w:val="20"/>
+                <w:lang w:val="fr-FR"/>
+              </w:rPr>
+              <w:t xml:space="preserve">, puis restaurer la dernière sauvegarde</w:t>
             </w:r>
           </w:p>
         </w:tc>
@@ -13837,7 +14020,7 @@
                 <w:szCs w:val="20"/>
                 <w:lang w:val="fr-FR"/>
               </w:rPr>
-              <w:t xml:space="preserve">Page ancienne après un pull</w:t>
+              <w:t xml:space="preserve">Site arrêté après un redémarrage Windows</w:t>
             </w:r>
           </w:p>
         </w:tc>
@@ -13868,7 +14051,7 @@
                 <w:szCs w:val="20"/>
                 <w:lang w:val="fr-FR"/>
               </w:rPr>
-              <w:t xml:space="preserve">Images non reconstruites</w:t>
+              <w:t xml:space="preserve">Docker Desktop ne démarre qu’à l’ouverture de session</w:t>
             </w:r>
           </w:p>
         </w:tc>
@@ -13892,15 +14075,14 @@
             </w:pPr>
             <w:r>
               <w:rPr>
-                <w:rStyle w:val="VerbatimChar"/>
-                <w:rFonts w:ascii="Segoe UI" w:hAnsi="Segoe UI" w:cs="Segoe UI" w:eastAsia="Segoe UI"/>
-                <w:b w:val="0"/>
-                <w:color w:val="0A192F"/>
-                <w:sz w:val="24"/>
-                <w:szCs w:val="20"/>
-                <w:lang w:val="fr-FR"/>
-              </w:rPr>
-              <w:t xml:space="preserve">docker compose up -d --build</w:t>
+                <w:rFonts w:ascii="Segoe UI" w:hAnsi="Segoe UI" w:cs="Segoe UI" w:eastAsia="Segoe UI"/>
+                <w:b w:val="0"/>
+                <w:color w:val="0A192F"/>
+                <w:sz w:val="24"/>
+                <w:szCs w:val="20"/>
+                <w:lang w:val="fr-FR"/>
+              </w:rPr>
+              <w:t xml:space="preserve">Section « Redémarrage de la machine »</w:t>
             </w:r>
           </w:p>
         </w:tc>
@@ -13933,7 +14115,7 @@
                 <w:szCs w:val="20"/>
                 <w:lang w:val="fr-FR"/>
               </w:rPr>
-              <w:t xml:space="preserve">Login impossible depuis un autre appareil</w:t>
+              <w:t xml:space="preserve">Page ancienne après un pull</w:t>
             </w:r>
           </w:p>
         </w:tc>
@@ -13964,8 +14146,28 @@
                 <w:szCs w:val="20"/>
                 <w:lang w:val="fr-FR"/>
               </w:rPr>
-              <w:t xml:space="preserve">Adresse absente de </w:t>
-            </w:r>
+              <w:t xml:space="preserve">Images non reconstruites</w:t>
+            </w:r>
+          </w:p>
+        </w:tc>
+        <w:tc>
+          <w:tcPr>
+            <w:tcW w:w="4476" w:type="dxa"/>
+            <w:hideMark/>
+            <w:shd w:val="clear" w:color="auto" w:fill="F3ECDA"/>
+            <w:tcMar>
+              <w:top w:w="80" w:type="dxa"/>
+              <w:left w:w="120" w:type="dxa"/>
+              <w:bottom w:w="80" w:type="dxa"/>
+              <w:right w:w="120" w:type="dxa"/>
+            </w:tcMar>
+          </w:tcPr>
+          <w:p>
+            <w:pPr>
+              <w:pStyle w:val="Compact"/>
+              <w:spacing w:before="20" w:beforeAutospacing="1" w:after="20" w:afterAutospacing="1" w:line="276" w:lineRule="auto"/>
+              <w:ind w:left="0" w:right="0"/>
+            </w:pPr>
             <w:r>
               <w:rPr>
                 <w:rStyle w:val="VerbatimChar"/>
@@ -13976,95 +14178,7 @@
                 <w:szCs w:val="20"/>
                 <w:lang w:val="fr-FR"/>
               </w:rPr>
-              <w:t xml:space="preserve">SANCTUM_STATEFUL_DOMAINS</w:t>
-            </w:r>
-            <w:r>
-              <w:rPr>
-                <w:rFonts w:ascii="Segoe UI" w:hAnsi="Segoe UI" w:cs="Segoe UI" w:eastAsia="Segoe UI"/>
-                <w:b w:val="0"/>
-                <w:color w:val="0A192F"/>
-                <w:sz w:val="24"/>
-                <w:szCs w:val="20"/>
-                <w:lang w:val="fr-FR"/>
-              </w:rPr>
-              <w:t xml:space="preserve"> / </w:t>
-            </w:r>
-            <w:r>
-              <w:rPr>
-                <w:rStyle w:val="VerbatimChar"/>
-                <w:rFonts w:ascii="Segoe UI" w:hAnsi="Segoe UI" w:cs="Segoe UI" w:eastAsia="Segoe UI"/>
-                <w:b w:val="0"/>
-                <w:color w:val="0A192F"/>
-                <w:sz w:val="24"/>
-                <w:szCs w:val="20"/>
-                <w:lang w:val="fr-FR"/>
-              </w:rPr>
-              <w:t xml:space="preserve">CORS_ALLOWED_ORIGINS</w:t>
-            </w:r>
-            <w:r>
-              <w:rPr>
-                <w:rFonts w:ascii="Segoe UI" w:hAnsi="Segoe UI" w:cs="Segoe UI" w:eastAsia="Segoe UI"/>
-                <w:b w:val="0"/>
-                <w:color w:val="0A192F"/>
-                <w:sz w:val="24"/>
-                <w:szCs w:val="20"/>
-                <w:lang w:val="fr-FR"/>
-              </w:rPr>
-              <w:t xml:space="preserve">, ou isolation Wi-Fi</w:t>
-            </w:r>
-          </w:p>
-        </w:tc>
-        <w:tc>
-          <w:tcPr>
-            <w:tcW w:w="4476" w:type="dxa"/>
-            <w:hideMark/>
-            <w:shd w:val="clear" w:color="auto" w:fill="F3ECDA"/>
-            <w:tcMar>
-              <w:top w:w="80" w:type="dxa"/>
-              <w:left w:w="120" w:type="dxa"/>
-              <w:bottom w:w="80" w:type="dxa"/>
-              <w:right w:w="120" w:type="dxa"/>
-            </w:tcMar>
-          </w:tcPr>
-          <w:p>
-            <w:pPr>
-              <w:pStyle w:val="Compact"/>
-              <w:spacing w:before="20" w:beforeAutospacing="1" w:after="20" w:afterAutospacing="1" w:line="276" w:lineRule="auto"/>
-              <w:ind w:left="0" w:right="0"/>
-            </w:pPr>
-            <w:r>
-              <w:rPr>
-                <w:rFonts w:ascii="Segoe UI" w:hAnsi="Segoe UI" w:cs="Segoe UI" w:eastAsia="Segoe UI"/>
-                <w:b w:val="0"/>
-                <w:color w:val="0A192F"/>
-                <w:sz w:val="24"/>
-                <w:szCs w:val="20"/>
-                <w:lang w:val="fr-FR"/>
-              </w:rPr>
-              <w:t xml:space="preserve">Relancer </w:t>
-            </w:r>
-            <w:r>
-              <w:rPr>
-                <w:rStyle w:val="VerbatimChar"/>
-                <w:rFonts w:ascii="Segoe UI" w:hAnsi="Segoe UI" w:cs="Segoe UI" w:eastAsia="Segoe UI"/>
-                <w:b w:val="0"/>
-                <w:color w:val="0A192F"/>
-                <w:sz w:val="24"/>
-                <w:szCs w:val="20"/>
-                <w:lang w:val="fr-FR"/>
-              </w:rPr>
-              <w:t xml:space="preserve">init-env</w:t>
-            </w:r>
-            <w:r>
-              <w:rPr>
-                <w:rFonts w:ascii="Segoe UI" w:hAnsi="Segoe UI" w:cs="Segoe UI" w:eastAsia="Segoe UI"/>
-                <w:b w:val="0"/>
-                <w:color w:val="0A192F"/>
-                <w:sz w:val="24"/>
-                <w:szCs w:val="20"/>
-                <w:lang w:val="fr-FR"/>
-              </w:rPr>
-              <w:t xml:space="preserve"> avec l’adresse utilisée</w:t>
+              <w:t xml:space="preserve">docker compose up -d --build</w:t>
             </w:r>
           </w:p>
         </w:tc>
@@ -14097,7 +14211,7 @@
                 <w:szCs w:val="20"/>
                 <w:lang w:val="fr-FR"/>
               </w:rPr>
-              <w:t xml:space="preserve">Alerte « connexion non privée »</w:t>
+              <w:t xml:space="preserve">Login impossible depuis un autre appareil</w:t>
             </w:r>
           </w:p>
         </w:tc>
@@ -14128,7 +14242,53 @@
                 <w:szCs w:val="20"/>
                 <w:lang w:val="fr-FR"/>
               </w:rPr>
-              <w:t xml:space="preserve">Certificat auto-signé</w:t>
+              <w:t xml:space="preserve">Adresse absente de </w:t>
+            </w:r>
+            <w:r>
+              <w:rPr>
+                <w:rStyle w:val="VerbatimChar"/>
+                <w:rFonts w:ascii="Segoe UI" w:hAnsi="Segoe UI" w:cs="Segoe UI" w:eastAsia="Segoe UI"/>
+                <w:b w:val="0"/>
+                <w:color w:val="0A192F"/>
+                <w:sz w:val="24"/>
+                <w:szCs w:val="20"/>
+                <w:lang w:val="fr-FR"/>
+              </w:rPr>
+              <w:t xml:space="preserve">SANCTUM_STATEFUL_DOMAINS</w:t>
+            </w:r>
+            <w:r>
+              <w:rPr>
+                <w:rFonts w:ascii="Segoe UI" w:hAnsi="Segoe UI" w:cs="Segoe UI" w:eastAsia="Segoe UI"/>
+                <w:b w:val="0"/>
+                <w:color w:val="0A192F"/>
+                <w:sz w:val="24"/>
+                <w:szCs w:val="20"/>
+                <w:lang w:val="fr-FR"/>
+              </w:rPr>
+              <w:t xml:space="preserve"> / </w:t>
+            </w:r>
+            <w:r>
+              <w:rPr>
+                <w:rStyle w:val="VerbatimChar"/>
+                <w:rFonts w:ascii="Segoe UI" w:hAnsi="Segoe UI" w:cs="Segoe UI" w:eastAsia="Segoe UI"/>
+                <w:b w:val="0"/>
+                <w:color w:val="0A192F"/>
+                <w:sz w:val="24"/>
+                <w:szCs w:val="20"/>
+                <w:lang w:val="fr-FR"/>
+              </w:rPr>
+              <w:t xml:space="preserve">CORS_ALLOWED_ORIGINS</w:t>
+            </w:r>
+            <w:r>
+              <w:rPr>
+                <w:rFonts w:ascii="Segoe UI" w:hAnsi="Segoe UI" w:cs="Segoe UI" w:eastAsia="Segoe UI"/>
+                <w:b w:val="0"/>
+                <w:color w:val="0A192F"/>
+                <w:sz w:val="24"/>
+                <w:szCs w:val="20"/>
+                <w:lang w:val="fr-FR"/>
+              </w:rPr>
+              <w:t xml:space="preserve">, ou isolation Wi-Fi</w:t>
             </w:r>
           </w:p>
         </w:tc>
@@ -14159,7 +14319,30 @@
                 <w:szCs w:val="20"/>
                 <w:lang w:val="fr-FR"/>
               </w:rPr>
-              <w:t xml:space="preserve">Attendu sans domaine : accepter l’alerte une fois</w:t>
+              <w:t xml:space="preserve">Relancer </w:t>
+            </w:r>
+            <w:r>
+              <w:rPr>
+                <w:rStyle w:val="VerbatimChar"/>
+                <w:rFonts w:ascii="Segoe UI" w:hAnsi="Segoe UI" w:cs="Segoe UI" w:eastAsia="Segoe UI"/>
+                <w:b w:val="0"/>
+                <w:color w:val="0A192F"/>
+                <w:sz w:val="24"/>
+                <w:szCs w:val="20"/>
+                <w:lang w:val="fr-FR"/>
+              </w:rPr>
+              <w:t xml:space="preserve">init-env</w:t>
+            </w:r>
+            <w:r>
+              <w:rPr>
+                <w:rFonts w:ascii="Segoe UI" w:hAnsi="Segoe UI" w:cs="Segoe UI" w:eastAsia="Segoe UI"/>
+                <w:b w:val="0"/>
+                <w:color w:val="0A192F"/>
+                <w:sz w:val="24"/>
+                <w:szCs w:val="20"/>
+                <w:lang w:val="fr-FR"/>
+              </w:rPr>
+              <w:t xml:space="preserve"> avec l’adresse utilisée</w:t>
             </w:r>
           </w:p>
         </w:tc>
@@ -14192,7 +14375,7 @@
                 <w:szCs w:val="20"/>
                 <w:lang w:val="fr-FR"/>
               </w:rPr>
-              <w:t xml:space="preserve">Alerte persistante via l’IP du serveur</w:t>
+              <w:t xml:space="preserve">Alerte « connexion non privée »</w:t>
             </w:r>
           </w:p>
         </w:tc>
@@ -14223,7 +14406,7 @@
                 <w:szCs w:val="20"/>
                 <w:lang w:val="fr-FR"/>
               </w:rPr>
-              <w:t xml:space="preserve">IP absente du certificat</w:t>
+              <w:t xml:space="preserve">Certificat auto-signé</w:t>
             </w:r>
           </w:p>
         </w:tc>
@@ -14254,30 +14437,7 @@
                 <w:szCs w:val="20"/>
                 <w:lang w:val="fr-FR"/>
               </w:rPr>
-              <w:t xml:space="preserve">Relancer </w:t>
-            </w:r>
-            <w:r>
-              <w:rPr>
-                <w:rStyle w:val="VerbatimChar"/>
-                <w:rFonts w:ascii="Segoe UI" w:hAnsi="Segoe UI" w:cs="Segoe UI" w:eastAsia="Segoe UI"/>
-                <w:b w:val="0"/>
-                <w:color w:val="0A192F"/>
-                <w:sz w:val="24"/>
-                <w:szCs w:val="20"/>
-                <w:lang w:val="fr-FR"/>
-              </w:rPr>
-              <w:t xml:space="preserve">init-env</w:t>
-            </w:r>
-            <w:r>
-              <w:rPr>
-                <w:rFonts w:ascii="Segoe UI" w:hAnsi="Segoe UI" w:cs="Segoe UI" w:eastAsia="Segoe UI"/>
-                <w:b w:val="0"/>
-                <w:color w:val="0A192F"/>
-                <w:sz w:val="24"/>
-                <w:szCs w:val="20"/>
-                <w:lang w:val="fr-FR"/>
-              </w:rPr>
-              <w:t xml:space="preserve"> avec l’IP, régénérer le certificat (section HTTPS)</w:t>
+              <w:t xml:space="preserve">Attendu sans domaine : accepter l’alerte une fois</w:t>
             </w:r>
           </w:p>
         </w:tc>
@@ -14310,7 +14470,7 @@
                 <w:szCs w:val="20"/>
                 <w:lang w:val="fr-FR"/>
               </w:rPr>
-              <w:t xml:space="preserve">Le compte de démo est déconnecté après chaque redémarrage</w:t>
+              <w:t xml:space="preserve">Alerte persistante via l’IP du serveur</w:t>
             </w:r>
           </w:p>
         </w:tc>
@@ -14341,7 +14501,7 @@
                 <w:szCs w:val="20"/>
                 <w:lang w:val="fr-FR"/>
               </w:rPr>
-              <w:t xml:space="preserve">Son mot de passe est réécrit au démarrage (limite connue, côté back)</w:t>
+              <w:t xml:space="preserve">IP absente du certificat</w:t>
             </w:r>
           </w:p>
         </w:tc>
@@ -14372,7 +14532,30 @@
                 <w:szCs w:val="20"/>
                 <w:lang w:val="fr-FR"/>
               </w:rPr>
-              <w:t xml:space="preserve">Se reconnecter. Les autres comptes restent connectés</w:t>
+              <w:t xml:space="preserve">Relancer </w:t>
+            </w:r>
+            <w:r>
+              <w:rPr>
+                <w:rStyle w:val="VerbatimChar"/>
+                <w:rFonts w:ascii="Segoe UI" w:hAnsi="Segoe UI" w:cs="Segoe UI" w:eastAsia="Segoe UI"/>
+                <w:b w:val="0"/>
+                <w:color w:val="0A192F"/>
+                <w:sz w:val="24"/>
+                <w:szCs w:val="20"/>
+                <w:lang w:val="fr-FR"/>
+              </w:rPr>
+              <w:t xml:space="preserve">init-env</w:t>
+            </w:r>
+            <w:r>
+              <w:rPr>
+                <w:rFonts w:ascii="Segoe UI" w:hAnsi="Segoe UI" w:cs="Segoe UI" w:eastAsia="Segoe UI"/>
+                <w:b w:val="0"/>
+                <w:color w:val="0A192F"/>
+                <w:sz w:val="24"/>
+                <w:szCs w:val="20"/>
+                <w:lang w:val="fr-FR"/>
+              </w:rPr>
+              <w:t xml:space="preserve"> avec l’IP, régénérer le certificat (section HTTPS)</w:t>
             </w:r>
           </w:p>
         </w:tc>
@@ -14398,26 +14581,14 @@
             </w:pPr>
             <w:r>
               <w:rPr>
-                <w:rStyle w:val="VerbatimChar"/>
-                <w:rFonts w:ascii="Segoe UI" w:hAnsi="Segoe UI" w:cs="Segoe UI" w:eastAsia="Segoe UI"/>
-                <w:b w:val="0"/>
-                <w:color w:val="0A192F"/>
-                <w:sz w:val="24"/>
-                <w:szCs w:val="20"/>
-                <w:lang w:val="fr-FR"/>
-              </w:rPr>
-              <w:t xml:space="preserve">backend</w:t>
-            </w:r>
-            <w:r>
-              <w:rPr>
-                <w:rFonts w:ascii="Segoe UI" w:hAnsi="Segoe UI" w:cs="Segoe UI" w:eastAsia="Segoe UI"/>
-                <w:b w:val="0"/>
-                <w:color w:val="0A192F"/>
-                <w:sz w:val="24"/>
-                <w:szCs w:val="20"/>
-                <w:lang w:val="fr-FR"/>
-              </w:rPr>
-              <w:t xml:space="preserve"> redémarre en boucle après avoir vidé le catalogue</w:t>
+                <w:rFonts w:ascii="Segoe UI" w:hAnsi="Segoe UI" w:cs="Segoe UI" w:eastAsia="Segoe UI"/>
+                <w:b w:val="0"/>
+                <w:color w:val="0A192F"/>
+                <w:sz w:val="24"/>
+                <w:szCs w:val="20"/>
+                <w:lang w:val="fr-FR"/>
+              </w:rPr>
+              <w:t xml:space="preserve">Le compte de démo est déconnecté après chaque redémarrage</w:t>
             </w:r>
           </w:p>
         </w:tc>
@@ -14448,7 +14619,7 @@
                 <w:szCs w:val="20"/>
                 <w:lang w:val="fr-FR"/>
               </w:rPr>
-              <w:t xml:space="preserve">Le seed se relance sur une base sans publication et échoue sur le compte existant (limite connue, côté back)</w:t>
+              <w:t xml:space="preserve">Son mot de passe est réécrit au démarrage (limite connue, côté back)</w:t>
             </w:r>
           </w:p>
         </w:tc>
@@ -14479,7 +14650,7 @@
                 <w:szCs w:val="20"/>
                 <w:lang w:val="fr-FR"/>
               </w:rPr>
-              <w:t xml:space="preserve">Restaurer la dernière sauvegarde</w:t>
+              <w:t xml:space="preserve">Se reconnecter. Les autres comptes restent connectés</w:t>
             </w:r>
           </w:p>
         </w:tc>
@@ -14505,14 +14676,26 @@
             </w:pPr>
             <w:r>
               <w:rPr>
-                <w:rFonts w:ascii="Segoe UI" w:hAnsi="Segoe UI" w:cs="Segoe UI" w:eastAsia="Segoe UI"/>
-                <w:b w:val="0"/>
-                <w:color w:val="0A192F"/>
-                <w:sz w:val="24"/>
-                <w:szCs w:val="20"/>
-                <w:lang w:val="fr-FR"/>
-              </w:rPr>
-              <w:t xml:space="preserve">MySQL « port already allocated »</w:t>
+                <w:rStyle w:val="VerbatimChar"/>
+                <w:rFonts w:ascii="Segoe UI" w:hAnsi="Segoe UI" w:cs="Segoe UI" w:eastAsia="Segoe UI"/>
+                <w:b w:val="0"/>
+                <w:color w:val="0A192F"/>
+                <w:sz w:val="24"/>
+                <w:szCs w:val="20"/>
+                <w:lang w:val="fr-FR"/>
+              </w:rPr>
+              <w:t xml:space="preserve">backend</w:t>
+            </w:r>
+            <w:r>
+              <w:rPr>
+                <w:rFonts w:ascii="Segoe UI" w:hAnsi="Segoe UI" w:cs="Segoe UI" w:eastAsia="Segoe UI"/>
+                <w:b w:val="0"/>
+                <w:color w:val="0A192F"/>
+                <w:sz w:val="24"/>
+                <w:szCs w:val="20"/>
+                <w:lang w:val="fr-FR"/>
+              </w:rPr>
+              <w:t xml:space="preserve"> redémarre en boucle après avoir vidé le catalogue</w:t>
             </w:r>
           </w:p>
         </w:tc>
@@ -14543,7 +14726,7 @@
                 <w:szCs w:val="20"/>
                 <w:lang w:val="fr-FR"/>
               </w:rPr>
-              <w:t xml:space="preserve">Un MySQL Windows tient le 3306</w:t>
+              <w:t xml:space="preserve">Le seed se relance sur une base sans publication et échoue sur le compte existant (limite connue, côté back)</w:t>
             </w:r>
           </w:p>
         </w:tc>
@@ -14574,18 +14757,7 @@
                 <w:szCs w:val="20"/>
                 <w:lang w:val="fr-FR"/>
               </w:rPr>
-              <w:t xml:space="preserve">Le compose publie déjà </w:t>
-            </w:r>
-            <w:r>
-              <w:rPr>
-                <w:rFonts w:ascii="Segoe UI" w:hAnsi="Segoe UI" w:cs="Segoe UI" w:eastAsia="Segoe UI"/>
-                <w:b/>
-                <w:color w:val="0A192F"/>
-                <w:sz w:val="24"/>
-                <w:szCs w:val="20"/>
-                <w:lang w:val="fr-FR"/>
-              </w:rPr>
-              <w:t xml:space="preserve">3307</w:t>
+              <w:t xml:space="preserve">Restaurer la dernière sauvegarde</w:t>
             </w:r>
           </w:p>
         </w:tc>
@@ -14618,7 +14790,7 @@
                 <w:szCs w:val="20"/>
                 <w:lang w:val="fr-FR"/>
               </w:rPr>
-              <w:t xml:space="preserve">Vulgarisation en erreur</w:t>
+              <w:t xml:space="preserve">MySQL « port already allocated »</w:t>
             </w:r>
           </w:p>
         </w:tc>
@@ -14642,26 +14814,14 @@
             </w:pPr>
             <w:r>
               <w:rPr>
-                <w:rStyle w:val="VerbatimChar"/>
-                <w:rFonts w:ascii="Segoe UI" w:hAnsi="Segoe UI" w:cs="Segoe UI" w:eastAsia="Segoe UI"/>
-                <w:b w:val="0"/>
-                <w:color w:val="0A192F"/>
-                <w:sz w:val="24"/>
-                <w:szCs w:val="20"/>
-                <w:lang w:val="fr-FR"/>
-              </w:rPr>
-              <w:t xml:space="preserve">LLM_ENABLED=true</w:t>
-            </w:r>
-            <w:r>
-              <w:rPr>
-                <w:rFonts w:ascii="Segoe UI" w:hAnsi="Segoe UI" w:cs="Segoe UI" w:eastAsia="Segoe UI"/>
-                <w:b w:val="0"/>
-                <w:color w:val="0A192F"/>
-                <w:sz w:val="24"/>
-                <w:szCs w:val="20"/>
-                <w:lang w:val="fr-FR"/>
-              </w:rPr>
-              <w:t xml:space="preserve"> sans modèle chargé</w:t>
+                <w:rFonts w:ascii="Segoe UI" w:hAnsi="Segoe UI" w:cs="Segoe UI" w:eastAsia="Segoe UI"/>
+                <w:b w:val="0"/>
+                <w:color w:val="0A192F"/>
+                <w:sz w:val="24"/>
+                <w:szCs w:val="20"/>
+                <w:lang w:val="fr-FR"/>
+              </w:rPr>
+              <w:t xml:space="preserve">Un MySQL Windows tient le 3306</w:t>
             </w:r>
           </w:p>
         </w:tc>
@@ -14692,19 +14852,18 @@
                 <w:szCs w:val="20"/>
                 <w:lang w:val="fr-FR"/>
               </w:rPr>
-              <w:t xml:space="preserve">Charger le modèle, ou repasser </w:t>
-            </w:r>
-            <w:r>
-              <w:rPr>
-                <w:rStyle w:val="VerbatimChar"/>
-                <w:rFonts w:ascii="Segoe UI" w:hAnsi="Segoe UI" w:cs="Segoe UI" w:eastAsia="Segoe UI"/>
-                <w:b w:val="0"/>
-                <w:color w:val="0A192F"/>
-                <w:sz w:val="24"/>
-                <w:szCs w:val="20"/>
-                <w:lang w:val="fr-FR"/>
-              </w:rPr>
-              <w:t xml:space="preserve">LLM_ENABLED=false</w:t>
+              <w:t xml:space="preserve">Le compose publie déjà </w:t>
+            </w:r>
+            <w:r>
+              <w:rPr>
+                <w:rFonts w:ascii="Segoe UI" w:hAnsi="Segoe UI" w:cs="Segoe UI" w:eastAsia="Segoe UI"/>
+                <w:b/>
+                <w:color w:val="0A192F"/>
+                <w:sz w:val="24"/>
+                <w:szCs w:val="20"/>
+                <w:lang w:val="fr-FR"/>
+              </w:rPr>
+              <w:t xml:space="preserve">3307</w:t>
             </w:r>
           </w:p>
         </w:tc>
@@ -14737,6 +14896,125 @@
                 <w:szCs w:val="20"/>
                 <w:lang w:val="fr-FR"/>
               </w:rPr>
+              <w:t xml:space="preserve">Vulgarisation en erreur</w:t>
+            </w:r>
+          </w:p>
+        </w:tc>
+        <w:tc>
+          <w:tcPr>
+            <w:tcW w:w="1721" w:type="dxa"/>
+            <w:hideMark/>
+            <w:shd w:val="clear" w:color="auto" w:fill="FFFFFF"/>
+            <w:tcMar>
+              <w:top w:w="80" w:type="dxa"/>
+              <w:left w:w="120" w:type="dxa"/>
+              <w:bottom w:w="80" w:type="dxa"/>
+              <w:right w:w="120" w:type="dxa"/>
+            </w:tcMar>
+          </w:tcPr>
+          <w:p>
+            <w:pPr>
+              <w:pStyle w:val="Compact"/>
+              <w:spacing w:before="20" w:beforeAutospacing="1" w:after="20" w:afterAutospacing="1" w:line="276" w:lineRule="auto"/>
+              <w:ind w:left="0" w:right="0"/>
+            </w:pPr>
+            <w:r>
+              <w:rPr>
+                <w:rStyle w:val="VerbatimChar"/>
+                <w:rFonts w:ascii="Segoe UI" w:hAnsi="Segoe UI" w:cs="Segoe UI" w:eastAsia="Segoe UI"/>
+                <w:b w:val="0"/>
+                <w:color w:val="0A192F"/>
+                <w:sz w:val="24"/>
+                <w:szCs w:val="20"/>
+                <w:lang w:val="fr-FR"/>
+              </w:rPr>
+              <w:t xml:space="preserve">LLM_ENABLED=true</w:t>
+            </w:r>
+            <w:r>
+              <w:rPr>
+                <w:rFonts w:ascii="Segoe UI" w:hAnsi="Segoe UI" w:cs="Segoe UI" w:eastAsia="Segoe UI"/>
+                <w:b w:val="0"/>
+                <w:color w:val="0A192F"/>
+                <w:sz w:val="24"/>
+                <w:szCs w:val="20"/>
+                <w:lang w:val="fr-FR"/>
+              </w:rPr>
+              <w:t xml:space="preserve"> sans modèle chargé</w:t>
+            </w:r>
+          </w:p>
+        </w:tc>
+        <w:tc>
+          <w:tcPr>
+            <w:tcW w:w="4476" w:type="dxa"/>
+            <w:hideMark/>
+            <w:shd w:val="clear" w:color="auto" w:fill="FFFFFF"/>
+            <w:tcMar>
+              <w:top w:w="80" w:type="dxa"/>
+              <w:left w:w="120" w:type="dxa"/>
+              <w:bottom w:w="80" w:type="dxa"/>
+              <w:right w:w="120" w:type="dxa"/>
+            </w:tcMar>
+          </w:tcPr>
+          <w:p>
+            <w:pPr>
+              <w:pStyle w:val="Compact"/>
+              <w:spacing w:before="20" w:beforeAutospacing="1" w:after="20" w:afterAutospacing="1" w:line="276" w:lineRule="auto"/>
+              <w:ind w:left="0" w:right="0"/>
+            </w:pPr>
+            <w:r>
+              <w:rPr>
+                <w:rFonts w:ascii="Segoe UI" w:hAnsi="Segoe UI" w:cs="Segoe UI" w:eastAsia="Segoe UI"/>
+                <w:b w:val="0"/>
+                <w:color w:val="0A192F"/>
+                <w:sz w:val="24"/>
+                <w:szCs w:val="20"/>
+                <w:lang w:val="fr-FR"/>
+              </w:rPr>
+              <w:t xml:space="preserve">Charger le modèle, ou repasser </w:t>
+            </w:r>
+            <w:r>
+              <w:rPr>
+                <w:rStyle w:val="VerbatimChar"/>
+                <w:rFonts w:ascii="Segoe UI" w:hAnsi="Segoe UI" w:cs="Segoe UI" w:eastAsia="Segoe UI"/>
+                <w:b w:val="0"/>
+                <w:color w:val="0A192F"/>
+                <w:sz w:val="24"/>
+                <w:szCs w:val="20"/>
+                <w:lang w:val="fr-FR"/>
+              </w:rPr>
+              <w:t xml:space="preserve">LLM_ENABLED=false</w:t>
+            </w:r>
+          </w:p>
+        </w:tc>
+      </w:tr>
+      <w:tr>
+        <w:tc>
+          <w:tcPr>
+            <w:tcW w:w="1721" w:type="dxa"/>
+            <w:hideMark/>
+            <w:shd w:val="clear" w:color="auto" w:fill="F3ECDA"/>
+            <w:tcMar>
+              <w:top w:w="80" w:type="dxa"/>
+              <w:left w:w="120" w:type="dxa"/>
+              <w:bottom w:w="80" w:type="dxa"/>
+              <w:right w:w="120" w:type="dxa"/>
+            </w:tcMar>
+          </w:tcPr>
+          <w:p>
+            <w:pPr>
+              <w:pStyle w:val="Compact"/>
+              <w:spacing w:before="20" w:beforeAutospacing="1" w:after="20" w:afterAutospacing="1" w:line="276" w:lineRule="auto"/>
+              <w:ind w:left="0" w:right="0"/>
+            </w:pPr>
+            <w:r>
+              <w:rPr>
+                <w:rFonts w:ascii="Segoe UI" w:hAnsi="Segoe UI" w:cs="Segoe UI" w:eastAsia="Segoe UI"/>
+                <w:b w:val="0"/>
+                <w:color w:val="0A192F"/>
+                <w:sz w:val="24"/>
+                <w:szCs w:val="20"/>
+                <w:lang w:val="fr-FR"/>
+              </w:rPr>
               <w:t xml:space="preserve">Domaine Physique vide</w:t>
             </w:r>
           </w:p>
@@ -14745,7 +15023,7 @@
           <w:tcPr>
             <w:tcW w:w="1721" w:type="dxa"/>
             <w:hideMark/>
-            <w:shd w:val="clear" w:color="auto" w:fill="FFFFFF"/>
+            <w:shd w:val="clear" w:color="auto" w:fill="F3ECDA"/>
             <w:tcMar>
               <w:top w:w="80" w:type="dxa"/>
               <w:left w:w="120" w:type="dxa"/>
@@ -14776,7 +15054,7 @@
           <w:tcPr>
             <w:tcW w:w="4476" w:type="dxa"/>
             <w:hideMark/>
-            <w:shd w:val="clear" w:color="auto" w:fill="FFFFFF"/>
+            <w:shd w:val="clear" w:color="auto" w:fill="F3ECDA"/>
             <w:tcMar>
               <w:top w:w="80" w:type="dxa"/>
               <w:left w:w="120" w:type="dxa"/>
@@ -19109,7 +19387,26 @@
           <w:color w:val="0A192F"/>
           <w:sz w:val="26"/>
         </w:rPr>
-        <w:t xml:space="preserve"> pour l’automatiser). Les fichiers uploadés de l’archive sont remis en place ; ceux ajoutés depuis restent.</w:t>
+        <w:t xml:space="preserve"> pour l’automatiser). Les fichiers uploadés de l’archive sont remis en place ; ceux ajoutés depuis restent. Le back redémarre à la fin : le mot de passe du compte de démo redevient celui du </w:t>
+      </w:r>
+      <w:r>
+        <w:rPr>
+          <w:rStyle w:val="VerbatimChar"/>
+          <w:rFonts w:ascii="Segoe UI" w:hAnsi="Segoe UI" w:cs="Segoe UI" w:eastAsia="Segoe UI"/>
+          <w:b w:val="0"/>
+          <w:color w:val="0A192F"/>
+          <w:sz w:val="26"/>
+        </w:rPr>
+        <w:t xml:space="preserve">.env</w:t>
+      </w:r>
+      <w:r>
+        <w:rPr>
+          <w:rFonts w:ascii="Segoe UI" w:hAnsi="Segoe UI" w:cs="Segoe UI" w:eastAsia="Segoe UI"/>
+          <w:b w:val="0"/>
+          <w:color w:val="0A192F"/>
+          <w:sz w:val="26"/>
+        </w:rPr>
+        <w:t xml:space="preserve"> actuel, et les migrations s’appliquent si l’archive vient d’une version plus ancienne.</w:t>
       </w:r>
     </w:p>
     <w:p>
@@ -20087,6 +20384,45 @@
           <w:sz w:val="26"/>
         </w:rPr>
         <w:t xml:space="preserve">, une clé ou un certificat, et GitHub refuse le push d’un secret connu.</w:t>
+      </w:r>
+    </w:p>
+    <w:p>
+      <w:pPr>
+        <w:pStyle w:val="Compact"/>
+        <w:numPr>
+          <w:ilvl w:val="0"/>
+          <w:numId w:val="2"/>
+        </w:numPr>
+        <w:spacing w:before="20" w:after="80" w:line="312" w:lineRule="auto"/>
+        <w:ind w:left="170" w:right="0"/>
+      </w:pPr>
+      <w:r>
+        <w:rPr>
+          <w:rFonts w:ascii="Segoe UI" w:hAnsi="Segoe UI" w:cs="Segoe UI" w:eastAsia="Segoe UI"/>
+          <w:b w:val="0"/>
+          <w:color w:val="0A192F"/>
+          <w:sz w:val="26"/>
+        </w:rPr>
+        <w:t xml:space="preserve">Garder une copie du </w:t>
+      </w:r>
+      <w:r>
+        <w:rPr>
+          <w:rStyle w:val="VerbatimChar"/>
+          <w:rFonts w:ascii="Segoe UI" w:hAnsi="Segoe UI" w:cs="Segoe UI" w:eastAsia="Segoe UI"/>
+          <w:b w:val="0"/>
+          <w:color w:val="0A192F"/>
+          <w:sz w:val="26"/>
+        </w:rPr>
+        <w:t xml:space="preserve">.env</w:t>
+      </w:r>
+      <w:r>
+        <w:rPr>
+          <w:rFonts w:ascii="Segoe UI" w:hAnsi="Segoe UI" w:cs="Segoe UI" w:eastAsia="Segoe UI"/>
+          <w:b w:val="0"/>
+          <w:color w:val="0A192F"/>
+          <w:sz w:val="26"/>
+        </w:rPr>
+        <w:t xml:space="preserve"> hors du serveur, à part des sauvegardes. Sans lui, la base existante n’est plus accessible ; une sauvegarde se restaure en revanche sur une installation neuve.</w:t>
       </w:r>
     </w:p>
     <w:p>

--- a/docs/passation/Lab-Horizon-dossier-de-passation.docx
+++ b/docs/passation/Lab-Horizon-dossier-de-passation.docx
@@ -271,38 +271,6 @@
               <w:noProof/>
             </w:rPr>
           </w:pPr>
-          <w:hyperlink w:anchor="_Toc243379725" w:history="1">
-            <w:r>
-              <w:rPr>
-                <w:rStyle w:val="Lienhypertexte"/>
-                <w:noProof/>
-              </w:rPr>
-              <w:t>À ne pas prendre pour le produit</w:t>
-            </w:r>
-            <w:r>
-              <w:rPr>
-                <w:noProof/>
-                <w:webHidden/>
-              </w:rPr>
-              <w:tab/>
-              <w:fldChar w:fldCharType="begin"/>
-              <w:instrText xml:space="preserve"> PAGEREF _Toc243379725 \h </w:instrText>
-              <w:fldChar w:fldCharType="separate"/>
-              <w:t>4</w:t>
-              <w:fldChar w:fldCharType="end"/>
-            </w:r>
-          </w:hyperlink>
-        </w:p>
-        <w:p>
-          <w:pPr>
-            <w:pStyle w:val="TM2"/>
-            <w:tabs>
-              <w:tab w:val="right" w:leader="dot" w:pos="9396"/>
-            </w:tabs>
-            <w:rPr>
-              <w:noProof/>
-            </w:rPr>
-          </w:pPr>
           <w:hyperlink w:anchor="_Toc243379726" w:history="1">
             <w:r>
               <w:rPr>
@@ -1598,7 +1566,7 @@
                 <w:szCs w:val="20"/>
                 <w:lang w:val="fr-FR"/>
               </w:rPr>
-              <w:t>Où est le code, pourquoi ce dossier existe, quels fichiers ignorer</w:t>
+              <w:t>Où est le code, pourquoi ce dossier existe</w:t>
             </w:r>
           </w:p>
         </w:tc>
@@ -4401,473 +4369,11 @@
         <w:spacing w:before="280" w:after="120" w:line="276" w:lineRule="auto"/>
         <w:ind w:left="0" w:right="0"/>
       </w:pPr>
-      <w:r>
-        <w:rPr>
-          <w:rFonts w:ascii="Segoe UI" w:hAnsi="Segoe UI" w:cs="Segoe UI" w:eastAsia="Segoe UI"/>
-          <w:b/>
-          <w:color w:val="007A8C"/>
-          <w:sz w:val="32"/>
-        </w:rPr>
-        <w:t>À ne pas prendre pour le produit</w:t>
-      </w:r>
-    </w:p>
-    <w:tbl>
-      <w:tblPr>
-        <w:tblW w:w="5000" w:type="pct"/>
-        <w:tblLayout w:type="autofit"/>
-        <w:tblLook w:val="0020" w:firstRow="1" w:lastRow="0" w:firstColumn="0" w:lastColumn="0" w:noHBand="0" w:noVBand="0"/>
-        <w:tblBorders>
-          <w:top w:val="single" w:sz="6" w:space="0" w:color="C5CED6"/>
-          <w:left w:val="single" w:sz="6" w:space="0" w:color="C5CED6"/>
-          <w:bottom w:val="single" w:sz="6" w:space="0" w:color="C5CED6"/>
-          <w:right w:val="single" w:sz="6" w:space="0" w:color="C5CED6"/>
-          <w:insideH w:val="single" w:sz="6" w:space="0" w:color="C5CED6"/>
-          <w:insideV w:val="single" w:sz="6" w:space="0" w:color="C5CED6"/>
-        </w:tblBorders>
-      </w:tblPr>
-      <w:tblGrid>
-        <w:gridCol w:w="4988"/>
-        <w:gridCol w:w="4988"/>
-      </w:tblGrid>
-      <w:tr>
-        <w:trPr>
-          <w:tblHeader/>
-        </w:trPr>
-        <w:tc>
-          <w:tcPr>
-            <w:tcW w:w="3960" w:type="dxa"/>
-            <w:shd w:val="clear" w:color="auto" w:fill="02223F"/>
-            <w:tcMar>
-              <w:top w:w="80" w:type="dxa"/>
-              <w:left w:w="120" w:type="dxa"/>
-              <w:bottom w:w="80" w:type="dxa"/>
-              <w:right w:w="120" w:type="dxa"/>
-            </w:tcMar>
-          </w:tcPr>
-          <w:p>
-            <w:pPr>
-              <w:pStyle w:val="Compact"/>
-              <w:spacing w:before="20" w:after="20" w:line="276" w:lineRule="auto"/>
-              <w:ind w:left="0" w:right="0"/>
-              <w:rPr>
-                <w:kern w:val="2"/>
-                <w:lang w:val="fr-NC" w:eastAsia="fr-NC"/>
-                <w14:ligatures w14:val="standardContextual"/>
-              </w:rPr>
-            </w:pPr>
-            <w:bookmarkStart w:id="16" w:name="docker-qui-parle-à-qui"/>
-            <w:bookmarkStart w:id="17" w:name="_Toc243379728"/>
-            <w:bookmarkStart w:id="18" w:name="backend-points-utiles"/>
-            <w:bookmarkStart w:id="19" w:name="_Toc243379727"/>
-            <w:bookmarkEnd w:id="14"/>
-            <w:r>
-              <w:rPr>
-                <w:rFonts w:ascii="Segoe UI" w:hAnsi="Segoe UI" w:cs="Segoe UI" w:eastAsia="Segoe UI"/>
-                <w:b/>
-                <w:color w:val="FFFFFF"/>
-                <w:sz w:val="24"/>
-                <w:szCs w:val="20"/>
-                <w:lang w:val="fr-FR"/>
-              </w:rPr>
-              <w:t>Chemin</w:t>
-            </w:r>
-          </w:p>
-        </w:tc>
-        <w:tc>
-          <w:tcPr>
-            <w:tcW w:w="3960" w:type="dxa"/>
-            <w:shd w:val="clear" w:color="auto" w:fill="02223F"/>
-            <w:tcMar>
-              <w:top w:w="80" w:type="dxa"/>
-              <w:left w:w="120" w:type="dxa"/>
-              <w:bottom w:w="80" w:type="dxa"/>
-              <w:right w:w="120" w:type="dxa"/>
-            </w:tcMar>
-          </w:tcPr>
-          <w:p>
-            <w:pPr>
-              <w:pStyle w:val="Compact"/>
-              <w:spacing w:before="20" w:after="20" w:line="276" w:lineRule="auto"/>
-              <w:ind w:left="0" w:right="0"/>
-              <w:rPr>
-                <w:kern w:val="2"/>
-                <w:lang w:val="fr-NC" w:eastAsia="fr-NC"/>
-                <w14:ligatures w14:val="standardContextual"/>
-              </w:rPr>
-            </w:pPr>
-            <w:r>
-              <w:rPr>
-                <w:rFonts w:ascii="Segoe UI" w:hAnsi="Segoe UI" w:cs="Segoe UI" w:eastAsia="Segoe UI"/>
-                <w:b/>
-                <w:color w:val="FFFFFF"/>
-                <w:sz w:val="24"/>
-                <w:szCs w:val="20"/>
-                <w:lang w:val="fr-FR"/>
-              </w:rPr>
-              <w:t>Nature</w:t>
-            </w:r>
-          </w:p>
-        </w:tc>
-      </w:tr>
-      <w:tr>
-        <w:tc>
-          <w:tcPr>
-            <w:tcW w:w="3960" w:type="dxa"/>
-            <w:hideMark/>
-            <w:shd w:val="clear" w:color="auto" w:fill="FFFFFF"/>
-            <w:tcMar>
-              <w:top w:w="80" w:type="dxa"/>
-              <w:left w:w="120" w:type="dxa"/>
-              <w:bottom w:w="80" w:type="dxa"/>
-              <w:right w:w="120" w:type="dxa"/>
-            </w:tcMar>
-          </w:tcPr>
-          <w:p>
-            <w:pPr>
-              <w:pStyle w:val="Compact"/>
-              <w:spacing w:before="20" w:beforeAutospacing="1" w:after="20" w:afterAutospacing="1" w:line="276" w:lineRule="auto"/>
-              <w:ind w:left="0" w:right="0"/>
-            </w:pPr>
-            <w:r>
-              <w:rPr>
-                <w:rStyle w:val="VerbatimChar"/>
-                <w:rFonts w:ascii="Segoe UI" w:hAnsi="Segoe UI" w:cs="Segoe UI" w:eastAsia="Segoe UI"/>
-                <w:b w:val="0"/>
-                <w:color w:val="0A192F"/>
-                <w:sz w:val="24"/>
-                <w:szCs w:val="19"/>
-                <w:lang w:val="fr-FR"/>
-              </w:rPr>
-              <w:t>docs/archive/</w:t>
-            </w:r>
-          </w:p>
-        </w:tc>
-        <w:tc>
-          <w:tcPr>
-            <w:tcW w:w="3960" w:type="dxa"/>
-            <w:hideMark/>
-            <w:shd w:val="clear" w:color="auto" w:fill="FFFFFF"/>
-            <w:tcMar>
-              <w:top w:w="80" w:type="dxa"/>
-              <w:left w:w="120" w:type="dxa"/>
-              <w:bottom w:w="80" w:type="dxa"/>
-              <w:right w:w="120" w:type="dxa"/>
-            </w:tcMar>
-          </w:tcPr>
-          <w:p>
-            <w:pPr>
-              <w:pStyle w:val="Compact"/>
-              <w:spacing w:before="20" w:beforeAutospacing="1" w:after="20" w:afterAutospacing="1" w:line="276" w:lineRule="auto"/>
-              <w:ind w:left="0" w:right="0"/>
-            </w:pPr>
-            <w:r>
-              <w:rPr>
-                <w:rFonts w:ascii="Segoe UI" w:hAnsi="Segoe UI" w:cs="Segoe UI" w:eastAsia="Segoe UI"/>
-                <w:b w:val="0"/>
-                <w:color w:val="0A192F"/>
-                <w:sz w:val="24"/>
-                <w:szCs w:val="20"/>
-                <w:lang w:val="fr-FR"/>
-              </w:rPr>
-              <w:t>Anciennes maquettes et exports. Référence visuelle seulement.</w:t>
-            </w:r>
-          </w:p>
-        </w:tc>
-      </w:tr>
-      <w:tr>
-        <w:tc>
-          <w:tcPr>
-            <w:tcW w:w="3960" w:type="dxa"/>
-            <w:hideMark/>
-            <w:shd w:val="clear" w:color="auto" w:fill="F3ECDA"/>
-            <w:tcMar>
-              <w:top w:w="80" w:type="dxa"/>
-              <w:left w:w="120" w:type="dxa"/>
-              <w:bottom w:w="80" w:type="dxa"/>
-              <w:right w:w="120" w:type="dxa"/>
-            </w:tcMar>
-          </w:tcPr>
-          <w:p>
-            <w:pPr>
-              <w:pStyle w:val="Compact"/>
-              <w:spacing w:before="20" w:beforeAutospacing="1" w:after="20" w:afterAutospacing="1" w:line="276" w:lineRule="auto"/>
-              <w:ind w:left="0" w:right="0"/>
-            </w:pPr>
-            <w:r>
-              <w:rPr>
-                <w:rStyle w:val="VerbatimChar"/>
-                <w:rFonts w:ascii="Segoe UI" w:hAnsi="Segoe UI" w:cs="Segoe UI" w:eastAsia="Segoe UI"/>
-                <w:b w:val="0"/>
-                <w:color w:val="0A192F"/>
-                <w:sz w:val="24"/>
-                <w:szCs w:val="19"/>
-                <w:lang w:val="fr-FR"/>
-              </w:rPr>
-              <w:t>v2.zip</w:t>
-            </w:r>
-            <w:r>
-              <w:rPr>
-                <w:rFonts w:ascii="Segoe UI" w:hAnsi="Segoe UI" w:cs="Segoe UI" w:eastAsia="Segoe UI"/>
-                <w:b w:val="0"/>
-                <w:color w:val="0A192F"/>
-                <w:sz w:val="24"/>
-                <w:szCs w:val="20"/>
-                <w:lang w:val="fr-FR"/>
-              </w:rPr>
-              <w:t xml:space="preserve">, </w:t>
-            </w:r>
-            <w:r>
-              <w:rPr>
-                <w:rStyle w:val="VerbatimChar"/>
-                <w:rFonts w:ascii="Segoe UI" w:hAnsi="Segoe UI" w:cs="Segoe UI" w:eastAsia="Segoe UI"/>
-                <w:b w:val="0"/>
-                <w:color w:val="0A192F"/>
-                <w:sz w:val="24"/>
-                <w:szCs w:val="19"/>
-                <w:lang w:val="fr-FR"/>
-              </w:rPr>
-              <w:t>redteam-preprod-audit.zip</w:t>
-            </w:r>
-            <w:r>
-              <w:rPr>
-                <w:rFonts w:ascii="Segoe UI" w:hAnsi="Segoe UI" w:cs="Segoe UI" w:eastAsia="Segoe UI"/>
-                <w:b w:val="0"/>
-                <w:color w:val="0A192F"/>
-                <w:sz w:val="24"/>
-                <w:szCs w:val="20"/>
-                <w:lang w:val="fr-FR"/>
-              </w:rPr>
-              <w:t xml:space="preserve">, </w:t>
-            </w:r>
-            <w:r>
-              <w:rPr>
-                <w:rStyle w:val="VerbatimChar"/>
-                <w:rFonts w:ascii="Segoe UI" w:hAnsi="Segoe UI" w:cs="Segoe UI" w:eastAsia="Segoe UI"/>
-                <w:b w:val="0"/>
-                <w:color w:val="0A192F"/>
-                <w:sz w:val="24"/>
-                <w:szCs w:val="19"/>
-                <w:lang w:val="fr-FR"/>
-              </w:rPr>
-              <w:t>v2.1.zip</w:t>
-            </w:r>
-          </w:p>
-        </w:tc>
-        <w:tc>
-          <w:tcPr>
-            <w:tcW w:w="3960" w:type="dxa"/>
-            <w:hideMark/>
-            <w:shd w:val="clear" w:color="auto" w:fill="F3ECDA"/>
-            <w:tcMar>
-              <w:top w:w="80" w:type="dxa"/>
-              <w:left w:w="120" w:type="dxa"/>
-              <w:bottom w:w="80" w:type="dxa"/>
-              <w:right w:w="120" w:type="dxa"/>
-            </w:tcMar>
-          </w:tcPr>
-          <w:p>
-            <w:pPr>
-              <w:pStyle w:val="Compact"/>
-              <w:spacing w:before="20" w:beforeAutospacing="1" w:after="20" w:afterAutospacing="1" w:line="276" w:lineRule="auto"/>
-              <w:ind w:left="0" w:right="0"/>
-            </w:pPr>
-            <w:r>
-              <w:rPr>
-                <w:rFonts w:ascii="Segoe UI" w:hAnsi="Segoe UI" w:cs="Segoe UI" w:eastAsia="Segoe UI"/>
-                <w:b w:val="0"/>
-                <w:color w:val="0A192F"/>
-                <w:sz w:val="24"/>
-                <w:szCs w:val="20"/>
-                <w:lang w:val="fr-FR"/>
-              </w:rPr>
-              <w:t xml:space="preserve">Archives du protocole. La copie active est </w:t>
-            </w:r>
-            <w:r>
-              <w:rPr>
-                <w:rStyle w:val="VerbatimChar"/>
-                <w:rFonts w:ascii="Segoe UI" w:hAnsi="Segoe UI" w:cs="Segoe UI" w:eastAsia="Segoe UI"/>
-                <w:b w:val="0"/>
-                <w:color w:val="0A192F"/>
-                <w:sz w:val="24"/>
-                <w:szCs w:val="19"/>
-                <w:lang w:val="fr-FR"/>
-              </w:rPr>
-              <w:t>.cursor/skills/revue-securite-preprod/</w:t>
-            </w:r>
-            <w:r>
-              <w:rPr>
-                <w:rFonts w:ascii="Segoe UI" w:hAnsi="Segoe UI" w:cs="Segoe UI" w:eastAsia="Segoe UI"/>
-                <w:b w:val="0"/>
-                <w:color w:val="0A192F"/>
-                <w:sz w:val="24"/>
-                <w:szCs w:val="20"/>
-                <w:lang w:val="fr-FR"/>
-              </w:rPr>
-              <w:t>.</w:t>
-            </w:r>
-          </w:p>
-        </w:tc>
-      </w:tr>
-      <w:tr>
-        <w:tc>
-          <w:tcPr>
-            <w:tcW w:w="3960" w:type="dxa"/>
-            <w:hideMark/>
-            <w:shd w:val="clear" w:color="auto" w:fill="FFFFFF"/>
-            <w:tcMar>
-              <w:top w:w="80" w:type="dxa"/>
-              <w:left w:w="120" w:type="dxa"/>
-              <w:bottom w:w="80" w:type="dxa"/>
-              <w:right w:w="120" w:type="dxa"/>
-            </w:tcMar>
-          </w:tcPr>
-          <w:p>
-            <w:pPr>
-              <w:pStyle w:val="Compact"/>
-              <w:spacing w:before="20" w:beforeAutospacing="1" w:after="20" w:afterAutospacing="1" w:line="276" w:lineRule="auto"/>
-              <w:ind w:left="0" w:right="0"/>
-            </w:pPr>
-            <w:r>
-              <w:rPr>
-                <w:rStyle w:val="VerbatimChar"/>
-                <w:rFonts w:ascii="Segoe UI" w:hAnsi="Segoe UI" w:cs="Segoe UI" w:eastAsia="Segoe UI"/>
-                <w:b w:val="0"/>
-                <w:color w:val="0A192F"/>
-                <w:sz w:val="24"/>
-                <w:szCs w:val="19"/>
-                <w:lang w:val="fr-FR"/>
-              </w:rPr>
-              <w:t>*.bundle</w:t>
-            </w:r>
-            <w:r>
-              <w:rPr>
-                <w:rFonts w:ascii="Segoe UI" w:hAnsi="Segoe UI" w:cs="Segoe UI" w:eastAsia="Segoe UI"/>
-                <w:b w:val="0"/>
-                <w:color w:val="0A192F"/>
-                <w:sz w:val="24"/>
-                <w:szCs w:val="20"/>
-                <w:lang w:val="fr-FR"/>
-              </w:rPr>
-              <w:t xml:space="preserve">, </w:t>
-            </w:r>
-            <w:r>
-              <w:rPr>
-                <w:rStyle w:val="VerbatimChar"/>
-                <w:rFonts w:ascii="Segoe UI" w:hAnsi="Segoe UI" w:cs="Segoe UI" w:eastAsia="Segoe UI"/>
-                <w:b w:val="0"/>
-                <w:color w:val="0A192F"/>
-                <w:sz w:val="24"/>
-                <w:szCs w:val="19"/>
-                <w:lang w:val="fr-FR"/>
-              </w:rPr>
-              <w:t>lab_horizon_501.txt</w:t>
-            </w:r>
-          </w:p>
-        </w:tc>
-        <w:tc>
-          <w:tcPr>
-            <w:tcW w:w="3960" w:type="dxa"/>
-            <w:hideMark/>
-            <w:shd w:val="clear" w:color="auto" w:fill="FFFFFF"/>
-            <w:tcMar>
-              <w:top w:w="80" w:type="dxa"/>
-              <w:left w:w="120" w:type="dxa"/>
-              <w:bottom w:w="80" w:type="dxa"/>
-              <w:right w:w="120" w:type="dxa"/>
-            </w:tcMar>
-          </w:tcPr>
-          <w:p>
-            <w:pPr>
-              <w:pStyle w:val="Compact"/>
-              <w:spacing w:before="20" w:beforeAutospacing="1" w:after="20" w:afterAutospacing="1" w:line="276" w:lineRule="auto"/>
-              <w:ind w:left="0" w:right="0"/>
-            </w:pPr>
-            <w:r>
-              <w:rPr>
-                <w:rFonts w:ascii="Segoe UI" w:hAnsi="Segoe UI" w:cs="Segoe UI" w:eastAsia="Segoe UI"/>
-                <w:b w:val="0"/>
-                <w:color w:val="0A192F"/>
-                <w:sz w:val="24"/>
-                <w:szCs w:val="20"/>
-                <w:lang w:val="fr-FR"/>
-              </w:rPr>
-              <w:t>Archives Git ou exports ponctuels.</w:t>
-            </w:r>
-          </w:p>
-        </w:tc>
-      </w:tr>
-      <w:tr>
-        <w:tc>
-          <w:tcPr>
-            <w:tcW w:w="3960" w:type="dxa"/>
-            <w:hideMark/>
-            <w:shd w:val="clear" w:color="auto" w:fill="F3ECDA"/>
-            <w:tcMar>
-              <w:top w:w="80" w:type="dxa"/>
-              <w:left w:w="120" w:type="dxa"/>
-              <w:bottom w:w="80" w:type="dxa"/>
-              <w:right w:w="120" w:type="dxa"/>
-            </w:tcMar>
-          </w:tcPr>
-          <w:p>
-            <w:pPr>
-              <w:pStyle w:val="Compact"/>
-              <w:spacing w:before="20" w:beforeAutospacing="1" w:after="20" w:afterAutospacing="1" w:line="276" w:lineRule="auto"/>
-              <w:ind w:left="0" w:right="0"/>
-            </w:pPr>
-            <w:r>
-              <w:rPr>
-                <w:rStyle w:val="VerbatimChar"/>
-                <w:rFonts w:ascii="Segoe UI" w:hAnsi="Segoe UI" w:cs="Segoe UI" w:eastAsia="Segoe UI"/>
-                <w:b w:val="0"/>
-                <w:color w:val="0A192F"/>
-                <w:sz w:val="24"/>
-                <w:szCs w:val="19"/>
-                <w:lang w:val="fr-FR"/>
-              </w:rPr>
-              <w:t>LEANDRE PPP_3.srt</w:t>
-            </w:r>
-          </w:p>
-        </w:tc>
-        <w:tc>
-          <w:tcPr>
-            <w:tcW w:w="3960" w:type="dxa"/>
-            <w:hideMark/>
-            <w:shd w:val="clear" w:color="auto" w:fill="F3ECDA"/>
-            <w:tcMar>
-              <w:top w:w="80" w:type="dxa"/>
-              <w:left w:w="120" w:type="dxa"/>
-              <w:bottom w:w="80" w:type="dxa"/>
-              <w:right w:w="120" w:type="dxa"/>
-            </w:tcMar>
-          </w:tcPr>
-          <w:p>
-            <w:pPr>
-              <w:pStyle w:val="Compact"/>
-              <w:spacing w:before="20" w:beforeAutospacing="1" w:after="20" w:afterAutospacing="1" w:line="276" w:lineRule="auto"/>
-              <w:ind w:left="0" w:right="0"/>
-            </w:pPr>
-            <w:r>
-              <w:rPr>
-                <w:rFonts w:ascii="Segoe UI" w:hAnsi="Segoe UI" w:cs="Segoe UI" w:eastAsia="Segoe UI"/>
-                <w:b w:val="0"/>
-                <w:color w:val="0A192F"/>
-                <w:sz w:val="24"/>
-                <w:szCs w:val="20"/>
-                <w:lang w:val="fr-FR"/>
-              </w:rPr>
-              <w:t>Sous-titres d’une vidéo personnelle, hors projet.</w:t>
-            </w:r>
-          </w:p>
-        </w:tc>
-      </w:tr>
-    </w:tbl>
-    <w:p>
-      <w:pPr>
-        <w:pStyle w:val="Titre2"/>
-        <w:spacing w:before="280" w:after="120" w:line="276" w:lineRule="auto"/>
-        <w:ind w:left="0" w:right="0"/>
-      </w:pPr>
+      <w:bookmarkStart w:id="16" w:name="docker-qui-parle-à-qui"/>
+      <w:bookmarkStart w:id="17" w:name="_Toc243379728"/>
+      <w:bookmarkStart w:id="18" w:name="backend-points-utiles"/>
+      <w:bookmarkStart w:id="19" w:name="_Toc243379727"/>
+      <w:bookmarkEnd w:id="14"/>
       <w:r>
         <w:rPr>
           <w:rFonts w:ascii="Segoe UI" w:hAnsi="Segoe UI" w:cs="Segoe UI" w:eastAsia="Segoe UI"/>
@@ -9016,25 +8522,7 @@
           <w:sz w:val="22"/>
         </w:rPr>
         <w:t xml:space="preserve">git clone https://github.com/Vigourouxleandredesign/Lab_horizon_501.git</w:t>
-      </w:r>
-      <w:r>
-        <w:rPr>
-          <w:rStyle w:val="NormalTok"/>
-          <w:rFonts w:ascii="Consolas" w:hAnsi="Consolas" w:cs="Consolas" w:eastAsia="Consolas"/>
-          <w:b w:val="0"/>
-          <w:color w:val="0A192F"/>
-          <w:sz w:val="22"/>
-        </w:rPr>
         <w:br/>
-      </w:r>
-      <w:r>
-        <w:rPr>
-          <w:rStyle w:val="NormalTok"/>
-          <w:rFonts w:ascii="Consolas" w:hAnsi="Consolas" w:cs="Consolas" w:eastAsia="Consolas"/>
-          <w:b w:val="0"/>
-          <w:color w:val="0A192F"/>
-          <w:sz w:val="22"/>
-        </w:rPr>
         <w:t xml:space="preserve">cd Lab_horizon_501</w:t>
       </w:r>
     </w:p>
@@ -9303,25 +8791,7 @@
           <w:sz w:val="22"/>
         </w:rPr>
         <w:t xml:space="preserve">sh scripts/deploy/init-env.sh https://192.168.1.20</w:t>
-      </w:r>
-      <w:r>
-        <w:rPr>
-          <w:rStyle w:val="NormalTok"/>
-          <w:rFonts w:ascii="Consolas" w:hAnsi="Consolas" w:cs="Consolas" w:eastAsia="Consolas"/>
-          <w:b w:val="0"/>
-          <w:color w:val="0A192F"/>
-          <w:sz w:val="22"/>
-        </w:rPr>
         <w:br/>
-      </w:r>
-      <w:r>
-        <w:rPr>
-          <w:rStyle w:val="NormalTok"/>
-          <w:rFonts w:ascii="Consolas" w:hAnsi="Consolas" w:cs="Consolas" w:eastAsia="Consolas"/>
-          <w:b w:val="0"/>
-          <w:color w:val="0A192F"/>
-          <w:sz w:val="22"/>
-        </w:rPr>
         <w:t xml:space="preserve">sh scripts/deploy/init-env.sh https://labhorizon.exemple.nc</w:t>
       </w:r>
     </w:p>
@@ -11729,45 +11199,9 @@
           <w:sz w:val="22"/>
         </w:rPr>
         <w:t xml:space="preserve">docker compose down</w:t>
-      </w:r>
-      <w:r>
-        <w:rPr>
-          <w:rStyle w:val="NormalTok"/>
-          <w:rFonts w:ascii="Consolas" w:hAnsi="Consolas" w:cs="Consolas" w:eastAsia="Consolas"/>
-          <w:b w:val="0"/>
-          <w:color w:val="0A192F"/>
-          <w:sz w:val="22"/>
-        </w:rPr>
         <w:br/>
-      </w:r>
-      <w:r>
-        <w:rPr>
-          <w:rStyle w:val="NormalTok"/>
-          <w:rFonts w:ascii="Consolas" w:hAnsi="Consolas" w:cs="Consolas" w:eastAsia="Consolas"/>
-          <w:b w:val="0"/>
-          <w:color w:val="0A192F"/>
-          <w:sz w:val="22"/>
-        </w:rPr>
         <w:t xml:space="preserve">docker volume rm labhorizon_frontend-certs</w:t>
-      </w:r>
-      <w:r>
-        <w:rPr>
-          <w:rStyle w:val="NormalTok"/>
-          <w:rFonts w:ascii="Consolas" w:hAnsi="Consolas" w:cs="Consolas" w:eastAsia="Consolas"/>
-          <w:b w:val="0"/>
-          <w:color w:val="0A192F"/>
-          <w:sz w:val="22"/>
-        </w:rPr>
         <w:br/>
-      </w:r>
-      <w:r>
-        <w:rPr>
-          <w:rStyle w:val="NormalTok"/>
-          <w:rFonts w:ascii="Consolas" w:hAnsi="Consolas" w:cs="Consolas" w:eastAsia="Consolas"/>
-          <w:b w:val="0"/>
-          <w:color w:val="0A192F"/>
-          <w:sz w:val="22"/>
-        </w:rPr>
         <w:t xml:space="preserve">docker compose up -d</w:t>
       </w:r>
     </w:p>
@@ -11784,25 +11218,7 @@
           <w:color w:val="0A192F"/>
           <w:sz w:val="26"/>
         </w:rPr>
-        <w:t xml:space="preserve">Le jour où un nom de domaine existe, voir « Mettre un vrai certificat » dans </w:t>
-      </w:r>
-      <w:r>
-        <w:rPr>
-          <w:rFonts w:ascii="Segoe UI" w:hAnsi="Segoe UI" w:cs="Segoe UI" w:eastAsia="Segoe UI"/>
-          <w:b w:val="0"/>
-          <w:color w:val="0A192F"/>
-          <w:sz w:val="26"/>
-        </w:rPr>
-        <w:t xml:space="preserve">04 — Plan de maintenance</w:t>
-      </w:r>
-      <w:r>
-        <w:rPr>
-          <w:rFonts w:ascii="Segoe UI" w:hAnsi="Segoe UI" w:cs="Segoe UI" w:eastAsia="Segoe UI"/>
-          <w:b w:val="0"/>
-          <w:color w:val="0A192F"/>
-          <w:sz w:val="26"/>
-        </w:rPr>
-        <w:t xml:space="preserve">.</w:t>
+        <w:t xml:space="preserve">Le jour où un nom de domaine existe, voir « Mettre un vrai certificat » dans 04 — Plan de maintenance.</w:t>
       </w:r>
     </w:p>
     <w:p>
@@ -12114,45 +11530,9 @@
           <w:sz w:val="22"/>
         </w:rPr>
         <w:t xml:space="preserve">sh scripts/deploy/backup.sh          # Windows : scripts\deploy\backup.ps1</w:t>
-      </w:r>
-      <w:r>
-        <w:rPr>
-          <w:rStyle w:val="NormalTok"/>
-          <w:rFonts w:ascii="Consolas" w:hAnsi="Consolas" w:cs="Consolas" w:eastAsia="Consolas"/>
-          <w:b w:val="0"/>
-          <w:color w:val="0A192F"/>
-          <w:sz w:val="22"/>
-        </w:rPr>
         <w:br/>
-      </w:r>
-      <w:r>
-        <w:rPr>
-          <w:rStyle w:val="NormalTok"/>
-          <w:rFonts w:ascii="Consolas" w:hAnsi="Consolas" w:cs="Consolas" w:eastAsia="Consolas"/>
-          <w:b w:val="0"/>
-          <w:color w:val="0A192F"/>
-          <w:sz w:val="22"/>
-        </w:rPr>
         <w:t xml:space="preserve">git pull</w:t>
-      </w:r>
-      <w:r>
-        <w:rPr>
-          <w:rStyle w:val="NormalTok"/>
-          <w:rFonts w:ascii="Consolas" w:hAnsi="Consolas" w:cs="Consolas" w:eastAsia="Consolas"/>
-          <w:b w:val="0"/>
-          <w:color w:val="0A192F"/>
-          <w:sz w:val="22"/>
-        </w:rPr>
         <w:br/>
-      </w:r>
-      <w:r>
-        <w:rPr>
-          <w:rStyle w:val="NormalTok"/>
-          <w:rFonts w:ascii="Consolas" w:hAnsi="Consolas" w:cs="Consolas" w:eastAsia="Consolas"/>
-          <w:b w:val="0"/>
-          <w:color w:val="0A192F"/>
-          <w:sz w:val="22"/>
-        </w:rPr>
         <w:t xml:space="preserve">docker compose up -d --build</w:t>
       </w:r>
     </w:p>
@@ -12169,25 +11549,7 @@
           <w:color w:val="0A192F"/>
           <w:sz w:val="26"/>
         </w:rPr>
-        <w:t xml:space="preserve">Les migrations de base s’appliquent seules au démarrage : d’où la sauvegarde juste avant. Détail et restauration : </w:t>
-      </w:r>
-      <w:r>
-        <w:rPr>
-          <w:rFonts w:ascii="Segoe UI" w:hAnsi="Segoe UI" w:cs="Segoe UI" w:eastAsia="Segoe UI"/>
-          <w:b w:val="0"/>
-          <w:color w:val="0A192F"/>
-          <w:sz w:val="26"/>
-        </w:rPr>
-        <w:t xml:space="preserve">04 — Plan de maintenance</w:t>
-      </w:r>
-      <w:r>
-        <w:rPr>
-          <w:rFonts w:ascii="Segoe UI" w:hAnsi="Segoe UI" w:cs="Segoe UI" w:eastAsia="Segoe UI"/>
-          <w:b w:val="0"/>
-          <w:color w:val="0A192F"/>
-          <w:sz w:val="26"/>
-        </w:rPr>
-        <w:t xml:space="preserve">.</w:t>
+        <w:t xml:space="preserve">Les migrations de base s’appliquent seules au démarrage : d’où la sauvegarde juste avant. Détail et restauration : 04 — Plan de maintenance.</w:t>
       </w:r>
     </w:p>
     <w:p>
@@ -12225,65 +11587,11 @@
           <w:sz w:val="22"/>
         </w:rPr>
         <w:t xml:space="preserve">docker compose stop          # garde les volumes (base, PDF uploadés, certificat, config LM)</w:t>
-      </w:r>
-      <w:r>
-        <w:rPr>
-          <w:rStyle w:val="NormalTok"/>
-          <w:rFonts w:ascii="Consolas" w:hAnsi="Consolas" w:cs="Consolas" w:eastAsia="Consolas"/>
-          <w:b w:val="0"/>
-          <w:color w:val="0A192F"/>
-          <w:sz w:val="22"/>
-        </w:rPr>
         <w:br/>
-      </w:r>
-      <w:r>
-        <w:rPr>
-          <w:rStyle w:val="NormalTok"/>
-          <w:rFonts w:ascii="Consolas" w:hAnsi="Consolas" w:cs="Consolas" w:eastAsia="Consolas"/>
-          <w:b w:val="0"/>
-          <w:color w:val="0A192F"/>
-          <w:sz w:val="22"/>
-        </w:rPr>
         <w:t xml:space="preserve">docker compose start         # reprend les mêmes données</w:t>
-      </w:r>
-      <w:r>
-        <w:rPr>
-          <w:rStyle w:val="NormalTok"/>
-          <w:rFonts w:ascii="Consolas" w:hAnsi="Consolas" w:cs="Consolas" w:eastAsia="Consolas"/>
-          <w:b w:val="0"/>
-          <w:color w:val="0A192F"/>
-          <w:sz w:val="22"/>
-        </w:rPr>
         <w:br/>
-      </w:r>
-      <w:r>
-        <w:rPr>
-          <w:rStyle w:val="NormalTok"/>
-          <w:rFonts w:ascii="Consolas" w:hAnsi="Consolas" w:cs="Consolas" w:eastAsia="Consolas"/>
-          <w:b w:val="0"/>
-          <w:color w:val="0A192F"/>
-          <w:sz w:val="22"/>
-        </w:rPr>
         <w:t xml:space="preserve">docker compose down          # retire les conteneurs, garde les volumes</w:t>
-      </w:r>
-      <w:r>
-        <w:rPr>
-          <w:rStyle w:val="NormalTok"/>
-          <w:rFonts w:ascii="Consolas" w:hAnsi="Consolas" w:cs="Consolas" w:eastAsia="Consolas"/>
-          <w:b w:val="0"/>
-          <w:color w:val="0A192F"/>
-          <w:sz w:val="22"/>
-        </w:rPr>
         <w:br/>
-      </w:r>
-      <w:r>
-        <w:rPr>
-          <w:rStyle w:val="NormalTok"/>
-          <w:rFonts w:ascii="Consolas" w:hAnsi="Consolas" w:cs="Consolas" w:eastAsia="Consolas"/>
-          <w:b w:val="0"/>
-          <w:color w:val="0A192F"/>
-          <w:sz w:val="22"/>
-        </w:rPr>
         <w:t xml:space="preserve">docker compose down -v       # EFFACE aussi MySQL, Redis, PDF, certificat et LM Studio</w:t>
       </w:r>
     </w:p>
@@ -12418,85 +11726,13 @@
           <w:sz w:val="22"/>
         </w:rPr>
         <w:t xml:space="preserve">sh scripts/deploy/init-env.sh                                  # complète l'ancien .env (APP_KEY…)</w:t>
-      </w:r>
-      <w:r>
-        <w:rPr>
-          <w:rStyle w:val="NormalTok"/>
-          <w:rFonts w:ascii="Consolas" w:hAnsi="Consolas" w:cs="Consolas" w:eastAsia="Consolas"/>
-          <w:b w:val="0"/>
-          <w:color w:val="0A192F"/>
-          <w:sz w:val="22"/>
-        </w:rPr>
         <w:br/>
-      </w:r>
-      <w:r>
-        <w:rPr>
-          <w:rStyle w:val="NormalTok"/>
-          <w:rFonts w:ascii="Consolas" w:hAnsi="Consolas" w:cs="Consolas" w:eastAsia="Consolas"/>
-          <w:b w:val="0"/>
-          <w:color w:val="0A192F"/>
-          <w:sz w:val="22"/>
-        </w:rPr>
         <w:t xml:space="preserve">COMPOSE_PROJECT_NAME=projetsae501 sh scripts/deploy/backup.sh  # sauvegarde l'ancienne base</w:t>
-      </w:r>
-      <w:r>
-        <w:rPr>
-          <w:rStyle w:val="NormalTok"/>
-          <w:rFonts w:ascii="Consolas" w:hAnsi="Consolas" w:cs="Consolas" w:eastAsia="Consolas"/>
-          <w:b w:val="0"/>
-          <w:color w:val="0A192F"/>
-          <w:sz w:val="22"/>
-        </w:rPr>
         <w:br/>
-      </w:r>
-      <w:r>
-        <w:rPr>
-          <w:rStyle w:val="NormalTok"/>
-          <w:rFonts w:ascii="Consolas" w:hAnsi="Consolas" w:cs="Consolas" w:eastAsia="Consolas"/>
-          <w:b w:val="0"/>
-          <w:color w:val="0A192F"/>
-          <w:sz w:val="22"/>
-        </w:rPr>
         <w:t xml:space="preserve">docker compose -p projetsae501 down                            # arrête l'ancienne installation</w:t>
-      </w:r>
-      <w:r>
-        <w:rPr>
-          <w:rStyle w:val="NormalTok"/>
-          <w:rFonts w:ascii="Consolas" w:hAnsi="Consolas" w:cs="Consolas" w:eastAsia="Consolas"/>
-          <w:b w:val="0"/>
-          <w:color w:val="0A192F"/>
-          <w:sz w:val="22"/>
-        </w:rPr>
         <w:br/>
-      </w:r>
-      <w:r>
-        <w:rPr>
-          <w:rStyle w:val="NormalTok"/>
-          <w:rFonts w:ascii="Consolas" w:hAnsi="Consolas" w:cs="Consolas" w:eastAsia="Consolas"/>
-          <w:b w:val="0"/>
-          <w:color w:val="0A192F"/>
-          <w:sz w:val="22"/>
-        </w:rPr>
         <w:t xml:space="preserve">docker compose up -d --build</w:t>
-      </w:r>
-      <w:r>
-        <w:rPr>
-          <w:rStyle w:val="NormalTok"/>
-          <w:rFonts w:ascii="Consolas" w:hAnsi="Consolas" w:cs="Consolas" w:eastAsia="Consolas"/>
-          <w:b w:val="0"/>
-          <w:color w:val="0A192F"/>
-          <w:sz w:val="22"/>
-        </w:rPr>
         <w:br/>
-      </w:r>
-      <w:r>
-        <w:rPr>
-          <w:rStyle w:val="NormalTok"/>
-          <w:rFonts w:ascii="Consolas" w:hAnsi="Consolas" w:cs="Consolas" w:eastAsia="Consolas"/>
-          <w:b w:val="0"/>
-          <w:color w:val="0A192F"/>
-          <w:sz w:val="22"/>
-        </w:rPr>
         <w:t xml:space="preserve">sh scripts/deploy/restore.sh backups/labhorizon-&lt;date&gt;.tar.gz</w:t>
       </w:r>
     </w:p>
@@ -12535,85 +11771,13 @@
           <w:sz w:val="22"/>
         </w:rPr>
         <w:t xml:space="preserve">powershell -ExecutionPolicy Bypass -File scripts\deploy\init-env.ps1</w:t>
-      </w:r>
-      <w:r>
-        <w:rPr>
-          <w:rStyle w:val="NormalTok"/>
-          <w:rFonts w:ascii="Consolas" w:hAnsi="Consolas" w:cs="Consolas" w:eastAsia="Consolas"/>
-          <w:b w:val="0"/>
-          <w:color w:val="0A192F"/>
-          <w:sz w:val="22"/>
-        </w:rPr>
         <w:br/>
-      </w:r>
-      <w:r>
-        <w:rPr>
-          <w:rStyle w:val="NormalTok"/>
-          <w:rFonts w:ascii="Consolas" w:hAnsi="Consolas" w:cs="Consolas" w:eastAsia="Consolas"/>
-          <w:b w:val="0"/>
-          <w:color w:val="0A192F"/>
-          <w:sz w:val="22"/>
-        </w:rPr>
         <w:t xml:space="preserve">$env:COMPOSE_PROJECT_NAME = 'projetsae501'; powershell -ExecutionPolicy Bypass -File scripts\deploy\backup.ps1; Remove-Item Env:COMPOSE_PROJECT_NAME</w:t>
-      </w:r>
-      <w:r>
-        <w:rPr>
-          <w:rStyle w:val="NormalTok"/>
-          <w:rFonts w:ascii="Consolas" w:hAnsi="Consolas" w:cs="Consolas" w:eastAsia="Consolas"/>
-          <w:b w:val="0"/>
-          <w:color w:val="0A192F"/>
-          <w:sz w:val="22"/>
-        </w:rPr>
         <w:br/>
-      </w:r>
-      <w:r>
-        <w:rPr>
-          <w:rStyle w:val="NormalTok"/>
-          <w:rFonts w:ascii="Consolas" w:hAnsi="Consolas" w:cs="Consolas" w:eastAsia="Consolas"/>
-          <w:b w:val="0"/>
-          <w:color w:val="0A192F"/>
-          <w:sz w:val="22"/>
-        </w:rPr>
         <w:t xml:space="preserve">docker compose -p projetsae501 down</w:t>
-      </w:r>
-      <w:r>
-        <w:rPr>
-          <w:rStyle w:val="NormalTok"/>
-          <w:rFonts w:ascii="Consolas" w:hAnsi="Consolas" w:cs="Consolas" w:eastAsia="Consolas"/>
-          <w:b w:val="0"/>
-          <w:color w:val="0A192F"/>
-          <w:sz w:val="22"/>
-        </w:rPr>
         <w:br/>
-      </w:r>
-      <w:r>
-        <w:rPr>
-          <w:rStyle w:val="NormalTok"/>
-          <w:rFonts w:ascii="Consolas" w:hAnsi="Consolas" w:cs="Consolas" w:eastAsia="Consolas"/>
-          <w:b w:val="0"/>
-          <w:color w:val="0A192F"/>
-          <w:sz w:val="22"/>
-        </w:rPr>
         <w:t xml:space="preserve">docker compose up -d --build</w:t>
-      </w:r>
-      <w:r>
-        <w:rPr>
-          <w:rStyle w:val="NormalTok"/>
-          <w:rFonts w:ascii="Consolas" w:hAnsi="Consolas" w:cs="Consolas" w:eastAsia="Consolas"/>
-          <w:b w:val="0"/>
-          <w:color w:val="0A192F"/>
-          <w:sz w:val="22"/>
-        </w:rPr>
         <w:br/>
-      </w:r>
-      <w:r>
-        <w:rPr>
-          <w:rStyle w:val="NormalTok"/>
-          <w:rFonts w:ascii="Consolas" w:hAnsi="Consolas" w:cs="Consolas" w:eastAsia="Consolas"/>
-          <w:b w:val="0"/>
-          <w:color w:val="0A192F"/>
-          <w:sz w:val="22"/>
-        </w:rPr>
         <w:t xml:space="preserve">powershell -ExecutionPolicy Bypass -File scripts\deploy\restore.ps1 backups\labhorizon-&lt;date&gt;.tar.gz</w:t>
       </w:r>
     </w:p>
@@ -12773,45 +11937,9 @@
           <w:sz w:val="22"/>
         </w:rPr>
         <w:t xml:space="preserve">docker compose --profile llm up -d lm-studio</w:t>
-      </w:r>
-      <w:r>
-        <w:rPr>
-          <w:rStyle w:val="NormalTok"/>
-          <w:rFonts w:ascii="Consolas" w:hAnsi="Consolas" w:cs="Consolas" w:eastAsia="Consolas"/>
-          <w:b w:val="0"/>
-          <w:color w:val="0A192F"/>
-          <w:sz w:val="22"/>
-        </w:rPr>
         <w:br/>
-      </w:r>
-      <w:r>
-        <w:rPr>
-          <w:rStyle w:val="NormalTok"/>
-          <w:rFonts w:ascii="Consolas" w:hAnsi="Consolas" w:cs="Consolas" w:eastAsia="Consolas"/>
-          <w:b w:val="0"/>
-          <w:color w:val="0A192F"/>
-          <w:sz w:val="22"/>
-        </w:rPr>
         <w:t xml:space="preserve">docker compose exec lm-studio lms get mistral-7b-instruct-v0.3</w:t>
-      </w:r>
-      <w:r>
-        <w:rPr>
-          <w:rStyle w:val="NormalTok"/>
-          <w:rFonts w:ascii="Consolas" w:hAnsi="Consolas" w:cs="Consolas" w:eastAsia="Consolas"/>
-          <w:b w:val="0"/>
-          <w:color w:val="0A192F"/>
-          <w:sz w:val="22"/>
-        </w:rPr>
         <w:br/>
-      </w:r>
-      <w:r>
-        <w:rPr>
-          <w:rStyle w:val="NormalTok"/>
-          <w:rFonts w:ascii="Consolas" w:hAnsi="Consolas" w:cs="Consolas" w:eastAsia="Consolas"/>
-          <w:b w:val="0"/>
-          <w:color w:val="0A192F"/>
-          <w:sz w:val="22"/>
-        </w:rPr>
         <w:t xml:space="preserve">docker compose exec lm-studio lms load mistral-7b-instruct-v0.3</w:t>
       </w:r>
     </w:p>
@@ -13030,25 +12158,7 @@
           <w:color w:val="0A192F"/>
           <w:sz w:val="26"/>
         </w:rPr>
-        <w:t xml:space="preserve"> installe les hooks Git : les contrôles qualité et sécurité tournent ensuite à chaque commit (voir </w:t>
-      </w:r>
-      <w:r>
-        <w:rPr>
-          <w:rFonts w:ascii="Segoe UI" w:hAnsi="Segoe UI" w:cs="Segoe UI" w:eastAsia="Segoe UI"/>
-          <w:b w:val="0"/>
-          <w:color w:val="0A192F"/>
-          <w:sz w:val="26"/>
-        </w:rPr>
-        <w:t xml:space="preserve">04 — Plan de maintenance</w:t>
-      </w:r>
-      <w:r>
-        <w:rPr>
-          <w:rFonts w:ascii="Segoe UI" w:hAnsi="Segoe UI" w:cs="Segoe UI" w:eastAsia="Segoe UI"/>
-          <w:b w:val="0"/>
-          <w:color w:val="0A192F"/>
-          <w:sz w:val="26"/>
-        </w:rPr>
-        <w:t xml:space="preserve">).</w:t>
+        <w:t xml:space="preserve"> installe les hooks Git : les contrôles qualité et sécurité tournent ensuite à chaque commit (voir 04 — Plan de maintenance).</w:t>
       </w:r>
     </w:p>
     <w:p>
@@ -13143,45 +12253,9 @@
           <w:sz w:val="22"/>
         </w:rPr>
         <w:t xml:space="preserve">cd frontend</w:t>
-      </w:r>
-      <w:r>
-        <w:rPr>
-          <w:rStyle w:val="NormalTok"/>
-          <w:rFonts w:ascii="Consolas" w:hAnsi="Consolas" w:cs="Consolas" w:eastAsia="Consolas"/>
-          <w:b w:val="0"/>
-          <w:color w:val="0A192F"/>
-          <w:sz w:val="22"/>
-        </w:rPr>
         <w:br/>
-      </w:r>
-      <w:r>
-        <w:rPr>
-          <w:rStyle w:val="NormalTok"/>
-          <w:rFonts w:ascii="Consolas" w:hAnsi="Consolas" w:cs="Consolas" w:eastAsia="Consolas"/>
-          <w:b w:val="0"/>
-          <w:color w:val="0A192F"/>
-          <w:sz w:val="22"/>
-        </w:rPr>
         <w:t xml:space="preserve">npm install</w:t>
-      </w:r>
-      <w:r>
-        <w:rPr>
-          <w:rStyle w:val="NormalTok"/>
-          <w:rFonts w:ascii="Consolas" w:hAnsi="Consolas" w:cs="Consolas" w:eastAsia="Consolas"/>
-          <w:b w:val="0"/>
-          <w:color w:val="0A192F"/>
-          <w:sz w:val="22"/>
-        </w:rPr>
         <w:br/>
-      </w:r>
-      <w:r>
-        <w:rPr>
-          <w:rStyle w:val="NormalTok"/>
-          <w:rFonts w:ascii="Consolas" w:hAnsi="Consolas" w:cs="Consolas" w:eastAsia="Consolas"/>
-          <w:b w:val="0"/>
-          <w:color w:val="0A192F"/>
-          <w:sz w:val="22"/>
-        </w:rPr>
         <w:t xml:space="preserve">npm run dev</w:t>
       </w:r>
     </w:p>
@@ -17258,61 +16332,7 @@
           <w:color w:val="0A192F"/>
           <w:sz w:val="26"/>
         </w:rPr>
-        <w:t xml:space="preserve">Gestes à faire pour ne pas casser le dépôt. L’objectif de chaque contrôle, pour un évaluateur, est dans </w:t>
-      </w:r>
-      <w:r>
-        <w:rPr>
-          <w:rFonts w:ascii="Segoe UI" w:hAnsi="Segoe UI" w:cs="Segoe UI" w:eastAsia="Segoe UI"/>
-          <w:b w:val="0"/>
-          <w:color w:val="0A192F"/>
-          <w:sz w:val="26"/>
-        </w:rPr>
-        <w:t xml:space="preserve">06 — Contrôles qualité</w:t>
-      </w:r>
-      <w:r>
-        <w:rPr>
-          <w:rFonts w:ascii="Segoe UI" w:hAnsi="Segoe UI" w:cs="Segoe UI" w:eastAsia="Segoe UI"/>
-          <w:b w:val="0"/>
-          <w:color w:val="0A192F"/>
-          <w:sz w:val="26"/>
-        </w:rPr>
-        <w:t xml:space="preserve">. Le détail technique est dans </w:t>
-      </w:r>
-      <w:r>
-        <w:rPr>
-          <w:rFonts w:ascii="Segoe UI" w:hAnsi="Segoe UI" w:cs="Segoe UI" w:eastAsia="Segoe UI"/>
-          <w:b w:val="0"/>
-          <w:color w:val="0A192F"/>
-          <w:sz w:val="26"/>
-        </w:rPr>
-        <w:t xml:space="preserve">docs/TESTING.md</w:t>
-      </w:r>
-      <w:r>
-        <w:rPr>
-          <w:rFonts w:ascii="Segoe UI" w:hAnsi="Segoe UI" w:cs="Segoe UI" w:eastAsia="Segoe UI"/>
-          <w:b w:val="0"/>
-          <w:color w:val="0A192F"/>
-          <w:sz w:val="26"/>
-        </w:rPr>
-        <w:t xml:space="preserve">. Le démarrage pas à pas est dans </w:t>
-      </w:r>
-      <w:r>
-        <w:rPr>
-          <w:rFonts w:ascii="Segoe UI" w:hAnsi="Segoe UI" w:cs="Segoe UI" w:eastAsia="Segoe UI"/>
-          <w:b w:val="0"/>
-          <w:color w:val="0A192F"/>
-          <w:sz w:val="26"/>
-        </w:rPr>
-        <w:t xml:space="preserve">02 — Lancer et relancer</w:t>
-      </w:r>
-      <w:r>
-        <w:rPr>
-          <w:rFonts w:ascii="Segoe UI" w:hAnsi="Segoe UI" w:cs="Segoe UI" w:eastAsia="Segoe UI"/>
-          <w:b w:val="0"/>
-          <w:color w:val="0A192F"/>
-          <w:sz w:val="26"/>
-        </w:rPr>
-        <w:t xml:space="preserve">.</w:t>
+        <w:t xml:space="preserve">Gestes à faire pour ne pas casser le dépôt. L’objectif de chaque contrôle, pour un évaluateur, est dans 06 — Contrôles qualité. Le détail technique est dans docs/TESTING.md. Le démarrage pas à pas est dans 02 — Lancer et relancer.</w:t>
       </w:r>
     </w:p>
     <w:p>
@@ -18419,25 +17439,7 @@
           <w:color w:val="0A192F"/>
           <w:sz w:val="26"/>
         </w:rPr>
-        <w:t xml:space="preserve">Sans domaine, le certificat auto-signé suffit (voir </w:t>
-      </w:r>
-      <w:r>
-        <w:rPr>
-          <w:rFonts w:ascii="Segoe UI" w:hAnsi="Segoe UI" w:cs="Segoe UI" w:eastAsia="Segoe UI"/>
-          <w:b w:val="0"/>
-          <w:color w:val="0A192F"/>
-          <w:sz w:val="26"/>
-        </w:rPr>
-        <w:t xml:space="preserve">02 — Lancer et relancer</w:t>
-      </w:r>
-      <w:r>
-        <w:rPr>
-          <w:rFonts w:ascii="Segoe UI" w:hAnsi="Segoe UI" w:cs="Segoe UI" w:eastAsia="Segoe UI"/>
-          <w:b w:val="0"/>
-          <w:color w:val="0A192F"/>
-          <w:sz w:val="26"/>
-        </w:rPr>
-        <w:t xml:space="preserve">). Avec un domaine :</w:t>
+        <w:t xml:space="preserve">Sans domaine, le certificat auto-signé suffit (voir 02 — Lancer et relancer). Avec un domaine :</w:t>
       </w:r>
     </w:p>
     <w:p>
@@ -18785,45 +17787,9 @@
           <w:sz w:val="22"/>
         </w:rPr>
         <w:t xml:space="preserve">sh scripts/deploy/backup.sh          # Windows : scripts\deploy\backup.ps1</w:t>
-      </w:r>
-      <w:r>
-        <w:rPr>
-          <w:rStyle w:val="NormalTok"/>
-          <w:rFonts w:ascii="Consolas" w:hAnsi="Consolas" w:cs="Consolas" w:eastAsia="Consolas"/>
-          <w:b w:val="0"/>
-          <w:color w:val="0A192F"/>
-          <w:sz w:val="22"/>
-        </w:rPr>
         <w:br/>
-      </w:r>
-      <w:r>
-        <w:rPr>
-          <w:rStyle w:val="NormalTok"/>
-          <w:rFonts w:ascii="Consolas" w:hAnsi="Consolas" w:cs="Consolas" w:eastAsia="Consolas"/>
-          <w:b w:val="0"/>
-          <w:color w:val="0A192F"/>
-          <w:sz w:val="22"/>
-        </w:rPr>
         <w:t xml:space="preserve">git pull</w:t>
-      </w:r>
-      <w:r>
-        <w:rPr>
-          <w:rStyle w:val="NormalTok"/>
-          <w:rFonts w:ascii="Consolas" w:hAnsi="Consolas" w:cs="Consolas" w:eastAsia="Consolas"/>
-          <w:b w:val="0"/>
-          <w:color w:val="0A192F"/>
-          <w:sz w:val="22"/>
-        </w:rPr>
         <w:br/>
-      </w:r>
-      <w:r>
-        <w:rPr>
-          <w:rStyle w:val="NormalTok"/>
-          <w:rFonts w:ascii="Consolas" w:hAnsi="Consolas" w:cs="Consolas" w:eastAsia="Consolas"/>
-          <w:b w:val="0"/>
-          <w:color w:val="0A192F"/>
-          <w:sz w:val="22"/>
-        </w:rPr>
         <w:t xml:space="preserve">docker compose up -d --build</w:t>
       </w:r>
     </w:p>
@@ -22031,61 +20997,37 @@
             </w:pPr>
             <w:r>
               <w:rPr>
+                <w:rFonts w:ascii="Segoe UI" w:hAnsi="Segoe UI" w:cs="Segoe UI" w:eastAsia="Segoe UI"/>
+                <w:b w:val="0"/>
+                <w:color w:val="0A192F"/>
+                <w:sz w:val="24"/>
+                <w:szCs w:val="20"/>
+                <w:lang w:val="fr-FR"/>
+              </w:rPr>
+              <w:t xml:space="preserve">Protocole de revue de sécurité (</w:t>
+            </w:r>
+            <w:r>
+              <w:rPr>
                 <w:rStyle w:val="VerbatimChar"/>
                 <w:rFonts w:ascii="Segoe UI" w:hAnsi="Segoe UI" w:cs="Segoe UI" w:eastAsia="Segoe UI"/>
                 <w:b w:val="0"/>
                 <w:color w:val="0A192F"/>
                 <w:sz w:val="24"/>
-                <w:szCs w:val="19"/>
-                <w:lang w:val="fr-FR"/>
-              </w:rPr>
-              <w:t>v2.zip</w:t>
-            </w:r>
-            <w:r>
-              <w:rPr>
-                <w:rFonts w:ascii="Segoe UI" w:hAnsi="Segoe UI" w:cs="Segoe UI" w:eastAsia="Segoe UI"/>
-                <w:b w:val="0"/>
-                <w:color w:val="0A192F"/>
-                <w:sz w:val="24"/>
-                <w:szCs w:val="20"/>
-                <w:lang w:val="fr-FR"/>
-              </w:rPr>
-              <w:t xml:space="preserve">, </w:t>
-            </w:r>
-            <w:r>
-              <w:rPr>
-                <w:rStyle w:val="VerbatimChar"/>
-                <w:rFonts w:ascii="Segoe UI" w:hAnsi="Segoe UI" w:cs="Segoe UI" w:eastAsia="Segoe UI"/>
-                <w:b w:val="0"/>
-                <w:color w:val="0A192F"/>
-                <w:sz w:val="24"/>
-                <w:szCs w:val="19"/>
-                <w:lang w:val="fr-FR"/>
-              </w:rPr>
-              <w:t>redteam-preprod-audit.zip</w:t>
-            </w:r>
-            <w:r>
-              <w:rPr>
-                <w:rFonts w:ascii="Segoe UI" w:hAnsi="Segoe UI" w:cs="Segoe UI" w:eastAsia="Segoe UI"/>
-                <w:b w:val="0"/>
-                <w:color w:val="0A192F"/>
-                <w:sz w:val="24"/>
-                <w:szCs w:val="20"/>
-                <w:lang w:val="fr-FR"/>
-              </w:rPr>
-              <w:t xml:space="preserve">, </w:t>
-            </w:r>
-            <w:r>
-              <w:rPr>
-                <w:rStyle w:val="VerbatimChar"/>
-                <w:rFonts w:ascii="Segoe UI" w:hAnsi="Segoe UI" w:cs="Segoe UI" w:eastAsia="Segoe UI"/>
-                <w:b w:val="0"/>
-                <w:color w:val="0A192F"/>
-                <w:sz w:val="24"/>
-                <w:szCs w:val="19"/>
-                <w:lang w:val="fr-FR"/>
-              </w:rPr>
-              <w:t>v2.1.zip</w:t>
+                <w:szCs w:val="20"/>
+                <w:lang w:val="fr-FR"/>
+              </w:rPr>
+              <w:t xml:space="preserve">.cursor/skills/revue-securite-preprod/</w:t>
+            </w:r>
+            <w:r>
+              <w:rPr>
+                <w:rFonts w:ascii="Segoe UI" w:hAnsi="Segoe UI" w:cs="Segoe UI" w:eastAsia="Segoe UI"/>
+                <w:b w:val="0"/>
+                <w:color w:val="0A192F"/>
+                <w:sz w:val="24"/>
+                <w:szCs w:val="20"/>
+                <w:lang w:val="fr-FR"/>
+              </w:rPr>
+              <w:t xml:space="preserve">)</w:t>
             </w:r>
           </w:p>
         </w:tc>
@@ -22116,160 +21058,7 @@
                 <w:szCs w:val="20"/>
                 <w:lang w:val="fr-FR"/>
               </w:rPr>
-              <w:t xml:space="preserve">Archives du protocole. La copie à utiliser est le skill versionné</w:t>
-            </w:r>
-          </w:p>
-        </w:tc>
-      </w:tr>
-      <w:tr>
-        <w:tc>
-          <w:tcPr>
-            <w:tcW w:w="3751" w:type="dxa"/>
-            <w:hideMark/>
-            <w:shd w:val="clear" w:color="auto" w:fill="FFFFFF"/>
-            <w:tcMar>
-              <w:top w:w="80" w:type="dxa"/>
-              <w:left w:w="120" w:type="dxa"/>
-              <w:bottom w:w="80" w:type="dxa"/>
-              <w:right w:w="120" w:type="dxa"/>
-            </w:tcMar>
-          </w:tcPr>
-          <w:p>
-            <w:pPr>
-              <w:pStyle w:val="Compact"/>
-              <w:spacing w:before="20" w:beforeAutospacing="1" w:after="20" w:afterAutospacing="1" w:line="276" w:lineRule="auto"/>
-              <w:ind w:left="0" w:right="0"/>
-            </w:pPr>
-            <w:r>
-              <w:rPr>
-                <w:rStyle w:val="VerbatimChar"/>
-                <w:rFonts w:ascii="Segoe UI" w:hAnsi="Segoe UI" w:cs="Segoe UI" w:eastAsia="Segoe UI"/>
-                <w:b w:val="0"/>
-                <w:color w:val="0A192F"/>
-                <w:sz w:val="24"/>
-                <w:szCs w:val="19"/>
-                <w:lang w:val="fr-FR"/>
-              </w:rPr>
-              <w:t>*.bundle</w:t>
-            </w:r>
-            <w:r>
-              <w:rPr>
-                <w:rFonts w:ascii="Segoe UI" w:hAnsi="Segoe UI" w:cs="Segoe UI" w:eastAsia="Segoe UI"/>
-                <w:b w:val="0"/>
-                <w:color w:val="0A192F"/>
-                <w:sz w:val="24"/>
-                <w:szCs w:val="20"/>
-                <w:lang w:val="fr-FR"/>
-              </w:rPr>
-              <w:t xml:space="preserve">, </w:t>
-            </w:r>
-            <w:r>
-              <w:rPr>
-                <w:rStyle w:val="VerbatimChar"/>
-                <w:rFonts w:ascii="Segoe UI" w:hAnsi="Segoe UI" w:cs="Segoe UI" w:eastAsia="Segoe UI"/>
-                <w:b w:val="0"/>
-                <w:color w:val="0A192F"/>
-                <w:sz w:val="24"/>
-                <w:szCs w:val="19"/>
-                <w:lang w:val="fr-FR"/>
-              </w:rPr>
-              <w:t>lab_horizon_501.txt</w:t>
-            </w:r>
-          </w:p>
-        </w:tc>
-        <w:tc>
-          <w:tcPr>
-            <w:tcW w:w="4168" w:type="dxa"/>
-            <w:hideMark/>
-            <w:shd w:val="clear" w:color="auto" w:fill="FFFFFF"/>
-            <w:tcMar>
-              <w:top w:w="80" w:type="dxa"/>
-              <w:left w:w="120" w:type="dxa"/>
-              <w:bottom w:w="80" w:type="dxa"/>
-              <w:right w:w="120" w:type="dxa"/>
-            </w:tcMar>
-          </w:tcPr>
-          <w:p>
-            <w:pPr>
-              <w:pStyle w:val="Compact"/>
-              <w:spacing w:before="20" w:beforeAutospacing="1" w:after="20" w:afterAutospacing="1" w:line="276" w:lineRule="auto"/>
-              <w:ind w:left="0" w:right="0"/>
-            </w:pPr>
-            <w:r>
-              <w:rPr>
-                <w:rFonts w:ascii="Segoe UI" w:hAnsi="Segoe UI" w:cs="Segoe UI" w:eastAsia="Segoe UI"/>
-                <w:b w:val="0"/>
-                <w:color w:val="0A192F"/>
-                <w:sz w:val="24"/>
-                <w:szCs w:val="20"/>
-                <w:lang w:val="fr-FR"/>
-              </w:rPr>
-              <w:t>Archives ou exports ponctuels</w:t>
-            </w:r>
-          </w:p>
-        </w:tc>
-      </w:tr>
-      <w:tr>
-        <w:tc>
-          <w:tcPr>
-            <w:tcW w:w="3751" w:type="dxa"/>
-            <w:hideMark/>
-            <w:shd w:val="clear" w:color="auto" w:fill="F3ECDA"/>
-            <w:tcMar>
-              <w:top w:w="80" w:type="dxa"/>
-              <w:left w:w="120" w:type="dxa"/>
-              <w:bottom w:w="80" w:type="dxa"/>
-              <w:right w:w="120" w:type="dxa"/>
-            </w:tcMar>
-          </w:tcPr>
-          <w:p>
-            <w:pPr>
-              <w:pStyle w:val="Compact"/>
-              <w:spacing w:before="20" w:beforeAutospacing="1" w:after="20" w:afterAutospacing="1" w:line="276" w:lineRule="auto"/>
-              <w:ind w:left="0" w:right="0"/>
-            </w:pPr>
-            <w:r>
-              <w:rPr>
-                <w:rStyle w:val="VerbatimChar"/>
-                <w:rFonts w:ascii="Segoe UI" w:hAnsi="Segoe UI" w:cs="Segoe UI" w:eastAsia="Segoe UI"/>
-                <w:b w:val="0"/>
-                <w:color w:val="0A192F"/>
-                <w:sz w:val="24"/>
-                <w:szCs w:val="19"/>
-                <w:lang w:val="fr-FR"/>
-              </w:rPr>
-              <w:t>LEANDRE PPP_3.srt</w:t>
-            </w:r>
-          </w:p>
-        </w:tc>
-        <w:tc>
-          <w:tcPr>
-            <w:tcW w:w="4168" w:type="dxa"/>
-            <w:hideMark/>
-            <w:shd w:val="clear" w:color="auto" w:fill="F3ECDA"/>
-            <w:tcMar>
-              <w:top w:w="80" w:type="dxa"/>
-              <w:left w:w="120" w:type="dxa"/>
-              <w:bottom w:w="80" w:type="dxa"/>
-              <w:right w:w="120" w:type="dxa"/>
-            </w:tcMar>
-          </w:tcPr>
-          <w:p>
-            <w:pPr>
-              <w:pStyle w:val="Compact"/>
-              <w:spacing w:before="20" w:beforeAutospacing="1" w:after="20" w:afterAutospacing="1" w:line="276" w:lineRule="auto"/>
-              <w:ind w:left="0" w:right="0"/>
-            </w:pPr>
-            <w:r>
-              <w:rPr>
-                <w:rFonts w:ascii="Segoe UI" w:hAnsi="Segoe UI" w:cs="Segoe UI" w:eastAsia="Segoe UI"/>
-                <w:b w:val="0"/>
-                <w:color w:val="0A192F"/>
-                <w:sz w:val="24"/>
-                <w:szCs w:val="20"/>
-                <w:lang w:val="fr-FR"/>
-              </w:rPr>
-              <w:t>Fichier personnel, hors produit</w:t>
+              <w:t xml:space="preserve">Installé localement, non versionné. Son corpus de test ne voyage pas avec le code</w:t>
             </w:r>
           </w:p>
         </w:tc>
@@ -25404,16 +24193,16 @@
           <w:color w:val="0A192F"/>
           <w:sz w:val="26"/>
         </w:rPr>
-        <w:t>revue-securite-preprod</w:t>
-      </w:r>
-      <w:r>
-        <w:rPr>
-          <w:rFonts w:ascii="Segoe UI" w:hAnsi="Segoe UI" w:cs="Segoe UI" w:eastAsia="Segoe UI"/>
-          <w:b w:val="0"/>
-          <w:color w:val="0A192F"/>
-          <w:sz w:val="26"/>
-        </w:rPr>
-        <w:t xml:space="preserve"> 2.1.0 est dans </w:t>
+        <w:t xml:space="preserve">revue-securite-preprod</w:t>
+      </w:r>
+      <w:r>
+        <w:rPr>
+          <w:rFonts w:ascii="Segoe UI" w:hAnsi="Segoe UI" w:cs="Segoe UI" w:eastAsia="Segoe UI"/>
+          <w:b w:val="0"/>
+          <w:color w:val="0A192F"/>
+          <w:sz w:val="26"/>
+        </w:rPr>
+        <w:t xml:space="preserve"> 2.1.0 est installé localement dans </w:t>
       </w:r>
       <w:r>
         <w:rPr>
@@ -25423,73 +24212,16 @@
           <w:color w:val="0A192F"/>
           <w:sz w:val="26"/>
         </w:rPr>
-        <w:t>.cursor/skills/revue-securite-preprod/</w:t>
-      </w:r>
-      <w:r>
-        <w:rPr>
-          <w:rFonts w:ascii="Segoe UI" w:hAnsi="Segoe UI" w:cs="Segoe UI" w:eastAsia="Segoe UI"/>
-          <w:b w:val="0"/>
-          <w:color w:val="0A192F"/>
-          <w:sz w:val="26"/>
-        </w:rPr>
-        <w:t xml:space="preserve">. C’est la copie de </w:t>
-      </w:r>
-      <w:r>
-        <w:rPr>
-          <w:rStyle w:val="VerbatimChar"/>
-          <w:rFonts w:ascii="Segoe UI" w:hAnsi="Segoe UI" w:cs="Segoe UI" w:eastAsia="Segoe UI"/>
-          <w:b w:val="0"/>
-          <w:color w:val="0A192F"/>
-          <w:sz w:val="26"/>
-        </w:rPr>
-        <w:t>v2.1.zip</w:t>
-      </w:r>
-      <w:r>
-        <w:rPr>
-          <w:rFonts w:ascii="Segoe UI" w:hAnsi="Segoe UI" w:cs="Segoe UI" w:eastAsia="Segoe UI"/>
-          <w:b w:val="0"/>
-          <w:color w:val="0A192F"/>
-          <w:sz w:val="26"/>
-        </w:rPr>
-        <w:t xml:space="preserve">, sans modification du texte. Les dossiers </w:t>
-      </w:r>
-      <w:r>
-        <w:rPr>
-          <w:rStyle w:val="VerbatimChar"/>
-          <w:rFonts w:ascii="Segoe UI" w:hAnsi="Segoe UI" w:cs="Segoe UI" w:eastAsia="Segoe UI"/>
-          <w:b w:val="0"/>
-          <w:color w:val="0A192F"/>
-          <w:sz w:val="26"/>
-        </w:rPr>
-        <w:t>v2/</w:t>
-      </w:r>
-      <w:r>
-        <w:rPr>
-          <w:rFonts w:ascii="Segoe UI" w:hAnsi="Segoe UI" w:cs="Segoe UI" w:eastAsia="Segoe UI"/>
-          <w:b w:val="0"/>
-          <w:color w:val="0A192F"/>
-          <w:sz w:val="26"/>
-        </w:rPr>
-        <w:t xml:space="preserve"> et </w:t>
-      </w:r>
-      <w:r>
-        <w:rPr>
-          <w:rStyle w:val="VerbatimChar"/>
-          <w:rFonts w:ascii="Segoe UI" w:hAnsi="Segoe UI" w:cs="Segoe UI" w:eastAsia="Segoe UI"/>
-          <w:b w:val="0"/>
-          <w:color w:val="0A192F"/>
-          <w:sz w:val="26"/>
-        </w:rPr>
-        <w:t>redteam-preprod-audit/</w:t>
-      </w:r>
-      <w:r>
-        <w:rPr>
-          <w:rFonts w:ascii="Segoe UI" w:hAnsi="Segoe UI" w:cs="Segoe UI" w:eastAsia="Segoe UI"/>
-          <w:b w:val="0"/>
-          <w:color w:val="0A192F"/>
-          <w:sz w:val="26"/>
-        </w:rPr>
-        <w:t xml:space="preserve"> restent des archives.</w:t>
+        <w:t xml:space="preserve">.cursor/skills/revue-securite-preprod/</w:t>
+      </w:r>
+      <w:r>
+        <w:rPr>
+          <w:rFonts w:ascii="Segoe UI" w:hAnsi="Segoe UI" w:cs="Segoe UI" w:eastAsia="Segoe UI"/>
+          <w:b w:val="0"/>
+          <w:color w:val="0A192F"/>
+          <w:sz w:val="26"/>
+        </w:rPr>
+        <w:t xml:space="preserve">. Il n’est pas versionné : son corpus de test et ses archives restent hors dépôt. Le texte du protocole n’a pas été modifié.</w:t>
       </w:r>
     </w:p>
     <w:p>
